--- a/docs/word/3 - Building the Flows.docx
+++ b/docs/word/3 - Building the Flows.docx
@@ -14175,6 +14175,868 @@
       <w:pPr>
         <w:spacing w:after="200"/>
       </w:pPr>
+    </w:p>
+    <w:p>
+      <w:pPr>
+        <w:pBdr>
+          <w:bottom w:val="single" w:color="C9C2B4" w:sz="6" w:space="1"/>
+        </w:pBdr>
+        <w:spacing w:after="200" w:before="200"/>
+      </w:pPr>
+    </w:p>
+    <w:p>
+      <w:pPr>
+        <w:pStyle w:val="Heading1"/>
+        <w:spacing w:after="140" w:before="320"/>
+      </w:pPr>
+      <w:r>
+        <w:rPr>
+          <w:rFonts w:ascii="Arial" w:cs="Arial" w:eastAsia="Arial" w:hAnsi="Arial"/>
+          <w:b/>
+          <w:bCs/>
+          <w:color w:val="2A4258"/>
+          <w:sz w:val="30"/>
+          <w:szCs w:val="30"/>
+        </w:rPr>
+        <w:t xml:space="preserve">When a flow answers 502</w:t>
+      </w:r>
+    </w:p>
+    <w:p>
+      <w:pPr>
+        <w:spacing w:after="160" w:line="276"/>
+      </w:pPr>
+      <w:r>
+        <w:rPr>
+          <w:rFonts w:ascii="Arial" w:cs="Arial" w:eastAsia="Arial" w:hAnsi="Arial"/>
+          <w:color w:val="1C2B3A"/>
+          <w:sz w:val="20"/>
+          <w:szCs w:val="20"/>
+        </w:rPr>
+        <w:t xml:space="preserve">A 502 (or 504) from a flow is not about the request. The trigger accepted it and the flow started — it just never reached its </w:t>
+      </w:r>
+      <w:r>
+        <w:rPr>
+          <w:rFonts w:ascii="Arial" w:cs="Arial" w:eastAsia="Arial" w:hAnsi="Arial"/>
+          <w:b/>
+          <w:bCs/>
+          <w:color w:val="1C2B3A"/>
+          <w:sz w:val="20"/>
+          <w:szCs w:val="20"/>
+        </w:rPr>
+        <w:t xml:space="preserve">Response</w:t>
+      </w:r>
+      <w:r>
+        <w:rPr>
+          <w:rFonts w:ascii="Arial" w:cs="Arial" w:eastAsia="Arial" w:hAnsi="Arial"/>
+          <w:color w:val="1C2B3A"/>
+          <w:sz w:val="20"/>
+          <w:szCs w:val="20"/>
+        </w:rPr>
+        <w:t xml:space="preserve"> action, because it failed on the way there or took longer than the ~120 second limit.</w:t>
+      </w:r>
+    </w:p>
+    <w:p>
+      <w:pPr>
+        <w:spacing w:after="160" w:line="276"/>
+      </w:pPr>
+      <w:r>
+        <w:rPr>
+          <w:rFonts w:ascii="Arial" w:cs="Arial" w:eastAsia="Arial" w:hAnsi="Arial"/>
+          <w:color w:val="1C2B3A"/>
+          <w:sz w:val="20"/>
+          <w:szCs w:val="20"/>
+        </w:rPr>
+        <w:t xml:space="preserve">The gateway’s own words ("did not receive a response from an upstream server") name nothing useful. </w:t>
+      </w:r>
+      <w:r>
+        <w:rPr>
+          <w:rFonts w:ascii="Arial" w:cs="Arial" w:eastAsia="Arial" w:hAnsi="Arial"/>
+          <w:b/>
+          <w:bCs/>
+          <w:color w:val="1C2B3A"/>
+          <w:sz w:val="20"/>
+          <w:szCs w:val="20"/>
+        </w:rPr>
+        <w:t xml:space="preserve">Power Automate → the flow → Run history → the run from that moment</w:t>
+      </w:r>
+      <w:r>
+        <w:rPr>
+          <w:rFonts w:ascii="Arial" w:cs="Arial" w:eastAsia="Arial" w:hAnsi="Arial"/>
+          <w:color w:val="1C2B3A"/>
+          <w:sz w:val="20"/>
+          <w:szCs w:val="20"/>
+        </w:rPr>
+        <w:t xml:space="preserve"> does: the red action is the cause.</w:t>
+      </w:r>
+    </w:p>
+    <w:p>
+      <w:pPr>
+        <w:pStyle w:val="Heading2"/>
+        <w:spacing w:after="140" w:before="320"/>
+      </w:pPr>
+      <w:r>
+        <w:rPr>
+          <w:rFonts w:ascii="Arial" w:cs="Arial" w:eastAsia="Arial" w:hAnsi="Arial"/>
+          <w:b/>
+          <w:bCs/>
+          <w:color w:val="2A4258"/>
+          <w:sz w:val="24"/>
+          <w:szCs w:val="24"/>
+        </w:rPr>
+        <w:t xml:space="preserve">The filter that breaks on an empty value</w:t>
+      </w:r>
+    </w:p>
+    <w:p>
+      <w:pPr>
+        <w:spacing w:after="160" w:line="276"/>
+      </w:pPr>
+      <w:r>
+        <w:rPr>
+          <w:rFonts w:ascii="Arial" w:cs="Arial" w:eastAsia="Arial" w:hAnsi="Arial"/>
+          <w:color w:val="1C2B3A"/>
+          <w:sz w:val="20"/>
+          <w:szCs w:val="20"/>
+        </w:rPr>
+        <w:t xml:space="preserve">The one that bites the variation log read. Its </w:t>
+      </w:r>
+      <w:r>
+        <w:rPr>
+          <w:rFonts w:ascii="Arial" w:cs="Arial" w:eastAsia="Arial" w:hAnsi="Arial"/>
+          <w:b/>
+          <w:bCs/>
+          <w:color w:val="1C2B3A"/>
+          <w:sz w:val="20"/>
+          <w:szCs w:val="20"/>
+        </w:rPr>
+        <w:t xml:space="preserve">Get items</w:t>
+      </w:r>
+      <w:r>
+        <w:rPr>
+          <w:rFonts w:ascii="Arial" w:cs="Arial" w:eastAsia="Arial" w:hAnsi="Arial"/>
+          <w:color w:val="1C2B3A"/>
+          <w:sz w:val="20"/>
+          <w:szCs w:val="20"/>
+        </w:rPr>
+        <w:t xml:space="preserve"> filter is built by pasting values into a string:</w:t>
+      </w:r>
+    </w:p>
+    <w:p>
+      <w:pPr>
+        <w:pBdr>
+          <w:left w:val="single" w:color="4C5C6D" w:sz="12" w:space="8"/>
+        </w:pBdr>
+        <w:shd w:fill="F2F0EA" w:val="clear"/>
+        <w:spacing w:after="160" w:before="120"/>
+        <w:ind w:left="220" w:right="220"/>
+      </w:pPr>
+      <w:r>
+        <w:rPr>
+          <w:rFonts w:ascii="Consolas" w:cs="Consolas" w:eastAsia="Consolas" w:hAnsi="Consolas"/>
+          <w:color w:val="1C2B3A"/>
+          <w:sz w:val="17"/>
+          <w:szCs w:val="17"/>
+        </w:rPr>
+        <w:t xml:space="preserve">State eq '@{...state}' and ProjectId eq @{...projectId}</w:t>
+      </w:r>
+    </w:p>
+    <w:p>
+      <w:pPr>
+        <w:spacing w:after="160" w:line="276"/>
+      </w:pPr>
+      <w:r>
+        <w:rPr>
+          <w:rFonts w:ascii="Arial" w:cs="Arial" w:eastAsia="Arial" w:hAnsi="Arial"/>
+          <w:color w:val="1C2B3A"/>
+          <w:sz w:val="20"/>
+          <w:szCs w:val="20"/>
+        </w:rPr>
+        <w:t xml:space="preserve">Give it an empty project and it produces </w:t>
+      </w:r>
+      <w:r>
+        <w:rPr>
+          <w:rFonts w:ascii="Consolas" w:cs="Consolas" w:eastAsia="Consolas" w:hAnsi="Consolas"/>
+          <w:color w:val="2A4258"/>
+          <w:sz w:val="18"/>
+          <w:szCs w:val="18"/>
+          <w:shd w:fill="F2F0EA" w:val="clear"/>
+        </w:rPr>
+        <w:t xml:space="preserve">ProjectId eq </w:t>
+      </w:r>
+      <w:r>
+        <w:rPr>
+          <w:rFonts w:ascii="Arial" w:cs="Arial" w:eastAsia="Arial" w:hAnsi="Arial"/>
+          <w:color w:val="1C2B3A"/>
+          <w:sz w:val="20"/>
+          <w:szCs w:val="20"/>
+        </w:rPr>
+        <w:t xml:space="preserve"> — an </w:t>
+      </w:r>
+      <w:r>
+        <w:rPr>
+          <w:rFonts w:ascii="Consolas" w:cs="Consolas" w:eastAsia="Consolas" w:hAnsi="Consolas"/>
+          <w:color w:val="2A4258"/>
+          <w:sz w:val="18"/>
+          <w:szCs w:val="18"/>
+          <w:shd w:fill="F2F0EA" w:val="clear"/>
+        </w:rPr>
+        <w:t xml:space="preserve">eq</w:t>
+      </w:r>
+      <w:r>
+        <w:rPr>
+          <w:rFonts w:ascii="Arial" w:cs="Arial" w:eastAsia="Arial" w:hAnsi="Arial"/>
+          <w:color w:val="1C2B3A"/>
+          <w:sz w:val="20"/>
+          <w:szCs w:val="20"/>
+        </w:rPr>
+        <w:t xml:space="preserve"> with nothing after it, which is not valid OData. SharePoint answers 400, the flow fails, and the caller sees 502.</w:t>
+      </w:r>
+    </w:p>
+    <w:p>
+      <w:pPr>
+        <w:spacing w:after="160" w:line="276"/>
+      </w:pPr>
+      <w:r>
+        <w:rPr>
+          <w:rFonts w:ascii="Arial" w:cs="Arial" w:eastAsia="Arial" w:hAnsi="Arial"/>
+          <w:color w:val="1C2B3A"/>
+          <w:sz w:val="20"/>
+          <w:szCs w:val="20"/>
+        </w:rPr>
+        <w:t xml:space="preserve">It matters because the app asks this flow </w:t>
+      </w:r>
+      <w:r>
+        <w:rPr>
+          <w:rFonts w:ascii="Arial" w:cs="Arial" w:eastAsia="Arial" w:hAnsi="Arial"/>
+          <w:i/>
+          <w:iCs/>
+          <w:color w:val="1C2B3A"/>
+          <w:sz w:val="20"/>
+          <w:szCs w:val="20"/>
+        </w:rPr>
+        <w:t xml:space="preserve">“are you there?”</w:t>
+      </w:r>
+      <w:r>
+        <w:rPr>
+          <w:rFonts w:ascii="Arial" w:cs="Arial" w:eastAsia="Arial" w:hAnsi="Arial"/>
+          <w:color w:val="1C2B3A"/>
+          <w:sz w:val="20"/>
+          <w:szCs w:val="20"/>
+        </w:rPr>
+        <w:t xml:space="preserve"> with no project in mind. Build the filter so it leaves out the clauses it has no value for. In the </w:t>
+      </w:r>
+      <w:r>
+        <w:rPr>
+          <w:rFonts w:ascii="Arial" w:cs="Arial" w:eastAsia="Arial" w:hAnsi="Arial"/>
+          <w:b/>
+          <w:bCs/>
+          <w:color w:val="1C2B3A"/>
+          <w:sz w:val="20"/>
+          <w:szCs w:val="20"/>
+        </w:rPr>
+        <w:t xml:space="preserve">$filter</w:t>
+      </w:r>
+      <w:r>
+        <w:rPr>
+          <w:rFonts w:ascii="Arial" w:cs="Arial" w:eastAsia="Arial" w:hAnsi="Arial"/>
+          <w:color w:val="1C2B3A"/>
+          <w:sz w:val="20"/>
+          <w:szCs w:val="20"/>
+        </w:rPr>
+        <w:t xml:space="preserve"> box, switch to the expression editor and paste:</w:t>
+      </w:r>
+    </w:p>
+    <w:p>
+      <w:pPr>
+        <w:pBdr>
+          <w:left w:val="single" w:color="4C5C6D" w:sz="12" w:space="8"/>
+        </w:pBdr>
+        <w:shd w:fill="F2F0EA" w:val="clear"/>
+        <w:spacing w:after="0" w:before="120"/>
+        <w:ind w:left="220" w:right="220"/>
+      </w:pPr>
+      <w:r>
+        <w:rPr>
+          <w:rFonts w:ascii="Consolas" w:cs="Consolas" w:eastAsia="Consolas" w:hAnsi="Consolas"/>
+          <w:color w:val="1C2B3A"/>
+          <w:sz w:val="17"/>
+          <w:szCs w:val="17"/>
+        </w:rPr>
+        <w:t xml:space="preserve">if(</w:t>
+      </w:r>
+    </w:p>
+    <w:p>
+      <w:pPr>
+        <w:pBdr>
+          <w:left w:val="single" w:color="4C5C6D" w:sz="12" w:space="8"/>
+        </w:pBdr>
+        <w:shd w:fill="F2F0EA" w:val="clear"/>
+        <w:spacing w:after="0" w:before="0"/>
+        <w:ind w:left="220" w:right="220"/>
+      </w:pPr>
+      <w:r>
+        <w:rPr>
+          <w:rFonts w:ascii="Consolas" w:cs="Consolas" w:eastAsia="Consolas" w:hAnsi="Consolas"/>
+          <w:color w:val="1C2B3A"/>
+          <w:sz w:val="17"/>
+          <w:szCs w:val="17"/>
+        </w:rPr>
+        <w:t xml:space="preserve">  and(empty(outputs('Payload')?['state']), empty(outputs('Payload')?['projectId'])),</w:t>
+      </w:r>
+    </w:p>
+    <w:p>
+      <w:pPr>
+        <w:pBdr>
+          <w:left w:val="single" w:color="4C5C6D" w:sz="12" w:space="8"/>
+        </w:pBdr>
+        <w:shd w:fill="F2F0EA" w:val="clear"/>
+        <w:spacing w:after="0" w:before="0"/>
+        <w:ind w:left="220" w:right="220"/>
+      </w:pPr>
+      <w:r>
+        <w:rPr>
+          <w:rFonts w:ascii="Consolas" w:cs="Consolas" w:eastAsia="Consolas" w:hAnsi="Consolas"/>
+          <w:color w:val="1C2B3A"/>
+          <w:sz w:val="17"/>
+          <w:szCs w:val="17"/>
+        </w:rPr>
+        <w:t xml:space="preserve">  '',</w:t>
+      </w:r>
+    </w:p>
+    <w:p>
+      <w:pPr>
+        <w:pBdr>
+          <w:left w:val="single" w:color="4C5C6D" w:sz="12" w:space="8"/>
+        </w:pBdr>
+        <w:shd w:fill="F2F0EA" w:val="clear"/>
+        <w:spacing w:after="0" w:before="0"/>
+        <w:ind w:left="220" w:right="220"/>
+      </w:pPr>
+      <w:r>
+        <w:rPr>
+          <w:rFonts w:ascii="Consolas" w:cs="Consolas" w:eastAsia="Consolas" w:hAnsi="Consolas"/>
+          <w:color w:val="1C2B3A"/>
+          <w:sz w:val="17"/>
+          <w:szCs w:val="17"/>
+        </w:rPr>
+        <w:t xml:space="preserve">  if(</w:t>
+      </w:r>
+    </w:p>
+    <w:p>
+      <w:pPr>
+        <w:pBdr>
+          <w:left w:val="single" w:color="4C5C6D" w:sz="12" w:space="8"/>
+        </w:pBdr>
+        <w:shd w:fill="F2F0EA" w:val="clear"/>
+        <w:spacing w:after="0" w:before="0"/>
+        <w:ind w:left="220" w:right="220"/>
+      </w:pPr>
+      <w:r>
+        <w:rPr>
+          <w:rFonts w:ascii="Consolas" w:cs="Consolas" w:eastAsia="Consolas" w:hAnsi="Consolas"/>
+          <w:color w:val="1C2B3A"/>
+          <w:sz w:val="17"/>
+          <w:szCs w:val="17"/>
+        </w:rPr>
+        <w:t xml:space="preserve">    empty(outputs('Payload')?['projectId']),</w:t>
+      </w:r>
+    </w:p>
+    <w:p>
+      <w:pPr>
+        <w:pBdr>
+          <w:left w:val="single" w:color="4C5C6D" w:sz="12" w:space="8"/>
+        </w:pBdr>
+        <w:shd w:fill="F2F0EA" w:val="clear"/>
+        <w:spacing w:after="0" w:before="0"/>
+        <w:ind w:left="220" w:right="220"/>
+      </w:pPr>
+      <w:r>
+        <w:rPr>
+          <w:rFonts w:ascii="Consolas" w:cs="Consolas" w:eastAsia="Consolas" w:hAnsi="Consolas"/>
+          <w:color w:val="1C2B3A"/>
+          <w:sz w:val="17"/>
+          <w:szCs w:val="17"/>
+        </w:rPr>
+        <w:t xml:space="preserve">    concat('State eq ''', outputs('Payload')?['state'], ''''),</w:t>
+      </w:r>
+    </w:p>
+    <w:p>
+      <w:pPr>
+        <w:pBdr>
+          <w:left w:val="single" w:color="4C5C6D" w:sz="12" w:space="8"/>
+        </w:pBdr>
+        <w:shd w:fill="F2F0EA" w:val="clear"/>
+        <w:spacing w:after="0" w:before="0"/>
+        <w:ind w:left="220" w:right="220"/>
+      </w:pPr>
+      <w:r>
+        <w:rPr>
+          <w:rFonts w:ascii="Consolas" w:cs="Consolas" w:eastAsia="Consolas" w:hAnsi="Consolas"/>
+          <w:color w:val="1C2B3A"/>
+          <w:sz w:val="17"/>
+          <w:szCs w:val="17"/>
+        </w:rPr>
+        <w:t xml:space="preserve">    if(</w:t>
+      </w:r>
+    </w:p>
+    <w:p>
+      <w:pPr>
+        <w:pBdr>
+          <w:left w:val="single" w:color="4C5C6D" w:sz="12" w:space="8"/>
+        </w:pBdr>
+        <w:shd w:fill="F2F0EA" w:val="clear"/>
+        <w:spacing w:after="0" w:before="0"/>
+        <w:ind w:left="220" w:right="220"/>
+      </w:pPr>
+      <w:r>
+        <w:rPr>
+          <w:rFonts w:ascii="Consolas" w:cs="Consolas" w:eastAsia="Consolas" w:hAnsi="Consolas"/>
+          <w:color w:val="1C2B3A"/>
+          <w:sz w:val="17"/>
+          <w:szCs w:val="17"/>
+        </w:rPr>
+        <w:t xml:space="preserve">      empty(outputs('Payload')?['state']),</w:t>
+      </w:r>
+    </w:p>
+    <w:p>
+      <w:pPr>
+        <w:pBdr>
+          <w:left w:val="single" w:color="4C5C6D" w:sz="12" w:space="8"/>
+        </w:pBdr>
+        <w:shd w:fill="F2F0EA" w:val="clear"/>
+        <w:spacing w:after="0" w:before="0"/>
+        <w:ind w:left="220" w:right="220"/>
+      </w:pPr>
+      <w:r>
+        <w:rPr>
+          <w:rFonts w:ascii="Consolas" w:cs="Consolas" w:eastAsia="Consolas" w:hAnsi="Consolas"/>
+          <w:color w:val="1C2B3A"/>
+          <w:sz w:val="17"/>
+          <w:szCs w:val="17"/>
+        </w:rPr>
+        <w:t xml:space="preserve">      concat('ProjectId eq ', outputs('Payload')?['projectId']),</w:t>
+      </w:r>
+    </w:p>
+    <w:p>
+      <w:pPr>
+        <w:pBdr>
+          <w:left w:val="single" w:color="4C5C6D" w:sz="12" w:space="8"/>
+        </w:pBdr>
+        <w:shd w:fill="F2F0EA" w:val="clear"/>
+        <w:spacing w:after="0" w:before="0"/>
+        <w:ind w:left="220" w:right="220"/>
+      </w:pPr>
+      <w:r>
+        <w:rPr>
+          <w:rFonts w:ascii="Consolas" w:cs="Consolas" w:eastAsia="Consolas" w:hAnsi="Consolas"/>
+          <w:color w:val="1C2B3A"/>
+          <w:sz w:val="17"/>
+          <w:szCs w:val="17"/>
+        </w:rPr>
+        <w:t xml:space="preserve">      concat('State eq ''', outputs('Payload')?['state'], ''' and ProjectId eq ', outputs('Payload')?['projectId'])</w:t>
+      </w:r>
+    </w:p>
+    <w:p>
+      <w:pPr>
+        <w:pBdr>
+          <w:left w:val="single" w:color="4C5C6D" w:sz="12" w:space="8"/>
+        </w:pBdr>
+        <w:shd w:fill="F2F0EA" w:val="clear"/>
+        <w:spacing w:after="0" w:before="0"/>
+        <w:ind w:left="220" w:right="220"/>
+      </w:pPr>
+      <w:r>
+        <w:rPr>
+          <w:rFonts w:ascii="Consolas" w:cs="Consolas" w:eastAsia="Consolas" w:hAnsi="Consolas"/>
+          <w:color w:val="1C2B3A"/>
+          <w:sz w:val="17"/>
+          <w:szCs w:val="17"/>
+        </w:rPr>
+        <w:t xml:space="preserve">    )</w:t>
+      </w:r>
+    </w:p>
+    <w:p>
+      <w:pPr>
+        <w:pBdr>
+          <w:left w:val="single" w:color="4C5C6D" w:sz="12" w:space="8"/>
+        </w:pBdr>
+        <w:shd w:fill="F2F0EA" w:val="clear"/>
+        <w:spacing w:after="0" w:before="0"/>
+        <w:ind w:left="220" w:right="220"/>
+      </w:pPr>
+      <w:r>
+        <w:rPr>
+          <w:rFonts w:ascii="Consolas" w:cs="Consolas" w:eastAsia="Consolas" w:hAnsi="Consolas"/>
+          <w:color w:val="1C2B3A"/>
+          <w:sz w:val="17"/>
+          <w:szCs w:val="17"/>
+        </w:rPr>
+        <w:t xml:space="preserve">  )</w:t>
+      </w:r>
+    </w:p>
+    <w:p>
+      <w:pPr>
+        <w:pBdr>
+          <w:left w:val="single" w:color="4C5C6D" w:sz="12" w:space="8"/>
+        </w:pBdr>
+        <w:shd w:fill="F2F0EA" w:val="clear"/>
+        <w:spacing w:after="160" w:before="0"/>
+        <w:ind w:left="220" w:right="220"/>
+      </w:pPr>
+      <w:r>
+        <w:rPr>
+          <w:rFonts w:ascii="Consolas" w:cs="Consolas" w:eastAsia="Consolas" w:hAnsi="Consolas"/>
+          <w:color w:val="1C2B3A"/>
+          <w:sz w:val="17"/>
+          <w:szCs w:val="17"/>
+        </w:rPr>
+        <w:t xml:space="preserve">)</w:t>
+      </w:r>
+    </w:p>
+    <w:p>
+      <w:pPr>
+        <w:spacing w:after="160" w:line="276"/>
+      </w:pPr>
+      <w:r>
+        <w:rPr>
+          <w:rFonts w:ascii="Arial" w:cs="Arial" w:eastAsia="Arial" w:hAnsi="Arial"/>
+          <w:color w:val="1C2B3A"/>
+          <w:sz w:val="20"/>
+          <w:szCs w:val="20"/>
+        </w:rPr>
+        <w:t xml:space="preserve">Three things to check against your own flow before pasting:</w:t>
+      </w:r>
+    </w:p>
+    <w:p>
+      <w:pPr>
+        <w:pStyle w:val="ListParagraph"/>
+        <w:numPr>
+          <w:ilvl w:val="0"/>
+          <w:numId w:val="2"/>
+        </w:numPr>
+        <w:spacing w:after="80"/>
+      </w:pPr>
+      <w:r>
+        <w:rPr>
+          <w:rFonts w:ascii="Consolas" w:cs="Consolas" w:eastAsia="Consolas" w:hAnsi="Consolas"/>
+          <w:b/>
+          <w:bCs/>
+          <w:color w:val="2A4258"/>
+          <w:sz w:val="18"/>
+          <w:szCs w:val="18"/>
+          <w:shd w:fill="F2F0EA" w:val="clear"/>
+        </w:rPr>
+        <w:t xml:space="preserve">Payload</w:t>
+      </w:r>
+      <w:r>
+        <w:rPr>
+          <w:rFonts w:ascii="Arial" w:cs="Arial" w:eastAsia="Arial" w:hAnsi="Arial"/>
+          <w:color w:val="1C2B3A"/>
+          <w:sz w:val="20"/>
+          <w:szCs w:val="20"/>
+        </w:rPr>
+        <w:t xml:space="preserve"> is the name of the action that parses the incoming JSON. Use your own. If it is a </w:t>
+      </w:r>
+      <w:r>
+        <w:rPr>
+          <w:rFonts w:ascii="Arial" w:cs="Arial" w:eastAsia="Arial" w:hAnsi="Arial"/>
+          <w:b/>
+          <w:bCs/>
+          <w:color w:val="1C2B3A"/>
+          <w:sz w:val="20"/>
+          <w:szCs w:val="20"/>
+        </w:rPr>
+        <w:t xml:space="preserve">Compose</w:t>
+      </w:r>
+      <w:r>
+        <w:rPr>
+          <w:rFonts w:ascii="Arial" w:cs="Arial" w:eastAsia="Arial" w:hAnsi="Arial"/>
+          <w:color w:val="1C2B3A"/>
+          <w:sz w:val="20"/>
+          <w:szCs w:val="20"/>
+        </w:rPr>
+        <w:t xml:space="preserve">, </w:t>
+      </w:r>
+      <w:r>
+        <w:rPr>
+          <w:rFonts w:ascii="Consolas" w:cs="Consolas" w:eastAsia="Consolas" w:hAnsi="Consolas"/>
+          <w:color w:val="2A4258"/>
+          <w:sz w:val="18"/>
+          <w:szCs w:val="18"/>
+          <w:shd w:fill="F2F0EA" w:val="clear"/>
+        </w:rPr>
+        <w:t xml:space="preserve">outputs('Payload')</w:t>
+      </w:r>
+      <w:r>
+        <w:rPr>
+          <w:rFonts w:ascii="Arial" w:cs="Arial" w:eastAsia="Arial" w:hAnsi="Arial"/>
+          <w:color w:val="1C2B3A"/>
+          <w:sz w:val="20"/>
+          <w:szCs w:val="20"/>
+        </w:rPr>
+        <w:t xml:space="preserve"> is right; if it is a </w:t>
+      </w:r>
+      <w:r>
+        <w:rPr>
+          <w:rFonts w:ascii="Arial" w:cs="Arial" w:eastAsia="Arial" w:hAnsi="Arial"/>
+          <w:b/>
+          <w:bCs/>
+          <w:color w:val="1C2B3A"/>
+          <w:sz w:val="20"/>
+          <w:szCs w:val="20"/>
+        </w:rPr>
+        <w:t xml:space="preserve">Parse JSON</w:t>
+      </w:r>
+      <w:r>
+        <w:rPr>
+          <w:rFonts w:ascii="Arial" w:cs="Arial" w:eastAsia="Arial" w:hAnsi="Arial"/>
+          <w:color w:val="1C2B3A"/>
+          <w:sz w:val="20"/>
+          <w:szCs w:val="20"/>
+        </w:rPr>
+        <w:t xml:space="preserve">, use </w:t>
+      </w:r>
+      <w:r>
+        <w:rPr>
+          <w:rFonts w:ascii="Consolas" w:cs="Consolas" w:eastAsia="Consolas" w:hAnsi="Consolas"/>
+          <w:color w:val="2A4258"/>
+          <w:sz w:val="18"/>
+          <w:szCs w:val="18"/>
+          <w:shd w:fill="F2F0EA" w:val="clear"/>
+        </w:rPr>
+        <w:t xml:space="preserve">body('Payload')</w:t>
+      </w:r>
+      <w:r>
+        <w:rPr>
+          <w:rFonts w:ascii="Arial" w:cs="Arial" w:eastAsia="Arial" w:hAnsi="Arial"/>
+          <w:color w:val="1C2B3A"/>
+          <w:sz w:val="20"/>
+          <w:szCs w:val="20"/>
+        </w:rPr>
+        <w:t xml:space="preserve">.</w:t>
+      </w:r>
+    </w:p>
+    <w:p>
+      <w:pPr>
+        <w:pStyle w:val="ListParagraph"/>
+        <w:numPr>
+          <w:ilvl w:val="0"/>
+          <w:numId w:val="2"/>
+        </w:numPr>
+        <w:spacing w:after="80"/>
+      </w:pPr>
+      <w:r>
+        <w:rPr>
+          <w:rFonts w:ascii="Consolas" w:cs="Consolas" w:eastAsia="Consolas" w:hAnsi="Consolas"/>
+          <w:b/>
+          <w:bCs/>
+          <w:color w:val="2A4258"/>
+          <w:sz w:val="18"/>
+          <w:szCs w:val="18"/>
+          <w:shd w:fill="F2F0EA" w:val="clear"/>
+        </w:rPr>
+        <w:t xml:space="preserve">ProjectId</w:t>
+      </w:r>
+      <w:r>
+        <w:rPr>
+          <w:rFonts w:ascii="Arial" w:cs="Arial" w:eastAsia="Arial" w:hAnsi="Arial"/>
+          <w:b/>
+          <w:bCs/>
+          <w:color w:val="1C2B3A"/>
+          <w:sz w:val="20"/>
+          <w:szCs w:val="20"/>
+        </w:rPr>
+        <w:t xml:space="preserve"> is assumed to be a Number column</w:t>
+      </w:r>
+      <w:r>
+        <w:rPr>
+          <w:rFonts w:ascii="Arial" w:cs="Arial" w:eastAsia="Arial" w:hAnsi="Arial"/>
+          <w:color w:val="1C2B3A"/>
+          <w:sz w:val="20"/>
+          <w:szCs w:val="20"/>
+        </w:rPr>
+        <w:t xml:space="preserve">, so its value is not quoted. If yours is Text, wrap it the way </w:t>
+      </w:r>
+      <w:r>
+        <w:rPr>
+          <w:rFonts w:ascii="Consolas" w:cs="Consolas" w:eastAsia="Consolas" w:hAnsi="Consolas"/>
+          <w:color w:val="2A4258"/>
+          <w:sz w:val="18"/>
+          <w:szCs w:val="18"/>
+          <w:shd w:fill="F2F0EA" w:val="clear"/>
+        </w:rPr>
+        <w:t xml:space="preserve">State</w:t>
+      </w:r>
+      <w:r>
+        <w:rPr>
+          <w:rFonts w:ascii="Arial" w:cs="Arial" w:eastAsia="Arial" w:hAnsi="Arial"/>
+          <w:color w:val="1C2B3A"/>
+          <w:sz w:val="20"/>
+          <w:szCs w:val="20"/>
+        </w:rPr>
+        <w:t xml:space="preserve"> is.</w:t>
+      </w:r>
+    </w:p>
+    <w:p>
+      <w:pPr>
+        <w:pStyle w:val="ListParagraph"/>
+        <w:numPr>
+          <w:ilvl w:val="0"/>
+          <w:numId w:val="2"/>
+        </w:numPr>
+        <w:spacing w:after="80"/>
+      </w:pPr>
+      <w:r>
+        <w:rPr>
+          <w:rFonts w:ascii="Arial" w:cs="Arial" w:eastAsia="Arial" w:hAnsi="Arial"/>
+          <w:color w:val="1C2B3A"/>
+          <w:sz w:val="20"/>
+          <w:szCs w:val="20"/>
+        </w:rPr>
+        <w:t xml:space="preserve">The quadrupled quotes are not a typo. A single quote inside a Power Automate string literal is written by doubling it, so </w:t>
+      </w:r>
+      <w:r>
+        <w:rPr>
+          <w:rFonts w:ascii="Consolas" w:cs="Consolas" w:eastAsia="Consolas" w:hAnsi="Consolas"/>
+          <w:color w:val="2A4258"/>
+          <w:sz w:val="18"/>
+          <w:szCs w:val="18"/>
+          <w:shd w:fill="F2F0EA" w:val="clear"/>
+        </w:rPr>
+        <w:t xml:space="preserve">''''</w:t>
+      </w:r>
+      <w:r>
+        <w:rPr>
+          <w:rFonts w:ascii="Arial" w:cs="Arial" w:eastAsia="Arial" w:hAnsi="Arial"/>
+          <w:color w:val="1C2B3A"/>
+          <w:sz w:val="20"/>
+          <w:szCs w:val="20"/>
+        </w:rPr>
+        <w:t xml:space="preserve"> produces one </w:t>
+      </w:r>
+      <w:r>
+        <w:rPr>
+          <w:rFonts w:ascii="Consolas" w:cs="Consolas" w:eastAsia="Consolas" w:hAnsi="Consolas"/>
+          <w:color w:val="2A4258"/>
+          <w:sz w:val="18"/>
+          <w:szCs w:val="18"/>
+          <w:shd w:fill="F2F0EA" w:val="clear"/>
+        </w:rPr>
+        <w:t xml:space="preserve">'</w:t>
+      </w:r>
+      <w:r>
+        <w:rPr>
+          <w:rFonts w:ascii="Arial" w:cs="Arial" w:eastAsia="Arial" w:hAnsi="Arial"/>
+          <w:color w:val="1C2B3A"/>
+          <w:sz w:val="20"/>
+          <w:szCs w:val="20"/>
+        </w:rPr>
+        <w:t xml:space="preserve">.</w:t>
+      </w:r>
+    </w:p>
+    <w:p>
+      <w:pPr>
+        <w:spacing w:after="160" w:line="276"/>
+      </w:pPr>
+      <w:r>
+        <w:rPr>
+          <w:rFonts w:ascii="Arial" w:cs="Arial" w:eastAsia="Arial" w:hAnsi="Arial"/>
+          <w:color w:val="1C2B3A"/>
+          <w:sz w:val="20"/>
+          <w:szCs w:val="20"/>
+        </w:rPr>
+        <w:t xml:space="preserve">Set a </w:t>
+      </w:r>
+      <w:r>
+        <w:rPr>
+          <w:rFonts w:ascii="Arial" w:cs="Arial" w:eastAsia="Arial" w:hAnsi="Arial"/>
+          <w:b/>
+          <w:bCs/>
+          <w:color w:val="1C2B3A"/>
+          <w:sz w:val="20"/>
+          <w:szCs w:val="20"/>
+        </w:rPr>
+        <w:t xml:space="preserve">Top Count</w:t>
+      </w:r>
+      <w:r>
+        <w:rPr>
+          <w:rFonts w:ascii="Arial" w:cs="Arial" w:eastAsia="Arial" w:hAnsi="Arial"/>
+          <w:color w:val="1C2B3A"/>
+          <w:sz w:val="20"/>
+          <w:szCs w:val="20"/>
+        </w:rPr>
+        <w:t xml:space="preserve"> on Get items as well — 500 is plenty — so an unfiltered read cannot run away.</w:t>
+      </w:r>
+    </w:p>
+    <w:p>
+      <w:pPr>
+        <w:pStyle w:val="Heading2"/>
+        <w:spacing w:after="140" w:before="320"/>
+      </w:pPr>
+      <w:r>
+        <w:rPr>
+          <w:rFonts w:ascii="Arial" w:cs="Arial" w:eastAsia="Arial" w:hAnsi="Arial"/>
+          <w:b/>
+          <w:bCs/>
+          <w:color w:val="2A4258"/>
+          <w:sz w:val="24"/>
+          <w:szCs w:val="24"/>
+        </w:rPr>
+        <w:t xml:space="preserve">Every branch needs its own Response</w:t>
+      </w:r>
+    </w:p>
+    <w:p>
+      <w:pPr>
+        <w:spacing w:after="160" w:line="276"/>
+      </w:pPr>
+      <w:r>
+        <w:rPr>
+          <w:rFonts w:ascii="Arial" w:cs="Arial" w:eastAsia="Arial" w:hAnsi="Arial"/>
+          <w:color w:val="1C2B3A"/>
+          <w:sz w:val="20"/>
+          <w:szCs w:val="20"/>
+        </w:rPr>
+        <w:t xml:space="preserve">The other common cause. A flow that branches (a reference supplied → return that variation; none → return the list) needs a </w:t>
+      </w:r>
+      <w:r>
+        <w:rPr>
+          <w:rFonts w:ascii="Arial" w:cs="Arial" w:eastAsia="Arial" w:hAnsi="Arial"/>
+          <w:b/>
+          <w:bCs/>
+          <w:color w:val="1C2B3A"/>
+          <w:sz w:val="20"/>
+          <w:szCs w:val="20"/>
+        </w:rPr>
+        <w:t xml:space="preserve">Response</w:t>
+      </w:r>
+      <w:r>
+        <w:rPr>
+          <w:rFonts w:ascii="Arial" w:cs="Arial" w:eastAsia="Arial" w:hAnsi="Arial"/>
+          <w:color w:val="1C2B3A"/>
+          <w:sz w:val="20"/>
+          <w:szCs w:val="20"/>
+        </w:rPr>
+        <w:t xml:space="preserve"> action in </w:t>
+      </w:r>
+      <w:r>
+        <w:rPr>
+          <w:rFonts w:ascii="Arial" w:cs="Arial" w:eastAsia="Arial" w:hAnsi="Arial"/>
+          <w:i/>
+          <w:iCs/>
+          <w:color w:val="1C2B3A"/>
+          <w:sz w:val="20"/>
+          <w:szCs w:val="20"/>
+        </w:rPr>
+        <w:t xml:space="preserve">both</w:t>
+      </w:r>
+      <w:r>
+        <w:rPr>
+          <w:rFonts w:ascii="Arial" w:cs="Arial" w:eastAsia="Arial" w:hAnsi="Arial"/>
+          <w:color w:val="1C2B3A"/>
+          <w:sz w:val="20"/>
+          <w:szCs w:val="20"/>
+        </w:rPr>
+        <w:t xml:space="preserve"> halves. A branch that ends without one returns nothing, and nothing is a 502.</w:t>
+      </w:r>
     </w:p>
     <w:sectPr>
       <w:footerReference w:type="default" r:id="rId7"/>

--- a/docs/word/3 - Building the Flows.docx
+++ b/docs/word/3 - Building the Flows.docx
@@ -14422,7 +14422,93 @@
           <w:sz w:val="20"/>
           <w:szCs w:val="20"/>
         </w:rPr>
-        <w:t xml:space="preserve"> with no project in mind. Build the filter so it leaves out the clauses it has no value for. In the </w:t>
+        <w:t xml:space="preserve"> with no project in mind, and SharePoint rejects a </w:t>
+      </w:r>
+      <w:r>
+        <w:rPr>
+          <w:rFonts w:ascii="Arial" w:cs="Arial" w:eastAsia="Arial" w:hAnsi="Arial"/>
+          <w:b/>
+          <w:bCs/>
+          <w:color w:val="1C2B3A"/>
+          <w:sz w:val="20"/>
+          <w:szCs w:val="20"/>
+        </w:rPr>
+        <w:t xml:space="preserve">blank</w:t>
+      </w:r>
+      <w:r>
+        <w:rPr>
+          <w:rFonts w:ascii="Arial" w:cs="Arial" w:eastAsia="Arial" w:hAnsi="Arial"/>
+          <w:color w:val="1C2B3A"/>
+          <w:sz w:val="20"/>
+          <w:szCs w:val="20"/>
+        </w:rPr>
+        <w:t xml:space="preserve"> filter as firmly as a malformed one — even a filter containing just a space or a line break comes back </w:t>
+      </w:r>
+      <w:r>
+        <w:rPr>
+          <w:rFonts w:ascii="Consolas" w:cs="Consolas" w:eastAsia="Consolas" w:hAnsi="Consolas"/>
+          <w:color w:val="2A4258"/>
+          <w:sz w:val="18"/>
+          <w:szCs w:val="18"/>
+          <w:shd w:fill="F2F0EA" w:val="clear"/>
+        </w:rPr>
+        <w:t xml:space="preserve">The $filter expression " " is not valid</w:t>
+      </w:r>
+      <w:r>
+        <w:rPr>
+          <w:rFonts w:ascii="Arial" w:cs="Arial" w:eastAsia="Arial" w:hAnsi="Arial"/>
+          <w:color w:val="1C2B3A"/>
+          <w:sz w:val="20"/>
+          <w:szCs w:val="20"/>
+        </w:rPr>
+        <w:t xml:space="preserve">.</w:t>
+      </w:r>
+    </w:p>
+    <w:p>
+      <w:pPr>
+        <w:spacing w:after="160" w:line="276"/>
+      </w:pPr>
+      <w:r>
+        <w:rPr>
+          <w:rFonts w:ascii="Arial" w:cs="Arial" w:eastAsia="Arial" w:hAnsi="Arial"/>
+          <w:color w:val="1C2B3A"/>
+          <w:sz w:val="20"/>
+          <w:szCs w:val="20"/>
+        </w:rPr>
+        <w:t xml:space="preserve">So the expression has to produce a valid filter in all four cases, including the one where it has nothing to filter on. </w:t>
+      </w:r>
+      <w:r>
+        <w:rPr>
+          <w:rFonts w:ascii="Consolas" w:cs="Consolas" w:eastAsia="Consolas" w:hAnsi="Consolas"/>
+          <w:color w:val="2A4258"/>
+          <w:sz w:val="18"/>
+          <w:szCs w:val="18"/>
+          <w:shd w:fill="F2F0EA" w:val="clear"/>
+        </w:rPr>
+        <w:t xml:space="preserve">Id gt 0</w:t>
+      </w:r>
+      <w:r>
+        <w:rPr>
+          <w:rFonts w:ascii="Arial" w:cs="Arial" w:eastAsia="Arial" w:hAnsi="Arial"/>
+          <w:color w:val="1C2B3A"/>
+          <w:sz w:val="20"/>
+          <w:szCs w:val="20"/>
+        </w:rPr>
+        <w:t xml:space="preserve"> matches every item in any list, so it stands in for "no filter".</w:t>
+      </w:r>
+    </w:p>
+    <w:p>
+      <w:pPr>
+        <w:spacing w:after="160" w:line="276"/>
+      </w:pPr>
+      <w:r>
+        <w:rPr>
+          <w:rFonts w:ascii="Arial" w:cs="Arial" w:eastAsia="Arial" w:hAnsi="Arial"/>
+          <w:color w:val="1C2B3A"/>
+          <w:sz w:val="20"/>
+          <w:szCs w:val="20"/>
+        </w:rPr>
+        <w:t xml:space="preserve">In the </w:t>
       </w:r>
       <w:r>
         <w:rPr>
@@ -14442,7 +14528,27 @@
           <w:sz w:val="20"/>
           <w:szCs w:val="20"/>
         </w:rPr>
-        <w:t xml:space="preserve"> box, switch to the expression editor and paste:</w:t>
+        <w:t xml:space="preserve"> box, switch to the expression editor, delete whatever is in there, and paste this </w:t>
+      </w:r>
+      <w:r>
+        <w:rPr>
+          <w:rFonts w:ascii="Arial" w:cs="Arial" w:eastAsia="Arial" w:hAnsi="Arial"/>
+          <w:b/>
+          <w:bCs/>
+          <w:color w:val="1C2B3A"/>
+          <w:sz w:val="20"/>
+          <w:szCs w:val="20"/>
+        </w:rPr>
+        <w:t xml:space="preserve">as one line</w:t>
+      </w:r>
+      <w:r>
+        <w:rPr>
+          <w:rFonts w:ascii="Arial" w:cs="Arial" w:eastAsia="Arial" w:hAnsi="Arial"/>
+          <w:color w:val="1C2B3A"/>
+          <w:sz w:val="20"/>
+          <w:szCs w:val="20"/>
+        </w:rPr>
+        <w:t xml:space="preserve">:</w:t>
       </w:r>
     </w:p>
     <w:p>
@@ -14451,7 +14557,7 @@
           <w:left w:val="single" w:color="4C5C6D" w:sz="12" w:space="8"/>
         </w:pBdr>
         <w:shd w:fill="F2F0EA" w:val="clear"/>
-        <w:spacing w:after="0" w:before="120"/>
+        <w:spacing w:after="160" w:before="120"/>
         <w:ind w:left="220" w:right="220"/>
       </w:pPr>
       <w:r>
@@ -14461,236 +14567,510 @@
           <w:sz w:val="17"/>
           <w:szCs w:val="17"/>
         </w:rPr>
-        <w:t xml:space="preserve">if(</w:t>
-      </w:r>
-    </w:p>
-    <w:p>
-      <w:pPr>
-        <w:pBdr>
-          <w:left w:val="single" w:color="4C5C6D" w:sz="12" w:space="8"/>
-        </w:pBdr>
-        <w:shd w:fill="F2F0EA" w:val="clear"/>
-        <w:spacing w:after="0" w:before="0"/>
-        <w:ind w:left="220" w:right="220"/>
-      </w:pPr>
-      <w:r>
-        <w:rPr>
-          <w:rFonts w:ascii="Consolas" w:cs="Consolas" w:eastAsia="Consolas" w:hAnsi="Consolas"/>
-          <w:color w:val="1C2B3A"/>
-          <w:sz w:val="17"/>
-          <w:szCs w:val="17"/>
-        </w:rPr>
-        <w:t xml:space="preserve">  and(empty(outputs('Payload')?['state']), empty(outputs('Payload')?['projectId'])),</w:t>
-      </w:r>
-    </w:p>
-    <w:p>
-      <w:pPr>
-        <w:pBdr>
-          <w:left w:val="single" w:color="4C5C6D" w:sz="12" w:space="8"/>
-        </w:pBdr>
-        <w:shd w:fill="F2F0EA" w:val="clear"/>
-        <w:spacing w:after="0" w:before="0"/>
-        <w:ind w:left="220" w:right="220"/>
-      </w:pPr>
-      <w:r>
-        <w:rPr>
-          <w:rFonts w:ascii="Consolas" w:cs="Consolas" w:eastAsia="Consolas" w:hAnsi="Consolas"/>
-          <w:color w:val="1C2B3A"/>
-          <w:sz w:val="17"/>
-          <w:szCs w:val="17"/>
-        </w:rPr>
-        <w:t xml:space="preserve">  '',</w:t>
-      </w:r>
-    </w:p>
-    <w:p>
-      <w:pPr>
-        <w:pBdr>
-          <w:left w:val="single" w:color="4C5C6D" w:sz="12" w:space="8"/>
-        </w:pBdr>
-        <w:shd w:fill="F2F0EA" w:val="clear"/>
-        <w:spacing w:after="0" w:before="0"/>
-        <w:ind w:left="220" w:right="220"/>
-      </w:pPr>
-      <w:r>
-        <w:rPr>
-          <w:rFonts w:ascii="Consolas" w:cs="Consolas" w:eastAsia="Consolas" w:hAnsi="Consolas"/>
-          <w:color w:val="1C2B3A"/>
-          <w:sz w:val="17"/>
-          <w:szCs w:val="17"/>
-        </w:rPr>
-        <w:t xml:space="preserve">  if(</w:t>
-      </w:r>
-    </w:p>
-    <w:p>
-      <w:pPr>
-        <w:pBdr>
-          <w:left w:val="single" w:color="4C5C6D" w:sz="12" w:space="8"/>
-        </w:pBdr>
-        <w:shd w:fill="F2F0EA" w:val="clear"/>
-        <w:spacing w:after="0" w:before="0"/>
-        <w:ind w:left="220" w:right="220"/>
-      </w:pPr>
-      <w:r>
-        <w:rPr>
-          <w:rFonts w:ascii="Consolas" w:cs="Consolas" w:eastAsia="Consolas" w:hAnsi="Consolas"/>
-          <w:color w:val="1C2B3A"/>
-          <w:sz w:val="17"/>
-          <w:szCs w:val="17"/>
-        </w:rPr>
-        <w:t xml:space="preserve">    empty(outputs('Payload')?['projectId']),</w:t>
-      </w:r>
-    </w:p>
-    <w:p>
-      <w:pPr>
-        <w:pBdr>
-          <w:left w:val="single" w:color="4C5C6D" w:sz="12" w:space="8"/>
-        </w:pBdr>
-        <w:shd w:fill="F2F0EA" w:val="clear"/>
-        <w:spacing w:after="0" w:before="0"/>
-        <w:ind w:left="220" w:right="220"/>
-      </w:pPr>
-      <w:r>
-        <w:rPr>
-          <w:rFonts w:ascii="Consolas" w:cs="Consolas" w:eastAsia="Consolas" w:hAnsi="Consolas"/>
-          <w:color w:val="1C2B3A"/>
-          <w:sz w:val="17"/>
-          <w:szCs w:val="17"/>
-        </w:rPr>
-        <w:t xml:space="preserve">    concat('State eq ''', outputs('Payload')?['state'], ''''),</w:t>
-      </w:r>
-    </w:p>
-    <w:p>
-      <w:pPr>
-        <w:pBdr>
-          <w:left w:val="single" w:color="4C5C6D" w:sz="12" w:space="8"/>
-        </w:pBdr>
-        <w:shd w:fill="F2F0EA" w:val="clear"/>
-        <w:spacing w:after="0" w:before="0"/>
-        <w:ind w:left="220" w:right="220"/>
-      </w:pPr>
-      <w:r>
-        <w:rPr>
-          <w:rFonts w:ascii="Consolas" w:cs="Consolas" w:eastAsia="Consolas" w:hAnsi="Consolas"/>
-          <w:color w:val="1C2B3A"/>
-          <w:sz w:val="17"/>
-          <w:szCs w:val="17"/>
-        </w:rPr>
-        <w:t xml:space="preserve">    if(</w:t>
-      </w:r>
-    </w:p>
-    <w:p>
-      <w:pPr>
-        <w:pBdr>
-          <w:left w:val="single" w:color="4C5C6D" w:sz="12" w:space="8"/>
-        </w:pBdr>
-        <w:shd w:fill="F2F0EA" w:val="clear"/>
-        <w:spacing w:after="0" w:before="0"/>
-        <w:ind w:left="220" w:right="220"/>
-      </w:pPr>
-      <w:r>
-        <w:rPr>
-          <w:rFonts w:ascii="Consolas" w:cs="Consolas" w:eastAsia="Consolas" w:hAnsi="Consolas"/>
-          <w:color w:val="1C2B3A"/>
-          <w:sz w:val="17"/>
-          <w:szCs w:val="17"/>
-        </w:rPr>
-        <w:t xml:space="preserve">      empty(outputs('Payload')?['state']),</w:t>
-      </w:r>
-    </w:p>
-    <w:p>
-      <w:pPr>
-        <w:pBdr>
-          <w:left w:val="single" w:color="4C5C6D" w:sz="12" w:space="8"/>
-        </w:pBdr>
-        <w:shd w:fill="F2F0EA" w:val="clear"/>
-        <w:spacing w:after="0" w:before="0"/>
-        <w:ind w:left="220" w:right="220"/>
-      </w:pPr>
-      <w:r>
-        <w:rPr>
-          <w:rFonts w:ascii="Consolas" w:cs="Consolas" w:eastAsia="Consolas" w:hAnsi="Consolas"/>
-          <w:color w:val="1C2B3A"/>
-          <w:sz w:val="17"/>
-          <w:szCs w:val="17"/>
-        </w:rPr>
-        <w:t xml:space="preserve">      concat('ProjectId eq ', outputs('Payload')?['projectId']),</w:t>
-      </w:r>
-    </w:p>
-    <w:p>
-      <w:pPr>
-        <w:pBdr>
-          <w:left w:val="single" w:color="4C5C6D" w:sz="12" w:space="8"/>
-        </w:pBdr>
-        <w:shd w:fill="F2F0EA" w:val="clear"/>
-        <w:spacing w:after="0" w:before="0"/>
-        <w:ind w:left="220" w:right="220"/>
-      </w:pPr>
-      <w:r>
-        <w:rPr>
-          <w:rFonts w:ascii="Consolas" w:cs="Consolas" w:eastAsia="Consolas" w:hAnsi="Consolas"/>
-          <w:color w:val="1C2B3A"/>
-          <w:sz w:val="17"/>
-          <w:szCs w:val="17"/>
-        </w:rPr>
-        <w:t xml:space="preserve">      concat('State eq ''', outputs('Payload')?['state'], ''' and ProjectId eq ', outputs('Payload')?['projectId'])</w:t>
-      </w:r>
-    </w:p>
-    <w:p>
-      <w:pPr>
-        <w:pBdr>
-          <w:left w:val="single" w:color="4C5C6D" w:sz="12" w:space="8"/>
-        </w:pBdr>
-        <w:shd w:fill="F2F0EA" w:val="clear"/>
-        <w:spacing w:after="0" w:before="0"/>
-        <w:ind w:left="220" w:right="220"/>
-      </w:pPr>
-      <w:r>
-        <w:rPr>
-          <w:rFonts w:ascii="Consolas" w:cs="Consolas" w:eastAsia="Consolas" w:hAnsi="Consolas"/>
-          <w:color w:val="1C2B3A"/>
-          <w:sz w:val="17"/>
-          <w:szCs w:val="17"/>
-        </w:rPr>
-        <w:t xml:space="preserve">    )</w:t>
-      </w:r>
-    </w:p>
-    <w:p>
-      <w:pPr>
-        <w:pBdr>
-          <w:left w:val="single" w:color="4C5C6D" w:sz="12" w:space="8"/>
-        </w:pBdr>
-        <w:shd w:fill="F2F0EA" w:val="clear"/>
-        <w:spacing w:after="0" w:before="0"/>
-        <w:ind w:left="220" w:right="220"/>
-      </w:pPr>
-      <w:r>
-        <w:rPr>
-          <w:rFonts w:ascii="Consolas" w:cs="Consolas" w:eastAsia="Consolas" w:hAnsi="Consolas"/>
-          <w:color w:val="1C2B3A"/>
-          <w:sz w:val="17"/>
-          <w:szCs w:val="17"/>
-        </w:rPr>
-        <w:t xml:space="preserve">  )</w:t>
-      </w:r>
-    </w:p>
-    <w:p>
-      <w:pPr>
-        <w:pBdr>
-          <w:left w:val="single" w:color="4C5C6D" w:sz="12" w:space="8"/>
-        </w:pBdr>
-        <w:shd w:fill="F2F0EA" w:val="clear"/>
-        <w:spacing w:after="160" w:before="0"/>
-        <w:ind w:left="220" w:right="220"/>
-      </w:pPr>
-      <w:r>
-        <w:rPr>
-          <w:rFonts w:ascii="Consolas" w:cs="Consolas" w:eastAsia="Consolas" w:hAnsi="Consolas"/>
-          <w:color w:val="1C2B3A"/>
-          <w:sz w:val="17"/>
-          <w:szCs w:val="17"/>
-        </w:rPr>
-        <w:t xml:space="preserve">)</w:t>
-      </w:r>
+        <w:t xml:space="preserve">if(and(empty(outputs('Payload')?['state']),empty(outputs('Payload')?['projectId'])),'Id gt 0',if(empty(outputs('Payload')?['projectId']),concat('State eq ''',outputs('Payload')?['state'],''''),if(empty(outputs('Payload')?['state']),concat('ProjectId eq ',outputs('Payload')?['projectId']),concat('State eq ''',outputs('Payload')?['state'],''' and ProjectId eq ',outputs('Payload')?['projectId']))))</w:t>
+      </w:r>
+    </w:p>
+    <w:p>
+      <w:pPr>
+        <w:spacing w:after="160" w:line="276"/>
+      </w:pPr>
+      <w:r>
+        <w:rPr>
+          <w:rFonts w:ascii="Arial" w:cs="Arial" w:eastAsia="Arial" w:hAnsi="Arial"/>
+          <w:b/>
+          <w:bCs/>
+          <w:color w:val="1C2B3A"/>
+          <w:sz w:val="20"/>
+          <w:szCs w:val="20"/>
+        </w:rPr>
+        <w:t xml:space="preserve">Paste it as a single line.</w:t>
+      </w:r>
+      <w:r>
+        <w:rPr>
+          <w:rFonts w:ascii="Arial" w:cs="Arial" w:eastAsia="Arial" w:hAnsi="Arial"/>
+          <w:color w:val="1C2B3A"/>
+          <w:sz w:val="20"/>
+          <w:szCs w:val="20"/>
+        </w:rPr>
+        <w:t xml:space="preserve"> Pasting it across several lines is what produced the </w:t>
+      </w:r>
+      <w:r>
+        <w:rPr>
+          <w:rFonts w:ascii="Consolas" w:cs="Consolas" w:eastAsia="Consolas" w:hAnsi="Consolas"/>
+          <w:color w:val="2A4258"/>
+          <w:sz w:val="18"/>
+          <w:szCs w:val="18"/>
+          <w:shd w:fill="F2F0EA" w:val="clear"/>
+        </w:rPr>
+        <w:t xml:space="preserve">"\n"</w:t>
+      </w:r>
+      <w:r>
+        <w:rPr>
+          <w:rFonts w:ascii="Arial" w:cs="Arial" w:eastAsia="Arial" w:hAnsi="Arial"/>
+          <w:color w:val="1C2B3A"/>
+          <w:sz w:val="20"/>
+          <w:szCs w:val="20"/>
+        </w:rPr>
+        <w:t xml:space="preserve"> filter: the editor keeps the line breaks, and the result is whitespace rather than a filter.</w:t>
+      </w:r>
+    </w:p>
+    <w:p>
+      <w:pPr>
+        <w:spacing w:after="160" w:line="276"/>
+      </w:pPr>
+      <w:r>
+        <w:rPr>
+          <w:rFonts w:ascii="Arial" w:cs="Arial" w:eastAsia="Arial" w:hAnsi="Arial"/>
+          <w:color w:val="1C2B3A"/>
+          <w:sz w:val="20"/>
+          <w:szCs w:val="20"/>
+        </w:rPr>
+        <w:t xml:space="preserve">What it produces:</w:t>
+      </w:r>
+    </w:p>
+    <w:tbl>
+      <w:tblPr>
+        <w:tblW w:type="dxa" w:w="9026"/>
+        <w:tblBorders>
+          <w:top w:val="single" w:color="C9C2B4" w:sz="4"/>
+          <w:left w:val="single" w:color="C9C2B4" w:sz="4"/>
+          <w:bottom w:val="single" w:color="C9C2B4" w:sz="4"/>
+          <w:right w:val="single" w:color="C9C2B4" w:sz="4"/>
+          <w:insideH w:val="single" w:color="C9C2B4" w:sz="4"/>
+          <w:insideV w:val="single" w:color="C9C2B4" w:sz="4"/>
+        </w:tblBorders>
+      </w:tblPr>
+      <w:tblGrid>
+        <w:gridCol w:w="1532"/>
+        <w:gridCol w:w="1532"/>
+        <w:gridCol w:w="5962"/>
+      </w:tblGrid>
+      <w:tr>
+        <w:trPr>
+          <w:tblHeader/>
+        </w:trPr>
+        <w:tc>
+          <w:tcPr>
+            <w:tcW w:type="dxa" w:w="1532"/>
+            <w:shd w:fill="4C5C6D" w:val="clear"/>
+            <w:tcMar>
+              <w:top w:type="dxa" w:w="60"/>
+              <w:left w:type="dxa" w:w="110"/>
+              <w:bottom w:type="dxa" w:w="60"/>
+              <w:right w:type="dxa" w:w="110"/>
+            </w:tcMar>
+          </w:tcPr>
+          <w:p>
+            <w:pPr>
+              <w:spacing w:after="0" w:before="0"/>
+            </w:pPr>
+            <w:r>
+              <w:rPr>
+                <w:rFonts w:ascii="Arial" w:cs="Arial" w:eastAsia="Arial" w:hAnsi="Arial"/>
+                <w:b/>
+                <w:bCs/>
+                <w:color w:val="FFFFFF"/>
+                <w:sz w:val="18"/>
+                <w:szCs w:val="18"/>
+              </w:rPr>
+              <w:t xml:space="preserve">state</w:t>
+            </w:r>
+          </w:p>
+        </w:tc>
+        <w:tc>
+          <w:tcPr>
+            <w:tcW w:type="dxa" w:w="1532"/>
+            <w:shd w:fill="4C5C6D" w:val="clear"/>
+            <w:tcMar>
+              <w:top w:type="dxa" w:w="60"/>
+              <w:left w:type="dxa" w:w="110"/>
+              <w:bottom w:type="dxa" w:w="60"/>
+              <w:right w:type="dxa" w:w="110"/>
+            </w:tcMar>
+          </w:tcPr>
+          <w:p>
+            <w:pPr>
+              <w:spacing w:after="0" w:before="0"/>
+            </w:pPr>
+            <w:r>
+              <w:rPr>
+                <w:rFonts w:ascii="Arial" w:cs="Arial" w:eastAsia="Arial" w:hAnsi="Arial"/>
+                <w:b/>
+                <w:bCs/>
+                <w:color w:val="FFFFFF"/>
+                <w:sz w:val="18"/>
+                <w:szCs w:val="18"/>
+              </w:rPr>
+              <w:t xml:space="preserve">projectId</w:t>
+            </w:r>
+          </w:p>
+        </w:tc>
+        <w:tc>
+          <w:tcPr>
+            <w:tcW w:type="dxa" w:w="5962"/>
+            <w:shd w:fill="4C5C6D" w:val="clear"/>
+            <w:tcMar>
+              <w:top w:type="dxa" w:w="60"/>
+              <w:left w:type="dxa" w:w="110"/>
+              <w:bottom w:type="dxa" w:w="60"/>
+              <w:right w:type="dxa" w:w="110"/>
+            </w:tcMar>
+          </w:tcPr>
+          <w:p>
+            <w:pPr>
+              <w:spacing w:after="0" w:before="0"/>
+            </w:pPr>
+            <w:r>
+              <w:rPr>
+                <w:rFonts w:ascii="Arial" w:cs="Arial" w:eastAsia="Arial" w:hAnsi="Arial"/>
+                <w:b/>
+                <w:bCs/>
+                <w:color w:val="FFFFFF"/>
+                <w:sz w:val="18"/>
+                <w:szCs w:val="18"/>
+              </w:rPr>
+              <w:t xml:space="preserve">$filter</w:t>
+            </w:r>
+          </w:p>
+        </w:tc>
+      </w:tr>
+      <w:tr>
+        <w:tc>
+          <w:tcPr>
+            <w:tcW w:type="dxa" w:w="1532"/>
+            <w:shd w:fill="FFFFFF" w:val="clear"/>
+            <w:tcMar>
+              <w:top w:type="dxa" w:w="60"/>
+              <w:left w:type="dxa" w:w="110"/>
+              <w:bottom w:type="dxa" w:w="60"/>
+              <w:right w:type="dxa" w:w="110"/>
+            </w:tcMar>
+          </w:tcPr>
+          <w:p>
+            <w:pPr>
+              <w:spacing w:after="0" w:before="0"/>
+            </w:pPr>
+            <w:r>
+              <w:rPr>
+                <w:rFonts w:ascii="Arial" w:cs="Arial" w:eastAsia="Arial" w:hAnsi="Arial"/>
+                <w:color w:val="1C2B3A"/>
+                <w:sz w:val="18"/>
+                <w:szCs w:val="18"/>
+              </w:rPr>
+              <w:t xml:space="preserve">VIC</w:t>
+            </w:r>
+          </w:p>
+        </w:tc>
+        <w:tc>
+          <w:tcPr>
+            <w:tcW w:type="dxa" w:w="1532"/>
+            <w:shd w:fill="FFFFFF" w:val="clear"/>
+            <w:tcMar>
+              <w:top w:type="dxa" w:w="60"/>
+              <w:left w:type="dxa" w:w="110"/>
+              <w:bottom w:type="dxa" w:w="60"/>
+              <w:right w:type="dxa" w:w="110"/>
+            </w:tcMar>
+          </w:tcPr>
+          <w:p>
+            <w:pPr>
+              <w:spacing w:after="0" w:before="0"/>
+            </w:pPr>
+            <w:r>
+              <w:rPr>
+                <w:rFonts w:ascii="Arial" w:cs="Arial" w:eastAsia="Arial" w:hAnsi="Arial"/>
+                <w:color w:val="1C2B3A"/>
+                <w:sz w:val="18"/>
+                <w:szCs w:val="18"/>
+              </w:rPr>
+              <w:t xml:space="preserve">7</w:t>
+            </w:r>
+          </w:p>
+        </w:tc>
+        <w:tc>
+          <w:tcPr>
+            <w:tcW w:type="dxa" w:w="5962"/>
+            <w:shd w:fill="FFFFFF" w:val="clear"/>
+            <w:tcMar>
+              <w:top w:type="dxa" w:w="60"/>
+              <w:left w:type="dxa" w:w="110"/>
+              <w:bottom w:type="dxa" w:w="60"/>
+              <w:right w:type="dxa" w:w="110"/>
+            </w:tcMar>
+          </w:tcPr>
+          <w:p>
+            <w:pPr>
+              <w:spacing w:after="0" w:before="0"/>
+            </w:pPr>
+            <w:r>
+              <w:rPr>
+                <w:rFonts w:ascii="Consolas" w:cs="Consolas" w:eastAsia="Consolas" w:hAnsi="Consolas"/>
+                <w:color w:val="2A4258"/>
+                <w:sz w:val="16"/>
+                <w:szCs w:val="16"/>
+                <w:shd w:fill="F2F0EA" w:val="clear"/>
+              </w:rPr>
+              <w:t xml:space="preserve">State eq 'VIC' and ProjectId eq 7</w:t>
+            </w:r>
+          </w:p>
+        </w:tc>
+      </w:tr>
+      <w:tr>
+        <w:tc>
+          <w:tcPr>
+            <w:tcW w:type="dxa" w:w="1532"/>
+            <w:shd w:fill="FFFFFF" w:val="clear"/>
+            <w:tcMar>
+              <w:top w:type="dxa" w:w="60"/>
+              <w:left w:type="dxa" w:w="110"/>
+              <w:bottom w:type="dxa" w:w="60"/>
+              <w:right w:type="dxa" w:w="110"/>
+            </w:tcMar>
+          </w:tcPr>
+          <w:p>
+            <w:pPr>
+              <w:spacing w:after="0" w:before="0"/>
+            </w:pPr>
+            <w:r>
+              <w:rPr>
+                <w:rFonts w:ascii="Arial" w:cs="Arial" w:eastAsia="Arial" w:hAnsi="Arial"/>
+                <w:color w:val="1C2B3A"/>
+                <w:sz w:val="18"/>
+                <w:szCs w:val="18"/>
+              </w:rPr>
+              <w:t xml:space="preserve">VIC</w:t>
+            </w:r>
+          </w:p>
+        </w:tc>
+        <w:tc>
+          <w:tcPr>
+            <w:tcW w:type="dxa" w:w="1532"/>
+            <w:shd w:fill="FFFFFF" w:val="clear"/>
+            <w:tcMar>
+              <w:top w:type="dxa" w:w="60"/>
+              <w:left w:type="dxa" w:w="110"/>
+              <w:bottom w:type="dxa" w:w="60"/>
+              <w:right w:type="dxa" w:w="110"/>
+            </w:tcMar>
+          </w:tcPr>
+          <w:p>
+            <w:pPr>
+              <w:spacing w:after="0" w:before="0"/>
+            </w:pPr>
+            <w:r>
+              <w:rPr>
+                <w:rFonts w:ascii="Arial" w:cs="Arial" w:eastAsia="Arial" w:hAnsi="Arial"/>
+                <w:i/>
+                <w:iCs/>
+                <w:color w:val="1C2B3A"/>
+                <w:sz w:val="18"/>
+                <w:szCs w:val="18"/>
+              </w:rPr>
+              <w:t xml:space="preserve">(empty)</w:t>
+            </w:r>
+          </w:p>
+        </w:tc>
+        <w:tc>
+          <w:tcPr>
+            <w:tcW w:type="dxa" w:w="5962"/>
+            <w:shd w:fill="FFFFFF" w:val="clear"/>
+            <w:tcMar>
+              <w:top w:type="dxa" w:w="60"/>
+              <w:left w:type="dxa" w:w="110"/>
+              <w:bottom w:type="dxa" w:w="60"/>
+              <w:right w:type="dxa" w:w="110"/>
+            </w:tcMar>
+          </w:tcPr>
+          <w:p>
+            <w:pPr>
+              <w:spacing w:after="0" w:before="0"/>
+            </w:pPr>
+            <w:r>
+              <w:rPr>
+                <w:rFonts w:ascii="Consolas" w:cs="Consolas" w:eastAsia="Consolas" w:hAnsi="Consolas"/>
+                <w:color w:val="2A4258"/>
+                <w:sz w:val="16"/>
+                <w:szCs w:val="16"/>
+                <w:shd w:fill="F2F0EA" w:val="clear"/>
+              </w:rPr>
+              <w:t xml:space="preserve">State eq 'VIC'</w:t>
+            </w:r>
+          </w:p>
+        </w:tc>
+      </w:tr>
+      <w:tr>
+        <w:tc>
+          <w:tcPr>
+            <w:tcW w:type="dxa" w:w="1532"/>
+            <w:shd w:fill="FFFFFF" w:val="clear"/>
+            <w:tcMar>
+              <w:top w:type="dxa" w:w="60"/>
+              <w:left w:type="dxa" w:w="110"/>
+              <w:bottom w:type="dxa" w:w="60"/>
+              <w:right w:type="dxa" w:w="110"/>
+            </w:tcMar>
+          </w:tcPr>
+          <w:p>
+            <w:pPr>
+              <w:spacing w:after="0" w:before="0"/>
+            </w:pPr>
+            <w:r>
+              <w:rPr>
+                <w:rFonts w:ascii="Arial" w:cs="Arial" w:eastAsia="Arial" w:hAnsi="Arial"/>
+                <w:i/>
+                <w:iCs/>
+                <w:color w:val="1C2B3A"/>
+                <w:sz w:val="18"/>
+                <w:szCs w:val="18"/>
+              </w:rPr>
+              <w:t xml:space="preserve">(empty)</w:t>
+            </w:r>
+          </w:p>
+        </w:tc>
+        <w:tc>
+          <w:tcPr>
+            <w:tcW w:type="dxa" w:w="1532"/>
+            <w:shd w:fill="FFFFFF" w:val="clear"/>
+            <w:tcMar>
+              <w:top w:type="dxa" w:w="60"/>
+              <w:left w:type="dxa" w:w="110"/>
+              <w:bottom w:type="dxa" w:w="60"/>
+              <w:right w:type="dxa" w:w="110"/>
+            </w:tcMar>
+          </w:tcPr>
+          <w:p>
+            <w:pPr>
+              <w:spacing w:after="0" w:before="0"/>
+            </w:pPr>
+            <w:r>
+              <w:rPr>
+                <w:rFonts w:ascii="Arial" w:cs="Arial" w:eastAsia="Arial" w:hAnsi="Arial"/>
+                <w:color w:val="1C2B3A"/>
+                <w:sz w:val="18"/>
+                <w:szCs w:val="18"/>
+              </w:rPr>
+              <w:t xml:space="preserve">7</w:t>
+            </w:r>
+          </w:p>
+        </w:tc>
+        <w:tc>
+          <w:tcPr>
+            <w:tcW w:type="dxa" w:w="5962"/>
+            <w:shd w:fill="FFFFFF" w:val="clear"/>
+            <w:tcMar>
+              <w:top w:type="dxa" w:w="60"/>
+              <w:left w:type="dxa" w:w="110"/>
+              <w:bottom w:type="dxa" w:w="60"/>
+              <w:right w:type="dxa" w:w="110"/>
+            </w:tcMar>
+          </w:tcPr>
+          <w:p>
+            <w:pPr>
+              <w:spacing w:after="0" w:before="0"/>
+            </w:pPr>
+            <w:r>
+              <w:rPr>
+                <w:rFonts w:ascii="Consolas" w:cs="Consolas" w:eastAsia="Consolas" w:hAnsi="Consolas"/>
+                <w:color w:val="2A4258"/>
+                <w:sz w:val="16"/>
+                <w:szCs w:val="16"/>
+                <w:shd w:fill="F2F0EA" w:val="clear"/>
+              </w:rPr>
+              <w:t xml:space="preserve">ProjectId eq 7</w:t>
+            </w:r>
+          </w:p>
+        </w:tc>
+      </w:tr>
+      <w:tr>
+        <w:tc>
+          <w:tcPr>
+            <w:tcW w:type="dxa" w:w="1532"/>
+            <w:shd w:fill="FFFFFF" w:val="clear"/>
+            <w:tcMar>
+              <w:top w:type="dxa" w:w="60"/>
+              <w:left w:type="dxa" w:w="110"/>
+              <w:bottom w:type="dxa" w:w="60"/>
+              <w:right w:type="dxa" w:w="110"/>
+            </w:tcMar>
+          </w:tcPr>
+          <w:p>
+            <w:pPr>
+              <w:spacing w:after="0" w:before="0"/>
+            </w:pPr>
+            <w:r>
+              <w:rPr>
+                <w:rFonts w:ascii="Arial" w:cs="Arial" w:eastAsia="Arial" w:hAnsi="Arial"/>
+                <w:i/>
+                <w:iCs/>
+                <w:color w:val="1C2B3A"/>
+                <w:sz w:val="18"/>
+                <w:szCs w:val="18"/>
+              </w:rPr>
+              <w:t xml:space="preserve">(empty)</w:t>
+            </w:r>
+          </w:p>
+        </w:tc>
+        <w:tc>
+          <w:tcPr>
+            <w:tcW w:type="dxa" w:w="1532"/>
+            <w:shd w:fill="FFFFFF" w:val="clear"/>
+            <w:tcMar>
+              <w:top w:type="dxa" w:w="60"/>
+              <w:left w:type="dxa" w:w="110"/>
+              <w:bottom w:type="dxa" w:w="60"/>
+              <w:right w:type="dxa" w:w="110"/>
+            </w:tcMar>
+          </w:tcPr>
+          <w:p>
+            <w:pPr>
+              <w:spacing w:after="0" w:before="0"/>
+            </w:pPr>
+            <w:r>
+              <w:rPr>
+                <w:rFonts w:ascii="Arial" w:cs="Arial" w:eastAsia="Arial" w:hAnsi="Arial"/>
+                <w:i/>
+                <w:iCs/>
+                <w:color w:val="1C2B3A"/>
+                <w:sz w:val="18"/>
+                <w:szCs w:val="18"/>
+              </w:rPr>
+              <w:t xml:space="preserve">(empty)</w:t>
+            </w:r>
+          </w:p>
+        </w:tc>
+        <w:tc>
+          <w:tcPr>
+            <w:tcW w:type="dxa" w:w="5962"/>
+            <w:shd w:fill="FFFFFF" w:val="clear"/>
+            <w:tcMar>
+              <w:top w:type="dxa" w:w="60"/>
+              <w:left w:type="dxa" w:w="110"/>
+              <w:bottom w:type="dxa" w:w="60"/>
+              <w:right w:type="dxa" w:w="110"/>
+            </w:tcMar>
+          </w:tcPr>
+          <w:p>
+            <w:pPr>
+              <w:spacing w:after="0" w:before="0"/>
+            </w:pPr>
+            <w:r>
+              <w:rPr>
+                <w:rFonts w:ascii="Consolas" w:cs="Consolas" w:eastAsia="Consolas" w:hAnsi="Consolas"/>
+                <w:color w:val="2A4258"/>
+                <w:sz w:val="16"/>
+                <w:szCs w:val="16"/>
+                <w:shd w:fill="F2F0EA" w:val="clear"/>
+              </w:rPr>
+              <w:t xml:space="preserve">Id gt 0</w:t>
+            </w:r>
+          </w:p>
+        </w:tc>
+      </w:tr>
+    </w:tbl>
+    <w:p>
+      <w:pPr>
+        <w:spacing w:after="200"/>
+      </w:pPr>
     </w:p>
     <w:p>
       <w:pPr>
@@ -14892,45 +15272,7 @@
           <w:sz w:val="20"/>
           <w:szCs w:val="20"/>
         </w:rPr>
-        <w:t xml:space="preserve">The quadrupled quotes are not a typo. A single quote inside a Power Automate string literal is written by doubling it, so </w:t>
-      </w:r>
-      <w:r>
-        <w:rPr>
-          <w:rFonts w:ascii="Consolas" w:cs="Consolas" w:eastAsia="Consolas" w:hAnsi="Consolas"/>
-          <w:color w:val="2A4258"/>
-          <w:sz w:val="18"/>
-          <w:szCs w:val="18"/>
-          <w:shd w:fill="F2F0EA" w:val="clear"/>
-        </w:rPr>
-        <w:t xml:space="preserve">''''</w:t>
-      </w:r>
-      <w:r>
-        <w:rPr>
-          <w:rFonts w:ascii="Arial" w:cs="Arial" w:eastAsia="Arial" w:hAnsi="Arial"/>
-          <w:color w:val="1C2B3A"/>
-          <w:sz w:val="20"/>
-          <w:szCs w:val="20"/>
-        </w:rPr>
-        <w:t xml:space="preserve"> produces one </w:t>
-      </w:r>
-      <w:r>
-        <w:rPr>
-          <w:rFonts w:ascii="Consolas" w:cs="Consolas" w:eastAsia="Consolas" w:hAnsi="Consolas"/>
-          <w:color w:val="2A4258"/>
-          <w:sz w:val="18"/>
-          <w:szCs w:val="18"/>
-          <w:shd w:fill="F2F0EA" w:val="clear"/>
-        </w:rPr>
-        <w:t xml:space="preserve">'</w:t>
-      </w:r>
-      <w:r>
-        <w:rPr>
-          <w:rFonts w:ascii="Arial" w:cs="Arial" w:eastAsia="Arial" w:hAnsi="Arial"/>
-          <w:color w:val="1C2B3A"/>
-          <w:sz w:val="20"/>
-          <w:szCs w:val="20"/>
-        </w:rPr>
-        <w:t xml:space="preserve">.</w:t>
+        <w:t xml:space="preserve">The tripled and quadrupled quotes are not a typo. A single quote inside a Power Automate string literal is written by doubling it.</w:t>
       </w:r>
     </w:p>
     <w:p>

--- a/docs/word/3 - Building the Flows.docx
+++ b/docs/word/3 - Building the Flows.docx
@@ -14266,7 +14266,7 @@
           <w:sz w:val="20"/>
           <w:szCs w:val="20"/>
         </w:rPr>
-        <w:t xml:space="preserve"> does: the red action is the cause.</w:t>
+        <w:t xml:space="preserve"> does: the red action is the cause, and its inputs show exactly what it was handed.</w:t>
       </w:r>
     </w:p>
     <w:p>
@@ -14283,7 +14283,7 @@
           <w:sz w:val="24"/>
           <w:szCs w:val="24"/>
         </w:rPr>
-        <w:t xml:space="preserve">The filter that breaks on an empty value</w:t>
+        <w:t xml:space="preserve">Read the whole run history before changing anything</w:t>
       </w:r>
     </w:p>
     <w:p>
@@ -14297,27 +14297,235 @@
           <w:sz w:val="20"/>
           <w:szCs w:val="20"/>
         </w:rPr>
-        <w:t xml:space="preserve">The one that bites the variation log read. Its </w:t>
-      </w:r>
-      <w:r>
-        <w:rPr>
-          <w:rFonts w:ascii="Arial" w:cs="Arial" w:eastAsia="Arial" w:hAnsi="Arial"/>
-          <w:b/>
-          <w:bCs/>
-          <w:color w:val="1C2B3A"/>
-          <w:sz w:val="20"/>
-          <w:szCs w:val="20"/>
-        </w:rPr>
-        <w:t xml:space="preserve">Get items</w:t>
-      </w:r>
-      <w:r>
-        <w:rPr>
-          <w:rFonts w:ascii="Arial" w:cs="Arial" w:eastAsia="Arial" w:hAnsi="Arial"/>
-          <w:color w:val="1C2B3A"/>
-          <w:sz w:val="20"/>
-          <w:szCs w:val="20"/>
-        </w:rPr>
-        <w:t xml:space="preserve"> filter is built by pasting values into a string:</w:t>
+        <w:t xml:space="preserve">Export it (</w:t>
+      </w:r>
+      <w:r>
+        <w:rPr>
+          <w:rFonts w:ascii="Arial" w:cs="Arial" w:eastAsia="Arial" w:hAnsi="Arial"/>
+          <w:b/>
+          <w:bCs/>
+          <w:color w:val="1C2B3A"/>
+          <w:sz w:val="20"/>
+          <w:szCs w:val="20"/>
+        </w:rPr>
+        <w:t xml:space="preserve">Run history → Download</w:t>
+      </w:r>
+      <w:r>
+        <w:rPr>
+          <w:rFonts w:ascii="Arial" w:cs="Arial" w:eastAsia="Arial" w:hAnsi="Arial"/>
+          <w:color w:val="1C2B3A"/>
+          <w:sz w:val="20"/>
+          <w:szCs w:val="20"/>
+        </w:rPr>
+        <w:t xml:space="preserve">, or the … menu) and look at the spread of outcomes, not just the run that failed. On this app’s log-read flow the export read:</w:t>
+      </w:r>
+    </w:p>
+    <w:p>
+      <w:pPr>
+        <w:pBdr>
+          <w:left w:val="single" w:color="4C5C6D" w:sz="12" w:space="8"/>
+        </w:pBdr>
+        <w:shd w:fill="F2F0EA" w:val="clear"/>
+        <w:spacing w:after="0" w:before="120"/>
+        <w:ind w:left="220" w:right="220"/>
+      </w:pPr>
+      <w:r>
+        <w:rPr>
+          <w:rFonts w:ascii="Consolas" w:cs="Consolas" w:eastAsia="Consolas" w:hAnsi="Consolas"/>
+          <w:color w:val="1C2B3A"/>
+          <w:sz w:val="17"/>
+          <w:szCs w:val="17"/>
+        </w:rPr>
+        <w:t xml:space="preserve">51 x Succeeded    State eq 'VIC' and ProjectId eq 1</w:t>
+      </w:r>
+    </w:p>
+    <w:p>
+      <w:pPr>
+        <w:pBdr>
+          <w:left w:val="single" w:color="4C5C6D" w:sz="12" w:space="8"/>
+        </w:pBdr>
+        <w:shd w:fill="F2F0EA" w:val="clear"/>
+        <w:spacing w:after="0" w:before="0"/>
+        <w:ind w:left="220" w:right="220"/>
+      </w:pPr>
+      <w:r>
+        <w:rPr>
+          <w:rFonts w:ascii="Consolas" w:cs="Consolas" w:eastAsia="Consolas" w:hAnsi="Consolas"/>
+          <w:color w:val="1C2B3A"/>
+          <w:sz w:val="17"/>
+          <w:szCs w:val="17"/>
+        </w:rPr>
+        <w:t xml:space="preserve"> 4 x Failed       State eq '' and ProjectId eq</w:t>
+      </w:r>
+    </w:p>
+    <w:p>
+      <w:pPr>
+        <w:pBdr>
+          <w:left w:val="single" w:color="4C5C6D" w:sz="12" w:space="8"/>
+        </w:pBdr>
+        <w:shd w:fill="F2F0EA" w:val="clear"/>
+        <w:spacing w:after="160" w:before="0"/>
+        <w:ind w:left="220" w:right="220"/>
+      </w:pPr>
+      <w:r>
+        <w:rPr>
+          <w:rFonts w:ascii="Consolas" w:cs="Consolas" w:eastAsia="Consolas" w:hAnsi="Consolas"/>
+          <w:color w:val="1C2B3A"/>
+          <w:sz w:val="17"/>
+          <w:szCs w:val="17"/>
+        </w:rPr>
+        <w:t xml:space="preserve"> 2 x Failed       (a stray newline)</w:t>
+      </w:r>
+    </w:p>
+    <w:p>
+      <w:pPr>
+        <w:spacing w:after="160" w:line="276"/>
+      </w:pPr>
+      <w:r>
+        <w:rPr>
+          <w:rFonts w:ascii="Arial" w:cs="Arial" w:eastAsia="Arial" w:hAnsi="Arial"/>
+          <w:color w:val="1C2B3A"/>
+          <w:sz w:val="20"/>
+          <w:szCs w:val="20"/>
+        </w:rPr>
+        <w:t xml:space="preserve">A flow that succeeds fifty-one times and fails on one shape of input does not have a bug in it. Something is </w:t>
+      </w:r>
+      <w:r>
+        <w:rPr>
+          <w:rFonts w:ascii="Arial" w:cs="Arial" w:eastAsia="Arial" w:hAnsi="Arial"/>
+          <w:b/>
+          <w:bCs/>
+          <w:color w:val="1C2B3A"/>
+          <w:sz w:val="20"/>
+          <w:szCs w:val="20"/>
+        </w:rPr>
+        <w:t xml:space="preserve">sending</w:t>
+      </w:r>
+      <w:r>
+        <w:rPr>
+          <w:rFonts w:ascii="Arial" w:cs="Arial" w:eastAsia="Arial" w:hAnsi="Arial"/>
+          <w:color w:val="1C2B3A"/>
+          <w:sz w:val="20"/>
+          <w:szCs w:val="20"/>
+        </w:rPr>
+        <w:t xml:space="preserve"> it input it never gets in normal use. That was the case here: the app’s own connection check was asking the log flow about an empty project, which built an invalid filter. The flow was never the problem, and changing it only broke what was working.</w:t>
+      </w:r>
+    </w:p>
+    <w:p>
+      <w:pPr>
+        <w:spacing w:after="160" w:line="276"/>
+      </w:pPr>
+      <w:r>
+        <w:rPr>
+          <w:rFonts w:ascii="Arial" w:cs="Arial" w:eastAsia="Arial" w:hAnsi="Arial"/>
+          <w:color w:val="1C2B3A"/>
+          <w:sz w:val="20"/>
+          <w:szCs w:val="20"/>
+        </w:rPr>
+        <w:t xml:space="preserve">So: </w:t>
+      </w:r>
+      <w:r>
+        <w:rPr>
+          <w:rFonts w:ascii="Arial" w:cs="Arial" w:eastAsia="Arial" w:hAnsi="Arial"/>
+          <w:b/>
+          <w:bCs/>
+          <w:color w:val="1C2B3A"/>
+          <w:sz w:val="20"/>
+          <w:szCs w:val="20"/>
+        </w:rPr>
+        <w:t xml:space="preserve">compare the failing run’s inputs with a successful one’s.</w:t>
+      </w:r>
+      <w:r>
+        <w:rPr>
+          <w:rFonts w:ascii="Arial" w:cs="Arial" w:eastAsia="Arial" w:hAnsi="Arial"/>
+          <w:color w:val="1C2B3A"/>
+          <w:sz w:val="20"/>
+          <w:szCs w:val="20"/>
+        </w:rPr>
+        <w:t xml:space="preserve"> If the difference is the input rather than the flow, fix whatever is sending it.</w:t>
+      </w:r>
+    </w:p>
+    <w:p>
+      <w:pPr>
+        <w:pStyle w:val="Heading2"/>
+        <w:spacing w:after="140" w:before="320"/>
+      </w:pPr>
+      <w:r>
+        <w:rPr>
+          <w:rFonts w:ascii="Arial" w:cs="Arial" w:eastAsia="Arial" w:hAnsi="Arial"/>
+          <w:b/>
+          <w:bCs/>
+          <w:color w:val="2A4258"/>
+          <w:sz w:val="24"/>
+          <w:szCs w:val="24"/>
+        </w:rPr>
+        <w:t xml:space="preserve">If you changed the $filter on earlier advice, put it back</w:t>
+      </w:r>
+    </w:p>
+    <w:p>
+      <w:pPr>
+        <w:spacing w:after="160" w:line="276"/>
+      </w:pPr>
+      <w:r>
+        <w:rPr>
+          <w:rFonts w:ascii="Arial" w:cs="Arial" w:eastAsia="Arial" w:hAnsi="Arial"/>
+          <w:color w:val="1C2B3A"/>
+          <w:sz w:val="20"/>
+          <w:szCs w:val="20"/>
+        </w:rPr>
+        <w:t xml:space="preserve">An earlier version of this guide suggested a conditional </w:t>
+      </w:r>
+      <w:r>
+        <w:rPr>
+          <w:rFonts w:ascii="Consolas" w:cs="Consolas" w:eastAsia="Consolas" w:hAnsi="Consolas"/>
+          <w:color w:val="2A4258"/>
+          <w:sz w:val="18"/>
+          <w:szCs w:val="18"/>
+          <w:shd w:fill="F2F0EA" w:val="clear"/>
+        </w:rPr>
+        <w:t xml:space="preserve">$filter</w:t>
+      </w:r>
+      <w:r>
+        <w:rPr>
+          <w:rFonts w:ascii="Arial" w:cs="Arial" w:eastAsia="Arial" w:hAnsi="Arial"/>
+          <w:color w:val="1C2B3A"/>
+          <w:sz w:val="20"/>
+          <w:szCs w:val="20"/>
+        </w:rPr>
+        <w:t xml:space="preserve"> expression to tolerate empty values. That was the wrong end of the problem, and pasting a multi-line expression into that box leaves line breaks behind, which SharePoint rejects as </w:t>
+      </w:r>
+      <w:r>
+        <w:rPr>
+          <w:rFonts w:ascii="Consolas" w:cs="Consolas" w:eastAsia="Consolas" w:hAnsi="Consolas"/>
+          <w:color w:val="2A4258"/>
+          <w:sz w:val="18"/>
+          <w:szCs w:val="18"/>
+          <w:shd w:fill="F2F0EA" w:val="clear"/>
+        </w:rPr>
+        <w:t xml:space="preserve">The $filter expression " " is not valid</w:t>
+      </w:r>
+      <w:r>
+        <w:rPr>
+          <w:rFonts w:ascii="Arial" w:cs="Arial" w:eastAsia="Arial" w:hAnsi="Arial"/>
+          <w:color w:val="1C2B3A"/>
+          <w:sz w:val="20"/>
+          <w:szCs w:val="20"/>
+        </w:rPr>
+        <w:t xml:space="preserve">.</w:t>
+      </w:r>
+    </w:p>
+    <w:p>
+      <w:pPr>
+        <w:spacing w:after="160" w:line="276"/>
+      </w:pPr>
+      <w:r>
+        <w:rPr>
+          <w:rFonts w:ascii="Arial" w:cs="Arial" w:eastAsia="Arial" w:hAnsi="Arial"/>
+          <w:color w:val="1C2B3A"/>
+          <w:sz w:val="20"/>
+          <w:szCs w:val="20"/>
+        </w:rPr>
+        <w:t xml:space="preserve">The straightforward filter is correct:</w:t>
       </w:r>
     </w:p>
     <w:p>
@@ -14350,963 +14558,7 @@
           <w:sz w:val="20"/>
           <w:szCs w:val="20"/>
         </w:rPr>
-        <w:t xml:space="preserve">Give it an empty project and it produces </w:t>
-      </w:r>
-      <w:r>
-        <w:rPr>
-          <w:rFonts w:ascii="Consolas" w:cs="Consolas" w:eastAsia="Consolas" w:hAnsi="Consolas"/>
-          <w:color w:val="2A4258"/>
-          <w:sz w:val="18"/>
-          <w:szCs w:val="18"/>
-          <w:shd w:fill="F2F0EA" w:val="clear"/>
-        </w:rPr>
-        <w:t xml:space="preserve">ProjectId eq </w:t>
-      </w:r>
-      <w:r>
-        <w:rPr>
-          <w:rFonts w:ascii="Arial" w:cs="Arial" w:eastAsia="Arial" w:hAnsi="Arial"/>
-          <w:color w:val="1C2B3A"/>
-          <w:sz w:val="20"/>
-          <w:szCs w:val="20"/>
-        </w:rPr>
-        <w:t xml:space="preserve"> — an </w:t>
-      </w:r>
-      <w:r>
-        <w:rPr>
-          <w:rFonts w:ascii="Consolas" w:cs="Consolas" w:eastAsia="Consolas" w:hAnsi="Consolas"/>
-          <w:color w:val="2A4258"/>
-          <w:sz w:val="18"/>
-          <w:szCs w:val="18"/>
-          <w:shd w:fill="F2F0EA" w:val="clear"/>
-        </w:rPr>
-        <w:t xml:space="preserve">eq</w:t>
-      </w:r>
-      <w:r>
-        <w:rPr>
-          <w:rFonts w:ascii="Arial" w:cs="Arial" w:eastAsia="Arial" w:hAnsi="Arial"/>
-          <w:color w:val="1C2B3A"/>
-          <w:sz w:val="20"/>
-          <w:szCs w:val="20"/>
-        </w:rPr>
-        <w:t xml:space="preserve"> with nothing after it, which is not valid OData. SharePoint answers 400, the flow fails, and the caller sees 502.</w:t>
-      </w:r>
-    </w:p>
-    <w:p>
-      <w:pPr>
-        <w:spacing w:after="160" w:line="276"/>
-      </w:pPr>
-      <w:r>
-        <w:rPr>
-          <w:rFonts w:ascii="Arial" w:cs="Arial" w:eastAsia="Arial" w:hAnsi="Arial"/>
-          <w:color w:val="1C2B3A"/>
-          <w:sz w:val="20"/>
-          <w:szCs w:val="20"/>
-        </w:rPr>
-        <w:t xml:space="preserve">It matters because the app asks this flow </w:t>
-      </w:r>
-      <w:r>
-        <w:rPr>
-          <w:rFonts w:ascii="Arial" w:cs="Arial" w:eastAsia="Arial" w:hAnsi="Arial"/>
-          <w:i/>
-          <w:iCs/>
-          <w:color w:val="1C2B3A"/>
-          <w:sz w:val="20"/>
-          <w:szCs w:val="20"/>
-        </w:rPr>
-        <w:t xml:space="preserve">“are you there?”</w:t>
-      </w:r>
-      <w:r>
-        <w:rPr>
-          <w:rFonts w:ascii="Arial" w:cs="Arial" w:eastAsia="Arial" w:hAnsi="Arial"/>
-          <w:color w:val="1C2B3A"/>
-          <w:sz w:val="20"/>
-          <w:szCs w:val="20"/>
-        </w:rPr>
-        <w:t xml:space="preserve"> with no project in mind, and SharePoint rejects a </w:t>
-      </w:r>
-      <w:r>
-        <w:rPr>
-          <w:rFonts w:ascii="Arial" w:cs="Arial" w:eastAsia="Arial" w:hAnsi="Arial"/>
-          <w:b/>
-          <w:bCs/>
-          <w:color w:val="1C2B3A"/>
-          <w:sz w:val="20"/>
-          <w:szCs w:val="20"/>
-        </w:rPr>
-        <w:t xml:space="preserve">blank</w:t>
-      </w:r>
-      <w:r>
-        <w:rPr>
-          <w:rFonts w:ascii="Arial" w:cs="Arial" w:eastAsia="Arial" w:hAnsi="Arial"/>
-          <w:color w:val="1C2B3A"/>
-          <w:sz w:val="20"/>
-          <w:szCs w:val="20"/>
-        </w:rPr>
-        <w:t xml:space="preserve"> filter as firmly as a malformed one — even a filter containing just a space or a line break comes back </w:t>
-      </w:r>
-      <w:r>
-        <w:rPr>
-          <w:rFonts w:ascii="Consolas" w:cs="Consolas" w:eastAsia="Consolas" w:hAnsi="Consolas"/>
-          <w:color w:val="2A4258"/>
-          <w:sz w:val="18"/>
-          <w:szCs w:val="18"/>
-          <w:shd w:fill="F2F0EA" w:val="clear"/>
-        </w:rPr>
-        <w:t xml:space="preserve">The $filter expression " " is not valid</w:t>
-      </w:r>
-      <w:r>
-        <w:rPr>
-          <w:rFonts w:ascii="Arial" w:cs="Arial" w:eastAsia="Arial" w:hAnsi="Arial"/>
-          <w:color w:val="1C2B3A"/>
-          <w:sz w:val="20"/>
-          <w:szCs w:val="20"/>
-        </w:rPr>
-        <w:t xml:space="preserve">.</w:t>
-      </w:r>
-    </w:p>
-    <w:p>
-      <w:pPr>
-        <w:spacing w:after="160" w:line="276"/>
-      </w:pPr>
-      <w:r>
-        <w:rPr>
-          <w:rFonts w:ascii="Arial" w:cs="Arial" w:eastAsia="Arial" w:hAnsi="Arial"/>
-          <w:color w:val="1C2B3A"/>
-          <w:sz w:val="20"/>
-          <w:szCs w:val="20"/>
-        </w:rPr>
-        <w:t xml:space="preserve">So the expression has to produce a valid filter in all four cases, including the one where it has nothing to filter on. </w:t>
-      </w:r>
-      <w:r>
-        <w:rPr>
-          <w:rFonts w:ascii="Consolas" w:cs="Consolas" w:eastAsia="Consolas" w:hAnsi="Consolas"/>
-          <w:color w:val="2A4258"/>
-          <w:sz w:val="18"/>
-          <w:szCs w:val="18"/>
-          <w:shd w:fill="F2F0EA" w:val="clear"/>
-        </w:rPr>
-        <w:t xml:space="preserve">Id gt 0</w:t>
-      </w:r>
-      <w:r>
-        <w:rPr>
-          <w:rFonts w:ascii="Arial" w:cs="Arial" w:eastAsia="Arial" w:hAnsi="Arial"/>
-          <w:color w:val="1C2B3A"/>
-          <w:sz w:val="20"/>
-          <w:szCs w:val="20"/>
-        </w:rPr>
-        <w:t xml:space="preserve"> matches every item in any list, so it stands in for "no filter".</w:t>
-      </w:r>
-    </w:p>
-    <w:p>
-      <w:pPr>
-        <w:spacing w:after="160" w:line="276"/>
-      </w:pPr>
-      <w:r>
-        <w:rPr>
-          <w:rFonts w:ascii="Arial" w:cs="Arial" w:eastAsia="Arial" w:hAnsi="Arial"/>
-          <w:color w:val="1C2B3A"/>
-          <w:sz w:val="20"/>
-          <w:szCs w:val="20"/>
-        </w:rPr>
-        <w:t xml:space="preserve">In the </w:t>
-      </w:r>
-      <w:r>
-        <w:rPr>
-          <w:rFonts w:ascii="Arial" w:cs="Arial" w:eastAsia="Arial" w:hAnsi="Arial"/>
-          <w:b/>
-          <w:bCs/>
-          <w:color w:val="1C2B3A"/>
-          <w:sz w:val="20"/>
-          <w:szCs w:val="20"/>
-        </w:rPr>
-        <w:t xml:space="preserve">$filter</w:t>
-      </w:r>
-      <w:r>
-        <w:rPr>
-          <w:rFonts w:ascii="Arial" w:cs="Arial" w:eastAsia="Arial" w:hAnsi="Arial"/>
-          <w:color w:val="1C2B3A"/>
-          <w:sz w:val="20"/>
-          <w:szCs w:val="20"/>
-        </w:rPr>
-        <w:t xml:space="preserve"> box, switch to the expression editor, delete whatever is in there, and paste this </w:t>
-      </w:r>
-      <w:r>
-        <w:rPr>
-          <w:rFonts w:ascii="Arial" w:cs="Arial" w:eastAsia="Arial" w:hAnsi="Arial"/>
-          <w:b/>
-          <w:bCs/>
-          <w:color w:val="1C2B3A"/>
-          <w:sz w:val="20"/>
-          <w:szCs w:val="20"/>
-        </w:rPr>
-        <w:t xml:space="preserve">as one line</w:t>
-      </w:r>
-      <w:r>
-        <w:rPr>
-          <w:rFonts w:ascii="Arial" w:cs="Arial" w:eastAsia="Arial" w:hAnsi="Arial"/>
-          <w:color w:val="1C2B3A"/>
-          <w:sz w:val="20"/>
-          <w:szCs w:val="20"/>
-        </w:rPr>
-        <w:t xml:space="preserve">:</w:t>
-      </w:r>
-    </w:p>
-    <w:p>
-      <w:pPr>
-        <w:pBdr>
-          <w:left w:val="single" w:color="4C5C6D" w:sz="12" w:space="8"/>
-        </w:pBdr>
-        <w:shd w:fill="F2F0EA" w:val="clear"/>
-        <w:spacing w:after="160" w:before="120"/>
-        <w:ind w:left="220" w:right="220"/>
-      </w:pPr>
-      <w:r>
-        <w:rPr>
-          <w:rFonts w:ascii="Consolas" w:cs="Consolas" w:eastAsia="Consolas" w:hAnsi="Consolas"/>
-          <w:color w:val="1C2B3A"/>
-          <w:sz w:val="17"/>
-          <w:szCs w:val="17"/>
-        </w:rPr>
-        <w:t xml:space="preserve">if(and(empty(outputs('Payload')?['state']),empty(outputs('Payload')?['projectId'])),'Id gt 0',if(empty(outputs('Payload')?['projectId']),concat('State eq ''',outputs('Payload')?['state'],''''),if(empty(outputs('Payload')?['state']),concat('ProjectId eq ',outputs('Payload')?['projectId']),concat('State eq ''',outputs('Payload')?['state'],''' and ProjectId eq ',outputs('Payload')?['projectId']))))</w:t>
-      </w:r>
-    </w:p>
-    <w:p>
-      <w:pPr>
-        <w:spacing w:after="160" w:line="276"/>
-      </w:pPr>
-      <w:r>
-        <w:rPr>
-          <w:rFonts w:ascii="Arial" w:cs="Arial" w:eastAsia="Arial" w:hAnsi="Arial"/>
-          <w:b/>
-          <w:bCs/>
-          <w:color w:val="1C2B3A"/>
-          <w:sz w:val="20"/>
-          <w:szCs w:val="20"/>
-        </w:rPr>
-        <w:t xml:space="preserve">Paste it as a single line.</w:t>
-      </w:r>
-      <w:r>
-        <w:rPr>
-          <w:rFonts w:ascii="Arial" w:cs="Arial" w:eastAsia="Arial" w:hAnsi="Arial"/>
-          <w:color w:val="1C2B3A"/>
-          <w:sz w:val="20"/>
-          <w:szCs w:val="20"/>
-        </w:rPr>
-        <w:t xml:space="preserve"> Pasting it across several lines is what produced the </w:t>
-      </w:r>
-      <w:r>
-        <w:rPr>
-          <w:rFonts w:ascii="Consolas" w:cs="Consolas" w:eastAsia="Consolas" w:hAnsi="Consolas"/>
-          <w:color w:val="2A4258"/>
-          <w:sz w:val="18"/>
-          <w:szCs w:val="18"/>
-          <w:shd w:fill="F2F0EA" w:val="clear"/>
-        </w:rPr>
-        <w:t xml:space="preserve">"\n"</w:t>
-      </w:r>
-      <w:r>
-        <w:rPr>
-          <w:rFonts w:ascii="Arial" w:cs="Arial" w:eastAsia="Arial" w:hAnsi="Arial"/>
-          <w:color w:val="1C2B3A"/>
-          <w:sz w:val="20"/>
-          <w:szCs w:val="20"/>
-        </w:rPr>
-        <w:t xml:space="preserve"> filter: the editor keeps the line breaks, and the result is whitespace rather than a filter.</w:t>
-      </w:r>
-    </w:p>
-    <w:p>
-      <w:pPr>
-        <w:spacing w:after="160" w:line="276"/>
-      </w:pPr>
-      <w:r>
-        <w:rPr>
-          <w:rFonts w:ascii="Arial" w:cs="Arial" w:eastAsia="Arial" w:hAnsi="Arial"/>
-          <w:color w:val="1C2B3A"/>
-          <w:sz w:val="20"/>
-          <w:szCs w:val="20"/>
-        </w:rPr>
-        <w:t xml:space="preserve">What it produces:</w:t>
-      </w:r>
-    </w:p>
-    <w:tbl>
-      <w:tblPr>
-        <w:tblW w:type="dxa" w:w="9026"/>
-        <w:tblBorders>
-          <w:top w:val="single" w:color="C9C2B4" w:sz="4"/>
-          <w:left w:val="single" w:color="C9C2B4" w:sz="4"/>
-          <w:bottom w:val="single" w:color="C9C2B4" w:sz="4"/>
-          <w:right w:val="single" w:color="C9C2B4" w:sz="4"/>
-          <w:insideH w:val="single" w:color="C9C2B4" w:sz="4"/>
-          <w:insideV w:val="single" w:color="C9C2B4" w:sz="4"/>
-        </w:tblBorders>
-      </w:tblPr>
-      <w:tblGrid>
-        <w:gridCol w:w="1532"/>
-        <w:gridCol w:w="1532"/>
-        <w:gridCol w:w="5962"/>
-      </w:tblGrid>
-      <w:tr>
-        <w:trPr>
-          <w:tblHeader/>
-        </w:trPr>
-        <w:tc>
-          <w:tcPr>
-            <w:tcW w:type="dxa" w:w="1532"/>
-            <w:shd w:fill="4C5C6D" w:val="clear"/>
-            <w:tcMar>
-              <w:top w:type="dxa" w:w="60"/>
-              <w:left w:type="dxa" w:w="110"/>
-              <w:bottom w:type="dxa" w:w="60"/>
-              <w:right w:type="dxa" w:w="110"/>
-            </w:tcMar>
-          </w:tcPr>
-          <w:p>
-            <w:pPr>
-              <w:spacing w:after="0" w:before="0"/>
-            </w:pPr>
-            <w:r>
-              <w:rPr>
-                <w:rFonts w:ascii="Arial" w:cs="Arial" w:eastAsia="Arial" w:hAnsi="Arial"/>
-                <w:b/>
-                <w:bCs/>
-                <w:color w:val="FFFFFF"/>
-                <w:sz w:val="18"/>
-                <w:szCs w:val="18"/>
-              </w:rPr>
-              <w:t xml:space="preserve">state</w:t>
-            </w:r>
-          </w:p>
-        </w:tc>
-        <w:tc>
-          <w:tcPr>
-            <w:tcW w:type="dxa" w:w="1532"/>
-            <w:shd w:fill="4C5C6D" w:val="clear"/>
-            <w:tcMar>
-              <w:top w:type="dxa" w:w="60"/>
-              <w:left w:type="dxa" w:w="110"/>
-              <w:bottom w:type="dxa" w:w="60"/>
-              <w:right w:type="dxa" w:w="110"/>
-            </w:tcMar>
-          </w:tcPr>
-          <w:p>
-            <w:pPr>
-              <w:spacing w:after="0" w:before="0"/>
-            </w:pPr>
-            <w:r>
-              <w:rPr>
-                <w:rFonts w:ascii="Arial" w:cs="Arial" w:eastAsia="Arial" w:hAnsi="Arial"/>
-                <w:b/>
-                <w:bCs/>
-                <w:color w:val="FFFFFF"/>
-                <w:sz w:val="18"/>
-                <w:szCs w:val="18"/>
-              </w:rPr>
-              <w:t xml:space="preserve">projectId</w:t>
-            </w:r>
-          </w:p>
-        </w:tc>
-        <w:tc>
-          <w:tcPr>
-            <w:tcW w:type="dxa" w:w="5962"/>
-            <w:shd w:fill="4C5C6D" w:val="clear"/>
-            <w:tcMar>
-              <w:top w:type="dxa" w:w="60"/>
-              <w:left w:type="dxa" w:w="110"/>
-              <w:bottom w:type="dxa" w:w="60"/>
-              <w:right w:type="dxa" w:w="110"/>
-            </w:tcMar>
-          </w:tcPr>
-          <w:p>
-            <w:pPr>
-              <w:spacing w:after="0" w:before="0"/>
-            </w:pPr>
-            <w:r>
-              <w:rPr>
-                <w:rFonts w:ascii="Arial" w:cs="Arial" w:eastAsia="Arial" w:hAnsi="Arial"/>
-                <w:b/>
-                <w:bCs/>
-                <w:color w:val="FFFFFF"/>
-                <w:sz w:val="18"/>
-                <w:szCs w:val="18"/>
-              </w:rPr>
-              <w:t xml:space="preserve">$filter</w:t>
-            </w:r>
-          </w:p>
-        </w:tc>
-      </w:tr>
-      <w:tr>
-        <w:tc>
-          <w:tcPr>
-            <w:tcW w:type="dxa" w:w="1532"/>
-            <w:shd w:fill="FFFFFF" w:val="clear"/>
-            <w:tcMar>
-              <w:top w:type="dxa" w:w="60"/>
-              <w:left w:type="dxa" w:w="110"/>
-              <w:bottom w:type="dxa" w:w="60"/>
-              <w:right w:type="dxa" w:w="110"/>
-            </w:tcMar>
-          </w:tcPr>
-          <w:p>
-            <w:pPr>
-              <w:spacing w:after="0" w:before="0"/>
-            </w:pPr>
-            <w:r>
-              <w:rPr>
-                <w:rFonts w:ascii="Arial" w:cs="Arial" w:eastAsia="Arial" w:hAnsi="Arial"/>
-                <w:color w:val="1C2B3A"/>
-                <w:sz w:val="18"/>
-                <w:szCs w:val="18"/>
-              </w:rPr>
-              <w:t xml:space="preserve">VIC</w:t>
-            </w:r>
-          </w:p>
-        </w:tc>
-        <w:tc>
-          <w:tcPr>
-            <w:tcW w:type="dxa" w:w="1532"/>
-            <w:shd w:fill="FFFFFF" w:val="clear"/>
-            <w:tcMar>
-              <w:top w:type="dxa" w:w="60"/>
-              <w:left w:type="dxa" w:w="110"/>
-              <w:bottom w:type="dxa" w:w="60"/>
-              <w:right w:type="dxa" w:w="110"/>
-            </w:tcMar>
-          </w:tcPr>
-          <w:p>
-            <w:pPr>
-              <w:spacing w:after="0" w:before="0"/>
-            </w:pPr>
-            <w:r>
-              <w:rPr>
-                <w:rFonts w:ascii="Arial" w:cs="Arial" w:eastAsia="Arial" w:hAnsi="Arial"/>
-                <w:color w:val="1C2B3A"/>
-                <w:sz w:val="18"/>
-                <w:szCs w:val="18"/>
-              </w:rPr>
-              <w:t xml:space="preserve">7</w:t>
-            </w:r>
-          </w:p>
-        </w:tc>
-        <w:tc>
-          <w:tcPr>
-            <w:tcW w:type="dxa" w:w="5962"/>
-            <w:shd w:fill="FFFFFF" w:val="clear"/>
-            <w:tcMar>
-              <w:top w:type="dxa" w:w="60"/>
-              <w:left w:type="dxa" w:w="110"/>
-              <w:bottom w:type="dxa" w:w="60"/>
-              <w:right w:type="dxa" w:w="110"/>
-            </w:tcMar>
-          </w:tcPr>
-          <w:p>
-            <w:pPr>
-              <w:spacing w:after="0" w:before="0"/>
-            </w:pPr>
-            <w:r>
-              <w:rPr>
-                <w:rFonts w:ascii="Consolas" w:cs="Consolas" w:eastAsia="Consolas" w:hAnsi="Consolas"/>
-                <w:color w:val="2A4258"/>
-                <w:sz w:val="16"/>
-                <w:szCs w:val="16"/>
-                <w:shd w:fill="F2F0EA" w:val="clear"/>
-              </w:rPr>
-              <w:t xml:space="preserve">State eq 'VIC' and ProjectId eq 7</w:t>
-            </w:r>
-          </w:p>
-        </w:tc>
-      </w:tr>
-      <w:tr>
-        <w:tc>
-          <w:tcPr>
-            <w:tcW w:type="dxa" w:w="1532"/>
-            <w:shd w:fill="FFFFFF" w:val="clear"/>
-            <w:tcMar>
-              <w:top w:type="dxa" w:w="60"/>
-              <w:left w:type="dxa" w:w="110"/>
-              <w:bottom w:type="dxa" w:w="60"/>
-              <w:right w:type="dxa" w:w="110"/>
-            </w:tcMar>
-          </w:tcPr>
-          <w:p>
-            <w:pPr>
-              <w:spacing w:after="0" w:before="0"/>
-            </w:pPr>
-            <w:r>
-              <w:rPr>
-                <w:rFonts w:ascii="Arial" w:cs="Arial" w:eastAsia="Arial" w:hAnsi="Arial"/>
-                <w:color w:val="1C2B3A"/>
-                <w:sz w:val="18"/>
-                <w:szCs w:val="18"/>
-              </w:rPr>
-              <w:t xml:space="preserve">VIC</w:t>
-            </w:r>
-          </w:p>
-        </w:tc>
-        <w:tc>
-          <w:tcPr>
-            <w:tcW w:type="dxa" w:w="1532"/>
-            <w:shd w:fill="FFFFFF" w:val="clear"/>
-            <w:tcMar>
-              <w:top w:type="dxa" w:w="60"/>
-              <w:left w:type="dxa" w:w="110"/>
-              <w:bottom w:type="dxa" w:w="60"/>
-              <w:right w:type="dxa" w:w="110"/>
-            </w:tcMar>
-          </w:tcPr>
-          <w:p>
-            <w:pPr>
-              <w:spacing w:after="0" w:before="0"/>
-            </w:pPr>
-            <w:r>
-              <w:rPr>
-                <w:rFonts w:ascii="Arial" w:cs="Arial" w:eastAsia="Arial" w:hAnsi="Arial"/>
-                <w:i/>
-                <w:iCs/>
-                <w:color w:val="1C2B3A"/>
-                <w:sz w:val="18"/>
-                <w:szCs w:val="18"/>
-              </w:rPr>
-              <w:t xml:space="preserve">(empty)</w:t>
-            </w:r>
-          </w:p>
-        </w:tc>
-        <w:tc>
-          <w:tcPr>
-            <w:tcW w:type="dxa" w:w="5962"/>
-            <w:shd w:fill="FFFFFF" w:val="clear"/>
-            <w:tcMar>
-              <w:top w:type="dxa" w:w="60"/>
-              <w:left w:type="dxa" w:w="110"/>
-              <w:bottom w:type="dxa" w:w="60"/>
-              <w:right w:type="dxa" w:w="110"/>
-            </w:tcMar>
-          </w:tcPr>
-          <w:p>
-            <w:pPr>
-              <w:spacing w:after="0" w:before="0"/>
-            </w:pPr>
-            <w:r>
-              <w:rPr>
-                <w:rFonts w:ascii="Consolas" w:cs="Consolas" w:eastAsia="Consolas" w:hAnsi="Consolas"/>
-                <w:color w:val="2A4258"/>
-                <w:sz w:val="16"/>
-                <w:szCs w:val="16"/>
-                <w:shd w:fill="F2F0EA" w:val="clear"/>
-              </w:rPr>
-              <w:t xml:space="preserve">State eq 'VIC'</w:t>
-            </w:r>
-          </w:p>
-        </w:tc>
-      </w:tr>
-      <w:tr>
-        <w:tc>
-          <w:tcPr>
-            <w:tcW w:type="dxa" w:w="1532"/>
-            <w:shd w:fill="FFFFFF" w:val="clear"/>
-            <w:tcMar>
-              <w:top w:type="dxa" w:w="60"/>
-              <w:left w:type="dxa" w:w="110"/>
-              <w:bottom w:type="dxa" w:w="60"/>
-              <w:right w:type="dxa" w:w="110"/>
-            </w:tcMar>
-          </w:tcPr>
-          <w:p>
-            <w:pPr>
-              <w:spacing w:after="0" w:before="0"/>
-            </w:pPr>
-            <w:r>
-              <w:rPr>
-                <w:rFonts w:ascii="Arial" w:cs="Arial" w:eastAsia="Arial" w:hAnsi="Arial"/>
-                <w:i/>
-                <w:iCs/>
-                <w:color w:val="1C2B3A"/>
-                <w:sz w:val="18"/>
-                <w:szCs w:val="18"/>
-              </w:rPr>
-              <w:t xml:space="preserve">(empty)</w:t>
-            </w:r>
-          </w:p>
-        </w:tc>
-        <w:tc>
-          <w:tcPr>
-            <w:tcW w:type="dxa" w:w="1532"/>
-            <w:shd w:fill="FFFFFF" w:val="clear"/>
-            <w:tcMar>
-              <w:top w:type="dxa" w:w="60"/>
-              <w:left w:type="dxa" w:w="110"/>
-              <w:bottom w:type="dxa" w:w="60"/>
-              <w:right w:type="dxa" w:w="110"/>
-            </w:tcMar>
-          </w:tcPr>
-          <w:p>
-            <w:pPr>
-              <w:spacing w:after="0" w:before="0"/>
-            </w:pPr>
-            <w:r>
-              <w:rPr>
-                <w:rFonts w:ascii="Arial" w:cs="Arial" w:eastAsia="Arial" w:hAnsi="Arial"/>
-                <w:color w:val="1C2B3A"/>
-                <w:sz w:val="18"/>
-                <w:szCs w:val="18"/>
-              </w:rPr>
-              <w:t xml:space="preserve">7</w:t>
-            </w:r>
-          </w:p>
-        </w:tc>
-        <w:tc>
-          <w:tcPr>
-            <w:tcW w:type="dxa" w:w="5962"/>
-            <w:shd w:fill="FFFFFF" w:val="clear"/>
-            <w:tcMar>
-              <w:top w:type="dxa" w:w="60"/>
-              <w:left w:type="dxa" w:w="110"/>
-              <w:bottom w:type="dxa" w:w="60"/>
-              <w:right w:type="dxa" w:w="110"/>
-            </w:tcMar>
-          </w:tcPr>
-          <w:p>
-            <w:pPr>
-              <w:spacing w:after="0" w:before="0"/>
-            </w:pPr>
-            <w:r>
-              <w:rPr>
-                <w:rFonts w:ascii="Consolas" w:cs="Consolas" w:eastAsia="Consolas" w:hAnsi="Consolas"/>
-                <w:color w:val="2A4258"/>
-                <w:sz w:val="16"/>
-                <w:szCs w:val="16"/>
-                <w:shd w:fill="F2F0EA" w:val="clear"/>
-              </w:rPr>
-              <w:t xml:space="preserve">ProjectId eq 7</w:t>
-            </w:r>
-          </w:p>
-        </w:tc>
-      </w:tr>
-      <w:tr>
-        <w:tc>
-          <w:tcPr>
-            <w:tcW w:type="dxa" w:w="1532"/>
-            <w:shd w:fill="FFFFFF" w:val="clear"/>
-            <w:tcMar>
-              <w:top w:type="dxa" w:w="60"/>
-              <w:left w:type="dxa" w:w="110"/>
-              <w:bottom w:type="dxa" w:w="60"/>
-              <w:right w:type="dxa" w:w="110"/>
-            </w:tcMar>
-          </w:tcPr>
-          <w:p>
-            <w:pPr>
-              <w:spacing w:after="0" w:before="0"/>
-            </w:pPr>
-            <w:r>
-              <w:rPr>
-                <w:rFonts w:ascii="Arial" w:cs="Arial" w:eastAsia="Arial" w:hAnsi="Arial"/>
-                <w:i/>
-                <w:iCs/>
-                <w:color w:val="1C2B3A"/>
-                <w:sz w:val="18"/>
-                <w:szCs w:val="18"/>
-              </w:rPr>
-              <w:t xml:space="preserve">(empty)</w:t>
-            </w:r>
-          </w:p>
-        </w:tc>
-        <w:tc>
-          <w:tcPr>
-            <w:tcW w:type="dxa" w:w="1532"/>
-            <w:shd w:fill="FFFFFF" w:val="clear"/>
-            <w:tcMar>
-              <w:top w:type="dxa" w:w="60"/>
-              <w:left w:type="dxa" w:w="110"/>
-              <w:bottom w:type="dxa" w:w="60"/>
-              <w:right w:type="dxa" w:w="110"/>
-            </w:tcMar>
-          </w:tcPr>
-          <w:p>
-            <w:pPr>
-              <w:spacing w:after="0" w:before="0"/>
-            </w:pPr>
-            <w:r>
-              <w:rPr>
-                <w:rFonts w:ascii="Arial" w:cs="Arial" w:eastAsia="Arial" w:hAnsi="Arial"/>
-                <w:i/>
-                <w:iCs/>
-                <w:color w:val="1C2B3A"/>
-                <w:sz w:val="18"/>
-                <w:szCs w:val="18"/>
-              </w:rPr>
-              <w:t xml:space="preserve">(empty)</w:t>
-            </w:r>
-          </w:p>
-        </w:tc>
-        <w:tc>
-          <w:tcPr>
-            <w:tcW w:type="dxa" w:w="5962"/>
-            <w:shd w:fill="FFFFFF" w:val="clear"/>
-            <w:tcMar>
-              <w:top w:type="dxa" w:w="60"/>
-              <w:left w:type="dxa" w:w="110"/>
-              <w:bottom w:type="dxa" w:w="60"/>
-              <w:right w:type="dxa" w:w="110"/>
-            </w:tcMar>
-          </w:tcPr>
-          <w:p>
-            <w:pPr>
-              <w:spacing w:after="0" w:before="0"/>
-            </w:pPr>
-            <w:r>
-              <w:rPr>
-                <w:rFonts w:ascii="Consolas" w:cs="Consolas" w:eastAsia="Consolas" w:hAnsi="Consolas"/>
-                <w:color w:val="2A4258"/>
-                <w:sz w:val="16"/>
-                <w:szCs w:val="16"/>
-                <w:shd w:fill="F2F0EA" w:val="clear"/>
-              </w:rPr>
-              <w:t xml:space="preserve">Id gt 0</w:t>
-            </w:r>
-          </w:p>
-        </w:tc>
-      </w:tr>
-    </w:tbl>
-    <w:p>
-      <w:pPr>
-        <w:spacing w:after="200"/>
-      </w:pPr>
-    </w:p>
-    <w:p>
-      <w:pPr>
-        <w:spacing w:after="160" w:line="276"/>
-      </w:pPr>
-      <w:r>
-        <w:rPr>
-          <w:rFonts w:ascii="Arial" w:cs="Arial" w:eastAsia="Arial" w:hAnsi="Arial"/>
-          <w:color w:val="1C2B3A"/>
-          <w:sz w:val="20"/>
-          <w:szCs w:val="20"/>
-        </w:rPr>
-        <w:t xml:space="preserve">Three things to check against your own flow before pasting:</w:t>
-      </w:r>
-    </w:p>
-    <w:p>
-      <w:pPr>
-        <w:pStyle w:val="ListParagraph"/>
-        <w:numPr>
-          <w:ilvl w:val="0"/>
-          <w:numId w:val="2"/>
-        </w:numPr>
-        <w:spacing w:after="80"/>
-      </w:pPr>
-      <w:r>
-        <w:rPr>
-          <w:rFonts w:ascii="Consolas" w:cs="Consolas" w:eastAsia="Consolas" w:hAnsi="Consolas"/>
-          <w:b/>
-          <w:bCs/>
-          <w:color w:val="2A4258"/>
-          <w:sz w:val="18"/>
-          <w:szCs w:val="18"/>
-          <w:shd w:fill="F2F0EA" w:val="clear"/>
-        </w:rPr>
-        <w:t xml:space="preserve">Payload</w:t>
-      </w:r>
-      <w:r>
-        <w:rPr>
-          <w:rFonts w:ascii="Arial" w:cs="Arial" w:eastAsia="Arial" w:hAnsi="Arial"/>
-          <w:color w:val="1C2B3A"/>
-          <w:sz w:val="20"/>
-          <w:szCs w:val="20"/>
-        </w:rPr>
-        <w:t xml:space="preserve"> is the name of the action that parses the incoming JSON. Use your own. If it is a </w:t>
-      </w:r>
-      <w:r>
-        <w:rPr>
-          <w:rFonts w:ascii="Arial" w:cs="Arial" w:eastAsia="Arial" w:hAnsi="Arial"/>
-          <w:b/>
-          <w:bCs/>
-          <w:color w:val="1C2B3A"/>
-          <w:sz w:val="20"/>
-          <w:szCs w:val="20"/>
-        </w:rPr>
-        <w:t xml:space="preserve">Compose</w:t>
-      </w:r>
-      <w:r>
-        <w:rPr>
-          <w:rFonts w:ascii="Arial" w:cs="Arial" w:eastAsia="Arial" w:hAnsi="Arial"/>
-          <w:color w:val="1C2B3A"/>
-          <w:sz w:val="20"/>
-          <w:szCs w:val="20"/>
-        </w:rPr>
-        <w:t xml:space="preserve">, </w:t>
-      </w:r>
-      <w:r>
-        <w:rPr>
-          <w:rFonts w:ascii="Consolas" w:cs="Consolas" w:eastAsia="Consolas" w:hAnsi="Consolas"/>
-          <w:color w:val="2A4258"/>
-          <w:sz w:val="18"/>
-          <w:szCs w:val="18"/>
-          <w:shd w:fill="F2F0EA" w:val="clear"/>
-        </w:rPr>
-        <w:t xml:space="preserve">outputs('Payload')</w:t>
-      </w:r>
-      <w:r>
-        <w:rPr>
-          <w:rFonts w:ascii="Arial" w:cs="Arial" w:eastAsia="Arial" w:hAnsi="Arial"/>
-          <w:color w:val="1C2B3A"/>
-          <w:sz w:val="20"/>
-          <w:szCs w:val="20"/>
-        </w:rPr>
-        <w:t xml:space="preserve"> is right; if it is a </w:t>
-      </w:r>
-      <w:r>
-        <w:rPr>
-          <w:rFonts w:ascii="Arial" w:cs="Arial" w:eastAsia="Arial" w:hAnsi="Arial"/>
-          <w:b/>
-          <w:bCs/>
-          <w:color w:val="1C2B3A"/>
-          <w:sz w:val="20"/>
-          <w:szCs w:val="20"/>
-        </w:rPr>
-        <w:t xml:space="preserve">Parse JSON</w:t>
-      </w:r>
-      <w:r>
-        <w:rPr>
-          <w:rFonts w:ascii="Arial" w:cs="Arial" w:eastAsia="Arial" w:hAnsi="Arial"/>
-          <w:color w:val="1C2B3A"/>
-          <w:sz w:val="20"/>
-          <w:szCs w:val="20"/>
-        </w:rPr>
-        <w:t xml:space="preserve">, use </w:t>
-      </w:r>
-      <w:r>
-        <w:rPr>
-          <w:rFonts w:ascii="Consolas" w:cs="Consolas" w:eastAsia="Consolas" w:hAnsi="Consolas"/>
-          <w:color w:val="2A4258"/>
-          <w:sz w:val="18"/>
-          <w:szCs w:val="18"/>
-          <w:shd w:fill="F2F0EA" w:val="clear"/>
-        </w:rPr>
-        <w:t xml:space="preserve">body('Payload')</w:t>
-      </w:r>
-      <w:r>
-        <w:rPr>
-          <w:rFonts w:ascii="Arial" w:cs="Arial" w:eastAsia="Arial" w:hAnsi="Arial"/>
-          <w:color w:val="1C2B3A"/>
-          <w:sz w:val="20"/>
-          <w:szCs w:val="20"/>
-        </w:rPr>
-        <w:t xml:space="preserve">.</w:t>
-      </w:r>
-    </w:p>
-    <w:p>
-      <w:pPr>
-        <w:pStyle w:val="ListParagraph"/>
-        <w:numPr>
-          <w:ilvl w:val="0"/>
-          <w:numId w:val="2"/>
-        </w:numPr>
-        <w:spacing w:after="80"/>
-      </w:pPr>
-      <w:r>
-        <w:rPr>
-          <w:rFonts w:ascii="Consolas" w:cs="Consolas" w:eastAsia="Consolas" w:hAnsi="Consolas"/>
-          <w:b/>
-          <w:bCs/>
-          <w:color w:val="2A4258"/>
-          <w:sz w:val="18"/>
-          <w:szCs w:val="18"/>
-          <w:shd w:fill="F2F0EA" w:val="clear"/>
-        </w:rPr>
-        <w:t xml:space="preserve">ProjectId</w:t>
-      </w:r>
-      <w:r>
-        <w:rPr>
-          <w:rFonts w:ascii="Arial" w:cs="Arial" w:eastAsia="Arial" w:hAnsi="Arial"/>
-          <w:b/>
-          <w:bCs/>
-          <w:color w:val="1C2B3A"/>
-          <w:sz w:val="20"/>
-          <w:szCs w:val="20"/>
-        </w:rPr>
-        <w:t xml:space="preserve"> is assumed to be a Number column</w:t>
-      </w:r>
-      <w:r>
-        <w:rPr>
-          <w:rFonts w:ascii="Arial" w:cs="Arial" w:eastAsia="Arial" w:hAnsi="Arial"/>
-          <w:color w:val="1C2B3A"/>
-          <w:sz w:val="20"/>
-          <w:szCs w:val="20"/>
-        </w:rPr>
-        <w:t xml:space="preserve">, so its value is not quoted. If yours is Text, wrap it the way </w:t>
-      </w:r>
-      <w:r>
-        <w:rPr>
-          <w:rFonts w:ascii="Consolas" w:cs="Consolas" w:eastAsia="Consolas" w:hAnsi="Consolas"/>
-          <w:color w:val="2A4258"/>
-          <w:sz w:val="18"/>
-          <w:szCs w:val="18"/>
-          <w:shd w:fill="F2F0EA" w:val="clear"/>
-        </w:rPr>
-        <w:t xml:space="preserve">State</w:t>
-      </w:r>
-      <w:r>
-        <w:rPr>
-          <w:rFonts w:ascii="Arial" w:cs="Arial" w:eastAsia="Arial" w:hAnsi="Arial"/>
-          <w:color w:val="1C2B3A"/>
-          <w:sz w:val="20"/>
-          <w:szCs w:val="20"/>
-        </w:rPr>
-        <w:t xml:space="preserve"> is.</w:t>
-      </w:r>
-    </w:p>
-    <w:p>
-      <w:pPr>
-        <w:pStyle w:val="ListParagraph"/>
-        <w:numPr>
-          <w:ilvl w:val="0"/>
-          <w:numId w:val="2"/>
-        </w:numPr>
-        <w:spacing w:after="80"/>
-      </w:pPr>
-      <w:r>
-        <w:rPr>
-          <w:rFonts w:ascii="Arial" w:cs="Arial" w:eastAsia="Arial" w:hAnsi="Arial"/>
-          <w:color w:val="1C2B3A"/>
-          <w:sz w:val="20"/>
-          <w:szCs w:val="20"/>
-        </w:rPr>
-        <w:t xml:space="preserve">The tripled and quadrupled quotes are not a typo. A single quote inside a Power Automate string literal is written by doubling it.</w:t>
-      </w:r>
-    </w:p>
-    <w:p>
-      <w:pPr>
-        <w:spacing w:after="160" w:line="276"/>
-      </w:pPr>
-      <w:r>
-        <w:rPr>
-          <w:rFonts w:ascii="Arial" w:cs="Arial" w:eastAsia="Arial" w:hAnsi="Arial"/>
-          <w:color w:val="1C2B3A"/>
-          <w:sz w:val="20"/>
-          <w:szCs w:val="20"/>
-        </w:rPr>
-        <w:t xml:space="preserve">Set a </w:t>
-      </w:r>
-      <w:r>
-        <w:rPr>
-          <w:rFonts w:ascii="Arial" w:cs="Arial" w:eastAsia="Arial" w:hAnsi="Arial"/>
-          <w:b/>
-          <w:bCs/>
-          <w:color w:val="1C2B3A"/>
-          <w:sz w:val="20"/>
-          <w:szCs w:val="20"/>
-        </w:rPr>
-        <w:t xml:space="preserve">Top Count</w:t>
-      </w:r>
-      <w:r>
-        <w:rPr>
-          <w:rFonts w:ascii="Arial" w:cs="Arial" w:eastAsia="Arial" w:hAnsi="Arial"/>
-          <w:color w:val="1C2B3A"/>
-          <w:sz w:val="20"/>
-          <w:szCs w:val="20"/>
-        </w:rPr>
-        <w:t xml:space="preserve"> on Get items as well — 500 is plenty — so an unfiltered read cannot run away.</w:t>
+        <w:t xml:space="preserve">The app only ever sends a real state and a real project id, so it never produces the empty case.</w:t>
       </w:r>
     </w:p>
     <w:p>
@@ -15337,7 +14589,7 @@
           <w:sz w:val="20"/>
           <w:szCs w:val="20"/>
         </w:rPr>
-        <w:t xml:space="preserve">The other common cause. A flow that branches (a reference supplied → return that variation; none → return the list) needs a </w:t>
+        <w:t xml:space="preserve">The other common cause of a 502. A flow that branches (a reference supplied → return that variation; none → return the list) needs a </w:t>
       </w:r>
       <w:r>
         <w:rPr>

--- a/docs/word/3 - Building the Flows.docx
+++ b/docs/word/3 - Building the Flows.docx
@@ -14492,26 +14492,7 @@
           <w:sz w:val="20"/>
           <w:szCs w:val="20"/>
         </w:rPr>
-        <w:t xml:space="preserve"> expression to tolerate empty values. That was the wrong end of the problem, and pasting a multi-line expression into that box leaves line breaks behind, which SharePoint rejects as </w:t>
-      </w:r>
-      <w:r>
-        <w:rPr>
-          <w:rFonts w:ascii="Consolas" w:cs="Consolas" w:eastAsia="Consolas" w:hAnsi="Consolas"/>
-          <w:color w:val="2A4258"/>
-          <w:sz w:val="18"/>
-          <w:szCs w:val="18"/>
-          <w:shd w:fill="F2F0EA" w:val="clear"/>
-        </w:rPr>
-        <w:t xml:space="preserve">The $filter expression " " is not valid</w:t>
-      </w:r>
-      <w:r>
-        <w:rPr>
-          <w:rFonts w:ascii="Arial" w:cs="Arial" w:eastAsia="Arial" w:hAnsi="Arial"/>
-          <w:color w:val="1C2B3A"/>
-          <w:sz w:val="20"/>
-          <w:szCs w:val="20"/>
-        </w:rPr>
-        <w:t xml:space="preserve">.</w:t>
+        <w:t xml:space="preserve"> expression to tolerate empty values. That was the wrong end of the problem: the app only ever sends a real state and a real project id, so the empty case never arises.</w:t>
       </w:r>
     </w:p>
     <w:p>
@@ -14525,7 +14506,7 @@
           <w:sz w:val="20"/>
           <w:szCs w:val="20"/>
         </w:rPr>
-        <w:t xml:space="preserve">The straightforward filter is correct:</w:t>
+        <w:t xml:space="preserve">It also wrote the working filter as</w:t>
       </w:r>
     </w:p>
     <w:p>
@@ -14558,7 +14539,413 @@
           <w:sz w:val="20"/>
           <w:szCs w:val="20"/>
         </w:rPr>
-        <w:t xml:space="preserve">The app only ever sends a real state and a real project id, so it never produces the empty case.</w:t>
+        <w:t xml:space="preserve">where </w:t>
+      </w:r>
+      <w:r>
+        <w:rPr>
+          <w:rFonts w:ascii="Consolas" w:cs="Consolas" w:eastAsia="Consolas" w:hAnsi="Consolas"/>
+          <w:color w:val="2A4258"/>
+          <w:sz w:val="18"/>
+          <w:szCs w:val="18"/>
+          <w:shd w:fill="F2F0EA" w:val="clear"/>
+        </w:rPr>
+        <w:t xml:space="preserve">...state</w:t>
+      </w:r>
+      <w:r>
+        <w:rPr>
+          <w:rFonts w:ascii="Arial" w:cs="Arial" w:eastAsia="Arial" w:hAnsi="Arial"/>
+          <w:color w:val="1C2B3A"/>
+          <w:sz w:val="20"/>
+          <w:szCs w:val="20"/>
+        </w:rPr>
+        <w:t xml:space="preserve"> was shorthand for </w:t>
+      </w:r>
+      <w:r>
+        <w:rPr>
+          <w:rFonts w:ascii="Arial" w:cs="Arial" w:eastAsia="Arial" w:hAnsi="Arial"/>
+          <w:i/>
+          <w:iCs/>
+          <w:color w:val="1C2B3A"/>
+          <w:sz w:val="20"/>
+          <w:szCs w:val="20"/>
+        </w:rPr>
+        <w:t xml:space="preserve">your own reference to the payload</w:t>
+      </w:r>
+      <w:r>
+        <w:rPr>
+          <w:rFonts w:ascii="Arial" w:cs="Arial" w:eastAsia="Arial" w:hAnsi="Arial"/>
+          <w:color w:val="1C2B3A"/>
+          <w:sz w:val="20"/>
+          <w:szCs w:val="20"/>
+        </w:rPr>
+        <w:t xml:space="preserve">. Pasted literally, that is not an expression and Power Automate says so: </w:t>
+      </w:r>
+      <w:r>
+        <w:rPr>
+          <w:rFonts w:ascii="Arial" w:cs="Arial" w:eastAsia="Arial" w:hAnsi="Arial"/>
+          <w:b/>
+          <w:bCs/>
+          <w:color w:val="1C2B3A"/>
+          <w:sz w:val="20"/>
+          <w:szCs w:val="20"/>
+        </w:rPr>
+        <w:t xml:space="preserve">"This expression has a problem."</w:t>
+      </w:r>
+      <w:r>
+        <w:rPr>
+          <w:rFonts w:ascii="Arial" w:cs="Arial" w:eastAsia="Arial" w:hAnsi="Arial"/>
+          <w:color w:val="1C2B3A"/>
+          <w:sz w:val="20"/>
+          <w:szCs w:val="20"/>
+        </w:rPr>
+        <w:t xml:space="preserve"> Written out properly it is one of these two, depending on which box you are typing into.</w:t>
+      </w:r>
+    </w:p>
+    <w:p>
+      <w:pPr>
+        <w:spacing w:after="160" w:line="276"/>
+      </w:pPr>
+      <w:r>
+        <w:rPr>
+          <w:rFonts w:ascii="Arial" w:cs="Arial" w:eastAsia="Arial" w:hAnsi="Arial"/>
+          <w:b/>
+          <w:bCs/>
+          <w:color w:val="1C2B3A"/>
+          <w:sz w:val="20"/>
+          <w:szCs w:val="20"/>
+        </w:rPr>
+        <w:t xml:space="preserve">In the expression editor (the </w:t>
+      </w:r>
+      <w:r>
+        <w:rPr>
+          <w:rFonts w:ascii="Consolas" w:cs="Consolas" w:eastAsia="Consolas" w:hAnsi="Consolas"/>
+          <w:b/>
+          <w:bCs/>
+          <w:color w:val="2A4258"/>
+          <w:sz w:val="18"/>
+          <w:szCs w:val="18"/>
+          <w:shd w:fill="F2F0EA" w:val="clear"/>
+        </w:rPr>
+        <w:t xml:space="preserve">fx</w:t>
+      </w:r>
+      <w:r>
+        <w:rPr>
+          <w:rFonts w:ascii="Arial" w:cs="Arial" w:eastAsia="Arial" w:hAnsi="Arial"/>
+          <w:b/>
+          <w:bCs/>
+          <w:color w:val="1C2B3A"/>
+          <w:sz w:val="20"/>
+          <w:szCs w:val="20"/>
+        </w:rPr>
+        <w:t xml:space="preserve"> button)</w:t>
+      </w:r>
+      <w:r>
+        <w:rPr>
+          <w:rFonts w:ascii="Arial" w:cs="Arial" w:eastAsia="Arial" w:hAnsi="Arial"/>
+          <w:color w:val="1C2B3A"/>
+          <w:sz w:val="20"/>
+          <w:szCs w:val="20"/>
+        </w:rPr>
+        <w:t xml:space="preserve"> — paste this, as one line:</w:t>
+      </w:r>
+    </w:p>
+    <w:p>
+      <w:pPr>
+        <w:pBdr>
+          <w:left w:val="single" w:color="4C5C6D" w:sz="12" w:space="8"/>
+        </w:pBdr>
+        <w:shd w:fill="F2F0EA" w:val="clear"/>
+        <w:spacing w:after="160" w:before="120"/>
+        <w:ind w:left="220" w:right="220"/>
+      </w:pPr>
+      <w:r>
+        <w:rPr>
+          <w:rFonts w:ascii="Consolas" w:cs="Consolas" w:eastAsia="Consolas" w:hAnsi="Consolas"/>
+          <w:color w:val="1C2B3A"/>
+          <w:sz w:val="17"/>
+          <w:szCs w:val="17"/>
+        </w:rPr>
+        <w:t xml:space="preserve">concat('State eq ''', outputs('Payload')?['state'], ''' and ProjectId eq ', outputs('Payload')?['projectId'])</w:t>
+      </w:r>
+    </w:p>
+    <w:p>
+      <w:pPr>
+        <w:spacing w:after="160" w:line="276"/>
+      </w:pPr>
+      <w:r>
+        <w:rPr>
+          <w:rFonts w:ascii="Arial" w:cs="Arial" w:eastAsia="Arial" w:hAnsi="Arial"/>
+          <w:b/>
+          <w:bCs/>
+          <w:color w:val="1C2B3A"/>
+          <w:sz w:val="20"/>
+          <w:szCs w:val="20"/>
+        </w:rPr>
+        <w:t xml:space="preserve">In the plain Filter Query box</w:t>
+      </w:r>
+      <w:r>
+        <w:rPr>
+          <w:rFonts w:ascii="Arial" w:cs="Arial" w:eastAsia="Arial" w:hAnsi="Arial"/>
+          <w:color w:val="1C2B3A"/>
+          <w:sz w:val="20"/>
+          <w:szCs w:val="20"/>
+        </w:rPr>
+        <w:t xml:space="preserve">, without opening the expression editor — the </w:t>
+      </w:r>
+      <w:r>
+        <w:rPr>
+          <w:rFonts w:ascii="Consolas" w:cs="Consolas" w:eastAsia="Consolas" w:hAnsi="Consolas"/>
+          <w:color w:val="2A4258"/>
+          <w:sz w:val="18"/>
+          <w:szCs w:val="18"/>
+          <w:shd w:fill="F2F0EA" w:val="clear"/>
+        </w:rPr>
+        <w:t xml:space="preserve">@{ }</w:t>
+      </w:r>
+      <w:r>
+        <w:rPr>
+          <w:rFonts w:ascii="Arial" w:cs="Arial" w:eastAsia="Arial" w:hAnsi="Arial"/>
+          <w:color w:val="1C2B3A"/>
+          <w:sz w:val="20"/>
+          <w:szCs w:val="20"/>
+        </w:rPr>
+        <w:t xml:space="preserve"> wrapper is what marks an expression inside ordinary text:</w:t>
+      </w:r>
+    </w:p>
+    <w:p>
+      <w:pPr>
+        <w:pBdr>
+          <w:left w:val="single" w:color="4C5C6D" w:sz="12" w:space="8"/>
+        </w:pBdr>
+        <w:shd w:fill="F2F0EA" w:val="clear"/>
+        <w:spacing w:after="160" w:before="120"/>
+        <w:ind w:left="220" w:right="220"/>
+      </w:pPr>
+      <w:r>
+        <w:rPr>
+          <w:rFonts w:ascii="Consolas" w:cs="Consolas" w:eastAsia="Consolas" w:hAnsi="Consolas"/>
+          <w:color w:val="1C2B3A"/>
+          <w:sz w:val="17"/>
+          <w:szCs w:val="17"/>
+        </w:rPr>
+        <w:t xml:space="preserve">State eq '@{outputs('Payload')?['state']}' and ProjectId eq @{outputs('Payload')?['projectId']}</w:t>
+      </w:r>
+    </w:p>
+    <w:p>
+      <w:pPr>
+        <w:spacing w:after="160" w:line="276"/>
+      </w:pPr>
+      <w:r>
+        <w:rPr>
+          <w:rFonts w:ascii="Arial" w:cs="Arial" w:eastAsia="Arial" w:hAnsi="Arial"/>
+          <w:color w:val="1C2B3A"/>
+          <w:sz w:val="20"/>
+          <w:szCs w:val="20"/>
+        </w:rPr>
+        <w:t xml:space="preserve">Either produces </w:t>
+      </w:r>
+      <w:r>
+        <w:rPr>
+          <w:rFonts w:ascii="Consolas" w:cs="Consolas" w:eastAsia="Consolas" w:hAnsi="Consolas"/>
+          <w:color w:val="2A4258"/>
+          <w:sz w:val="18"/>
+          <w:szCs w:val="18"/>
+          <w:shd w:fill="F2F0EA" w:val="clear"/>
+        </w:rPr>
+        <w:t xml:space="preserve">State eq 'VIC' and ProjectId eq 1</w:t>
+      </w:r>
+      <w:r>
+        <w:rPr>
+          <w:rFonts w:ascii="Arial" w:cs="Arial" w:eastAsia="Arial" w:hAnsi="Arial"/>
+          <w:color w:val="1C2B3A"/>
+          <w:sz w:val="20"/>
+          <w:szCs w:val="20"/>
+        </w:rPr>
+        <w:t xml:space="preserve">, which is exactly what the successful runs in the history sent.</w:t>
+      </w:r>
+    </w:p>
+    <w:p>
+      <w:pPr>
+        <w:spacing w:after="160" w:line="276"/>
+      </w:pPr>
+      <w:r>
+        <w:rPr>
+          <w:rFonts w:ascii="Arial" w:cs="Arial" w:eastAsia="Arial" w:hAnsi="Arial"/>
+          <w:color w:val="1C2B3A"/>
+          <w:sz w:val="20"/>
+          <w:szCs w:val="20"/>
+        </w:rPr>
+        <w:t xml:space="preserve">Two things to match to your own flow:</w:t>
+      </w:r>
+    </w:p>
+    <w:p>
+      <w:pPr>
+        <w:pStyle w:val="ListParagraph"/>
+        <w:numPr>
+          <w:ilvl w:val="0"/>
+          <w:numId w:val="2"/>
+        </w:numPr>
+        <w:spacing w:after="80"/>
+      </w:pPr>
+      <w:r>
+        <w:rPr>
+          <w:rFonts w:ascii="Consolas" w:cs="Consolas" w:eastAsia="Consolas" w:hAnsi="Consolas"/>
+          <w:b/>
+          <w:bCs/>
+          <w:color w:val="2A4258"/>
+          <w:sz w:val="18"/>
+          <w:szCs w:val="18"/>
+          <w:shd w:fill="F2F0EA" w:val="clear"/>
+        </w:rPr>
+        <w:t xml:space="preserve">Payload</w:t>
+      </w:r>
+      <w:r>
+        <w:rPr>
+          <w:rFonts w:ascii="Arial" w:cs="Arial" w:eastAsia="Arial" w:hAnsi="Arial"/>
+          <w:color w:val="1C2B3A"/>
+          <w:sz w:val="20"/>
+          <w:szCs w:val="20"/>
+        </w:rPr>
+        <w:t xml:space="preserve"> is the name of the action that parses the incoming JSON. If it is a </w:t>
+      </w:r>
+      <w:r>
+        <w:rPr>
+          <w:rFonts w:ascii="Arial" w:cs="Arial" w:eastAsia="Arial" w:hAnsi="Arial"/>
+          <w:b/>
+          <w:bCs/>
+          <w:color w:val="1C2B3A"/>
+          <w:sz w:val="20"/>
+          <w:szCs w:val="20"/>
+        </w:rPr>
+        <w:t xml:space="preserve">Compose</w:t>
+      </w:r>
+      <w:r>
+        <w:rPr>
+          <w:rFonts w:ascii="Arial" w:cs="Arial" w:eastAsia="Arial" w:hAnsi="Arial"/>
+          <w:color w:val="1C2B3A"/>
+          <w:sz w:val="20"/>
+          <w:szCs w:val="20"/>
+        </w:rPr>
+        <w:t xml:space="preserve">, </w:t>
+      </w:r>
+      <w:r>
+        <w:rPr>
+          <w:rFonts w:ascii="Consolas" w:cs="Consolas" w:eastAsia="Consolas" w:hAnsi="Consolas"/>
+          <w:color w:val="2A4258"/>
+          <w:sz w:val="18"/>
+          <w:szCs w:val="18"/>
+          <w:shd w:fill="F2F0EA" w:val="clear"/>
+        </w:rPr>
+        <w:t xml:space="preserve">outputs('Payload')</w:t>
+      </w:r>
+      <w:r>
+        <w:rPr>
+          <w:rFonts w:ascii="Arial" w:cs="Arial" w:eastAsia="Arial" w:hAnsi="Arial"/>
+          <w:color w:val="1C2B3A"/>
+          <w:sz w:val="20"/>
+          <w:szCs w:val="20"/>
+        </w:rPr>
+        <w:t xml:space="preserve"> is right; if it is a </w:t>
+      </w:r>
+      <w:r>
+        <w:rPr>
+          <w:rFonts w:ascii="Arial" w:cs="Arial" w:eastAsia="Arial" w:hAnsi="Arial"/>
+          <w:b/>
+          <w:bCs/>
+          <w:color w:val="1C2B3A"/>
+          <w:sz w:val="20"/>
+          <w:szCs w:val="20"/>
+        </w:rPr>
+        <w:t xml:space="preserve">Parse JSON</w:t>
+      </w:r>
+      <w:r>
+        <w:rPr>
+          <w:rFonts w:ascii="Arial" w:cs="Arial" w:eastAsia="Arial" w:hAnsi="Arial"/>
+          <w:color w:val="1C2B3A"/>
+          <w:sz w:val="20"/>
+          <w:szCs w:val="20"/>
+        </w:rPr>
+        <w:t xml:space="preserve">, use </w:t>
+      </w:r>
+      <w:r>
+        <w:rPr>
+          <w:rFonts w:ascii="Consolas" w:cs="Consolas" w:eastAsia="Consolas" w:hAnsi="Consolas"/>
+          <w:color w:val="2A4258"/>
+          <w:sz w:val="18"/>
+          <w:szCs w:val="18"/>
+          <w:shd w:fill="F2F0EA" w:val="clear"/>
+        </w:rPr>
+        <w:t xml:space="preserve">body('Payload')</w:t>
+      </w:r>
+      <w:r>
+        <w:rPr>
+          <w:rFonts w:ascii="Arial" w:cs="Arial" w:eastAsia="Arial" w:hAnsi="Arial"/>
+          <w:color w:val="1C2B3A"/>
+          <w:sz w:val="20"/>
+          <w:szCs w:val="20"/>
+        </w:rPr>
+        <w:t xml:space="preserve">.</w:t>
+      </w:r>
+    </w:p>
+    <w:p>
+      <w:pPr>
+        <w:pStyle w:val="ListParagraph"/>
+        <w:numPr>
+          <w:ilvl w:val="0"/>
+          <w:numId w:val="2"/>
+        </w:numPr>
+        <w:spacing w:after="80"/>
+      </w:pPr>
+      <w:r>
+        <w:rPr>
+          <w:rFonts w:ascii="Consolas" w:cs="Consolas" w:eastAsia="Consolas" w:hAnsi="Consolas"/>
+          <w:b/>
+          <w:bCs/>
+          <w:color w:val="2A4258"/>
+          <w:sz w:val="18"/>
+          <w:szCs w:val="18"/>
+          <w:shd w:fill="F2F0EA" w:val="clear"/>
+        </w:rPr>
+        <w:t xml:space="preserve">ProjectId</w:t>
+      </w:r>
+      <w:r>
+        <w:rPr>
+          <w:rFonts w:ascii="Arial" w:cs="Arial" w:eastAsia="Arial" w:hAnsi="Arial"/>
+          <w:b/>
+          <w:bCs/>
+          <w:color w:val="1C2B3A"/>
+          <w:sz w:val="20"/>
+          <w:szCs w:val="20"/>
+        </w:rPr>
+        <w:t xml:space="preserve"> is a Number column</w:t>
+      </w:r>
+      <w:r>
+        <w:rPr>
+          <w:rFonts w:ascii="Arial" w:cs="Arial" w:eastAsia="Arial" w:hAnsi="Arial"/>
+          <w:color w:val="1C2B3A"/>
+          <w:sz w:val="20"/>
+          <w:szCs w:val="20"/>
+        </w:rPr>
+        <w:t xml:space="preserve"> here, so its value is not quoted, while </w:t>
+      </w:r>
+      <w:r>
+        <w:rPr>
+          <w:rFonts w:ascii="Consolas" w:cs="Consolas" w:eastAsia="Consolas" w:hAnsi="Consolas"/>
+          <w:color w:val="2A4258"/>
+          <w:sz w:val="18"/>
+          <w:szCs w:val="18"/>
+          <w:shd w:fill="F2F0EA" w:val="clear"/>
+        </w:rPr>
+        <w:t xml:space="preserve">State</w:t>
+      </w:r>
+      <w:r>
+        <w:rPr>
+          <w:rFonts w:ascii="Arial" w:cs="Arial" w:eastAsia="Arial" w:hAnsi="Arial"/>
+          <w:color w:val="1C2B3A"/>
+          <w:sz w:val="20"/>
+          <w:szCs w:val="20"/>
+        </w:rPr>
+        <w:t xml:space="preserve"> is text and is. The tripled quotes around the text value are not a typo — a single quote inside a Power Automate string literal is written by doubling it.</w:t>
       </w:r>
     </w:p>
     <w:p>

--- a/docs/word/3 - Building the Flows.docx
+++ b/docs/word/3 - Building the Flows.docx
@@ -14946,6 +14946,267 @@
           <w:szCs w:val="20"/>
         </w:rPr>
         <w:t xml:space="preserve"> is text and is. The tripled quotes around the text value are not a typo — a single quote inside a Power Automate string literal is written by doubling it.</w:t>
+      </w:r>
+    </w:p>
+    <w:p>
+      <w:pPr>
+        <w:pStyle w:val="Heading2"/>
+        <w:spacing w:after="140" w:before="320"/>
+      </w:pPr>
+      <w:r>
+        <w:rPr>
+          <w:rFonts w:ascii="Arial" w:cs="Arial" w:eastAsia="Arial" w:hAnsi="Arial"/>
+          <w:b/>
+          <w:bCs/>
+          <w:color w:val="2A4258"/>
+          <w:sz w:val="24"/>
+          <w:szCs w:val="24"/>
+        </w:rPr>
+        <w:t xml:space="preserve">When it is the Write professionally flow</w:t>
+      </w:r>
+    </w:p>
+    <w:p>
+      <w:pPr>
+        <w:spacing w:after="160" w:line="276"/>
+      </w:pPr>
+      <w:r>
+        <w:rPr>
+          <w:rFonts w:ascii="Arial" w:cs="Arial" w:eastAsia="Arial" w:hAnsi="Arial"/>
+          <w:color w:val="1C2B3A"/>
+          <w:sz w:val="20"/>
+          <w:szCs w:val="20"/>
+        </w:rPr>
+        <w:t xml:space="preserve">The app sends it </w:t>
+      </w:r>
+      <w:r>
+        <w:rPr>
+          <w:rFonts w:ascii="Consolas" w:cs="Consolas" w:eastAsia="Consolas" w:hAnsi="Consolas"/>
+          <w:color w:val="2A4258"/>
+          <w:sz w:val="18"/>
+          <w:szCs w:val="18"/>
+          <w:shd w:fill="F2F0EA" w:val="clear"/>
+        </w:rPr>
+        <w:t xml:space="preserve">notes</w:t>
+      </w:r>
+      <w:r>
+        <w:rPr>
+          <w:rFonts w:ascii="Arial" w:cs="Arial" w:eastAsia="Arial" w:hAnsi="Arial"/>
+          <w:color w:val="1C2B3A"/>
+          <w:sz w:val="20"/>
+          <w:szCs w:val="20"/>
+        </w:rPr>
+        <w:t xml:space="preserve">, </w:t>
+      </w:r>
+      <w:r>
+        <w:rPr>
+          <w:rFonts w:ascii="Consolas" w:cs="Consolas" w:eastAsia="Consolas" w:hAnsi="Consolas"/>
+          <w:color w:val="2A4258"/>
+          <w:sz w:val="18"/>
+          <w:szCs w:val="18"/>
+          <w:shd w:fill="F2F0EA" w:val="clear"/>
+        </w:rPr>
+        <w:t xml:space="preserve">project</w:t>
+      </w:r>
+      <w:r>
+        <w:rPr>
+          <w:rFonts w:ascii="Arial" w:cs="Arial" w:eastAsia="Arial" w:hAnsi="Arial"/>
+          <w:color w:val="1C2B3A"/>
+          <w:sz w:val="20"/>
+          <w:szCs w:val="20"/>
+        </w:rPr>
+        <w:t xml:space="preserve">, </w:t>
+      </w:r>
+      <w:r>
+        <w:rPr>
+          <w:rFonts w:ascii="Consolas" w:cs="Consolas" w:eastAsia="Consolas" w:hAnsi="Consolas"/>
+          <w:color w:val="2A4258"/>
+          <w:sz w:val="18"/>
+          <w:szCs w:val="18"/>
+          <w:shd w:fill="F2F0EA" w:val="clear"/>
+        </w:rPr>
+        <w:t xml:space="preserve">state</w:t>
+      </w:r>
+      <w:r>
+        <w:rPr>
+          <w:rFonts w:ascii="Arial" w:cs="Arial" w:eastAsia="Arial" w:hAnsi="Arial"/>
+          <w:color w:val="1C2B3A"/>
+          <w:sz w:val="20"/>
+          <w:szCs w:val="20"/>
+        </w:rPr>
+        <w:t xml:space="preserve"> and </w:t>
+      </w:r>
+      <w:r>
+        <w:rPr>
+          <w:rFonts w:ascii="Consolas" w:cs="Consolas" w:eastAsia="Consolas" w:hAnsi="Consolas"/>
+          <w:color w:val="2A4258"/>
+          <w:sz w:val="18"/>
+          <w:szCs w:val="18"/>
+          <w:shd w:fill="F2F0EA" w:val="clear"/>
+        </w:rPr>
+        <w:t xml:space="preserve">clauseRef</w:t>
+      </w:r>
+      <w:r>
+        <w:rPr>
+          <w:rFonts w:ascii="Arial" w:cs="Arial" w:eastAsia="Arial" w:hAnsi="Arial"/>
+          <w:color w:val="1C2B3A"/>
+          <w:sz w:val="20"/>
+          <w:szCs w:val="20"/>
+        </w:rPr>
+        <w:t xml:space="preserve">, which is the shape this guide specifies, so a 502 here is the flow itself rather than its input. Open the run and look at the generator action. The usual causes, in order:</w:t>
+      </w:r>
+    </w:p>
+    <w:p>
+      <w:pPr>
+        <w:pStyle w:val="ListParagraph"/>
+        <w:numPr>
+          <w:ilvl w:val="0"/>
+          <w:numId w:val="2"/>
+        </w:numPr>
+        <w:spacing w:after="80"/>
+      </w:pPr>
+      <w:r>
+        <w:rPr>
+          <w:rFonts w:ascii="Arial" w:cs="Arial" w:eastAsia="Arial" w:hAnsi="Arial"/>
+          <w:b/>
+          <w:bCs/>
+          <w:color w:val="1C2B3A"/>
+          <w:sz w:val="20"/>
+          <w:szCs w:val="20"/>
+        </w:rPr>
+        <w:t xml:space="preserve">AI Builder credits.</w:t>
+      </w:r>
+      <w:r>
+        <w:rPr>
+          <w:rFonts w:ascii="Arial" w:cs="Arial" w:eastAsia="Arial" w:hAnsi="Arial"/>
+          <w:color w:val="1C2B3A"/>
+          <w:sz w:val="20"/>
+          <w:szCs w:val="20"/>
+        </w:rPr>
+        <w:t xml:space="preserve"> </w:t>
+      </w:r>
+      <w:r>
+        <w:rPr>
+          <w:rFonts w:ascii="Arial" w:cs="Arial" w:eastAsia="Arial" w:hAnsi="Arial"/>
+          <w:i/>
+          <w:iCs/>
+          <w:color w:val="1C2B3A"/>
+          <w:sz w:val="20"/>
+          <w:szCs w:val="20"/>
+        </w:rPr>
+        <w:t xml:space="preserve">Create text with GPT</w:t>
+      </w:r>
+      <w:r>
+        <w:rPr>
+          <w:rFonts w:ascii="Arial" w:cs="Arial" w:eastAsia="Arial" w:hAnsi="Arial"/>
+          <w:color w:val="1C2B3A"/>
+          <w:sz w:val="20"/>
+          <w:szCs w:val="20"/>
+        </w:rPr>
+        <w:t xml:space="preserve"> needs them, and a tenant with none — or none left this month — fails the action outright. This is the most common one by some distance.</w:t>
+      </w:r>
+    </w:p>
+    <w:p>
+      <w:pPr>
+        <w:pStyle w:val="ListParagraph"/>
+        <w:numPr>
+          <w:ilvl w:val="0"/>
+          <w:numId w:val="2"/>
+        </w:numPr>
+        <w:spacing w:after="80"/>
+      </w:pPr>
+      <w:r>
+        <w:rPr>
+          <w:rFonts w:ascii="Arial" w:cs="Arial" w:eastAsia="Arial" w:hAnsi="Arial"/>
+          <w:b/>
+          <w:bCs/>
+          <w:color w:val="1C2B3A"/>
+          <w:sz w:val="20"/>
+          <w:szCs w:val="20"/>
+        </w:rPr>
+        <w:t xml:space="preserve">The content filter</w:t>
+      </w:r>
+      <w:r>
+        <w:rPr>
+          <w:rFonts w:ascii="Arial" w:cs="Arial" w:eastAsia="Arial" w:hAnsi="Arial"/>
+          <w:color w:val="1C2B3A"/>
+          <w:sz w:val="20"/>
+          <w:szCs w:val="20"/>
+        </w:rPr>
+        <w:t xml:space="preserve"> rejected the prompt or the result. Site notes about demolition or damage can trip it.</w:t>
+      </w:r>
+    </w:p>
+    <w:p>
+      <w:pPr>
+        <w:pStyle w:val="ListParagraph"/>
+        <w:numPr>
+          <w:ilvl w:val="0"/>
+          <w:numId w:val="2"/>
+        </w:numPr>
+        <w:spacing w:after="80"/>
+      </w:pPr>
+      <w:r>
+        <w:rPr>
+          <w:rFonts w:ascii="Arial" w:cs="Arial" w:eastAsia="Arial" w:hAnsi="Arial"/>
+          <w:b/>
+          <w:bCs/>
+          <w:color w:val="1C2B3A"/>
+          <w:sz w:val="20"/>
+          <w:szCs w:val="20"/>
+        </w:rPr>
+        <w:t xml:space="preserve">No Response on the path taken.</w:t>
+      </w:r>
+      <w:r>
+        <w:rPr>
+          <w:rFonts w:ascii="Arial" w:cs="Arial" w:eastAsia="Arial" w:hAnsi="Arial"/>
+          <w:color w:val="1C2B3A"/>
+          <w:sz w:val="20"/>
+          <w:szCs w:val="20"/>
+        </w:rPr>
+        <w:t xml:space="preserve"> Same as below.</w:t>
+      </w:r>
+    </w:p>
+    <w:p>
+      <w:pPr>
+        <w:pStyle w:val="ListParagraph"/>
+        <w:numPr>
+          <w:ilvl w:val="0"/>
+          <w:numId w:val="2"/>
+        </w:numPr>
+        <w:spacing w:after="80"/>
+      </w:pPr>
+      <w:r>
+        <w:rPr>
+          <w:rFonts w:ascii="Arial" w:cs="Arial" w:eastAsia="Arial" w:hAnsi="Arial"/>
+          <w:b/>
+          <w:bCs/>
+          <w:color w:val="1C2B3A"/>
+          <w:sz w:val="20"/>
+          <w:szCs w:val="20"/>
+        </w:rPr>
+        <w:t xml:space="preserve">It took too long.</w:t>
+      </w:r>
+      <w:r>
+        <w:rPr>
+          <w:rFonts w:ascii="Arial" w:cs="Arial" w:eastAsia="Arial" w:hAnsi="Arial"/>
+          <w:color w:val="1C2B3A"/>
+          <w:sz w:val="20"/>
+          <w:szCs w:val="20"/>
+        </w:rPr>
+        <w:t xml:space="preserve"> Generation plus the rest of the flow has to finish inside the ~120 second synchronous limit.</w:t>
+      </w:r>
+    </w:p>
+    <w:p>
+      <w:pPr>
+        <w:spacing w:after="160" w:line="276"/>
+      </w:pPr>
+      <w:r>
+        <w:rPr>
+          <w:rFonts w:ascii="Arial" w:cs="Arial" w:eastAsia="Arial" w:hAnsi="Arial"/>
+          <w:color w:val="1C2B3A"/>
+          <w:sz w:val="20"/>
+          <w:szCs w:val="20"/>
+        </w:rPr>
+        <w:t xml:space="preserve">Nothing is blocked while it is broken: the button falls back to tidying the notes locally and says so, and the notes themselves are never touched.</w:t>
       </w:r>
     </w:p>
     <w:p>

--- a/docs/word/3 - Building the Flows.docx
+++ b/docs/word/3 - Building the Flows.docx
@@ -10430,6 +10430,65 @@
           <w:sz w:val="30"/>
           <w:szCs w:val="30"/>
         </w:rPr>
+        <w:t xml:space="preserve">Flow 6 · Open a variation file (optional)</w:t>
+      </w:r>
+    </w:p>
+    <w:p>
+      <w:pPr>
+        <w:spacing w:after="160" w:line="276"/>
+      </w:pPr>
+      <w:r>
+        <w:rPr>
+          <w:rFonts w:ascii="Arial" w:cs="Arial" w:eastAsia="Arial" w:hAnsi="Arial"/>
+          <w:color w:val="1C2B3A"/>
+          <w:sz w:val="20"/>
+          <w:szCs w:val="20"/>
+        </w:rPr>
+        <w:t xml:space="preserve">Reads a saved variation file back out of the project folder, so a variation reopens with its attachments. Saving one needs no flow of its own. The whole recipe is in </w:t>
+      </w:r>
+      <w:r>
+        <w:rPr>
+          <w:rFonts w:ascii="Arial" w:cs="Arial" w:eastAsia="Arial" w:hAnsi="Arial"/>
+          <w:b/>
+          <w:bCs/>
+          <w:color w:val="1C2B3A"/>
+          <w:sz w:val="20"/>
+          <w:szCs w:val="20"/>
+        </w:rPr>
+        <w:t xml:space="preserve">9 - Saving and Reopening Variation Files.docx</w:t>
+      </w:r>
+      <w:r>
+        <w:rPr>
+          <w:rFonts w:ascii="Arial" w:cs="Arial" w:eastAsia="Arial" w:hAnsi="Arial"/>
+          <w:color w:val="1C2B3A"/>
+          <w:sz w:val="20"/>
+          <w:szCs w:val="20"/>
+        </w:rPr>
+        <w:t xml:space="preserve">.</w:t>
+      </w:r>
+    </w:p>
+    <w:p>
+      <w:pPr>
+        <w:pBdr>
+          <w:bottom w:val="single" w:color="C9C2B4" w:sz="6" w:space="1"/>
+        </w:pBdr>
+        <w:spacing w:after="200" w:before="200"/>
+      </w:pPr>
+    </w:p>
+    <w:p>
+      <w:pPr>
+        <w:pStyle w:val="Heading1"/>
+        <w:spacing w:after="140" w:before="320"/>
+      </w:pPr>
+      <w:r>
+        <w:rPr>
+          <w:rFonts w:ascii="Arial" w:cs="Arial" w:eastAsia="Arial" w:hAnsi="Arial"/>
+          <w:b/>
+          <w:bCs/>
+          <w:color w:val="2A4258"/>
+          <w:sz w:val="30"/>
+          <w:szCs w:val="30"/>
+        </w:rPr>
         <w:t xml:space="preserve">What the app sends </w:t>
       </w:r>
     </w:p>
@@ -11740,6 +11799,110 @@
           </w:p>
         </w:tc>
       </w:tr>
+      <w:tr>
+        <w:tc>
+          <w:tcPr>
+            <w:tcW w:type="dxa" w:w="4513"/>
+            <w:shd w:fill="FFFFFF" w:val="clear"/>
+            <w:tcMar>
+              <w:top w:type="dxa" w:w="60"/>
+              <w:left w:type="dxa" w:w="110"/>
+              <w:bottom w:type="dxa" w:w="60"/>
+              <w:right w:type="dxa" w:w="110"/>
+            </w:tcMar>
+          </w:tcPr>
+          <w:p>
+            <w:pPr>
+              <w:spacing w:after="0" w:before="0"/>
+            </w:pPr>
+            <w:r>
+              <w:rPr>
+                <w:rFonts w:ascii="Consolas" w:cs="Consolas" w:eastAsia="Consolas" w:hAnsi="Consolas"/>
+                <w:color w:val="2A4258"/>
+                <w:sz w:val="16"/>
+                <w:szCs w:val="16"/>
+                <w:shd w:fill="F2F0EA" w:val="clear"/>
+              </w:rPr>
+              <w:t xml:space="preserve">fileKind</w:t>
+            </w:r>
+          </w:p>
+        </w:tc>
+        <w:tc>
+          <w:tcPr>
+            <w:tcW w:type="dxa" w:w="4513"/>
+            <w:shd w:fill="FFFFFF" w:val="clear"/>
+            <w:tcMar>
+              <w:top w:type="dxa" w:w="60"/>
+              <w:left w:type="dxa" w:w="110"/>
+              <w:bottom w:type="dxa" w:w="60"/>
+              <w:right w:type="dxa" w:w="110"/>
+            </w:tcMar>
+          </w:tcPr>
+          <w:p>
+            <w:pPr>
+              <w:spacing w:after="0" w:before="0"/>
+            </w:pPr>
+            <w:r>
+              <w:rPr>
+                <w:rFonts w:ascii="Consolas" w:cs="Consolas" w:eastAsia="Consolas" w:hAnsi="Consolas"/>
+                <w:color w:val="2A4258"/>
+                <w:sz w:val="16"/>
+                <w:szCs w:val="16"/>
+                <w:shd w:fill="F2F0EA" w:val="clear"/>
+              </w:rPr>
+              <w:t xml:space="preserve">pdf</w:t>
+            </w:r>
+            <w:r>
+              <w:rPr>
+                <w:rFonts w:ascii="Arial" w:cs="Arial" w:eastAsia="Arial" w:hAnsi="Arial"/>
+                <w:color w:val="1C2B3A"/>
+                <w:sz w:val="18"/>
+                <w:szCs w:val="18"/>
+              </w:rPr>
+              <w:t xml:space="preserve">, or </w:t>
+            </w:r>
+            <w:r>
+              <w:rPr>
+                <w:rFonts w:ascii="Consolas" w:cs="Consolas" w:eastAsia="Consolas" w:hAnsi="Consolas"/>
+                <w:color w:val="2A4258"/>
+                <w:sz w:val="16"/>
+                <w:szCs w:val="16"/>
+                <w:shd w:fill="F2F0EA" w:val="clear"/>
+              </w:rPr>
+              <w:t xml:space="preserve">variation-file</w:t>
+            </w:r>
+            <w:r>
+              <w:rPr>
+                <w:rFonts w:ascii="Arial" w:cs="Arial" w:eastAsia="Arial" w:hAnsi="Arial"/>
+                <w:color w:val="1C2B3A"/>
+                <w:sz w:val="18"/>
+                <w:szCs w:val="18"/>
+              </w:rPr>
+              <w:t xml:space="preserve"> when it is the variation file (see </w:t>
+            </w:r>
+            <w:r>
+              <w:rPr>
+                <w:rFonts w:ascii="Arial" w:cs="Arial" w:eastAsia="Arial" w:hAnsi="Arial"/>
+                <w:b/>
+                <w:bCs/>
+                <w:color w:val="1C2B3A"/>
+                <w:sz w:val="18"/>
+                <w:szCs w:val="18"/>
+              </w:rPr>
+              <w:t xml:space="preserve">9 - Saving and Reopening Variation Files.docx</w:t>
+            </w:r>
+            <w:r>
+              <w:rPr>
+                <w:rFonts w:ascii="Arial" w:cs="Arial" w:eastAsia="Arial" w:hAnsi="Arial"/>
+                <w:color w:val="1C2B3A"/>
+                <w:sz w:val="18"/>
+                <w:szCs w:val="18"/>
+              </w:rPr>
+              <w:t xml:space="preserve">)</w:t>
+            </w:r>
+          </w:p>
+        </w:tc>
+      </w:tr>
     </w:tbl>
     <w:p>
       <w:pPr>
@@ -12042,6 +12205,25 @@
           <w:sz w:val="20"/>
           <w:szCs w:val="20"/>
         </w:rPr>
+        <w:t xml:space="preserve"> or </w:t>
+      </w:r>
+      <w:r>
+        <w:rPr>
+          <w:rFonts w:ascii="Consolas" w:cs="Consolas" w:eastAsia="Consolas" w:hAnsi="Consolas"/>
+          <w:color w:val="2A4258"/>
+          <w:sz w:val="18"/>
+          <w:szCs w:val="18"/>
+          <w:shd w:fill="F2F0EA" w:val="clear"/>
+        </w:rPr>
+        <w:t xml:space="preserve">Variation File.json</w:t>
+      </w:r>
+      <w:r>
+        <w:rPr>
+          <w:rFonts w:ascii="Arial" w:cs="Arial" w:eastAsia="Arial" w:hAnsi="Arial"/>
+          <w:color w:val="1C2B3A"/>
+          <w:sz w:val="20"/>
+          <w:szCs w:val="20"/>
+        </w:rPr>
         <w:t xml:space="preserve">, or </w:t>
       </w:r>
       <w:r>
@@ -12080,7 +12262,27 @@
           <w:sz w:val="20"/>
           <w:szCs w:val="20"/>
         </w:rPr>
-        <w:t xml:space="preserve"> and stop. It costs one action and closes off writing arbitrary files into the library.</w:t>
+        <w:t xml:space="preserve"> and stop. It costs one action and closes off writing arbitrary files into the library. (The variation file goes through flow 2 too — see </w:t>
+      </w:r>
+      <w:r>
+        <w:rPr>
+          <w:rFonts w:ascii="Arial" w:cs="Arial" w:eastAsia="Arial" w:hAnsi="Arial"/>
+          <w:b/>
+          <w:bCs/>
+          <w:color w:val="1C2B3A"/>
+          <w:sz w:val="20"/>
+          <w:szCs w:val="20"/>
+        </w:rPr>
+        <w:t xml:space="preserve">9 - Saving and Reopening Variation Files.docx</w:t>
+      </w:r>
+      <w:r>
+        <w:rPr>
+          <w:rFonts w:ascii="Arial" w:cs="Arial" w:eastAsia="Arial" w:hAnsi="Arial"/>
+          <w:color w:val="1C2B3A"/>
+          <w:sz w:val="20"/>
+          <w:szCs w:val="20"/>
+        </w:rPr>
+        <w:t xml:space="preserve">.)</w:t>
       </w:r>
     </w:p>
     <w:p>
@@ -15281,7 +15483,7 @@
       </w:r>
     </w:p>
     <w:sectPr>
-      <w:footerReference w:type="default" r:id="rId7"/>
+      <w:footerReference w:type="default" r:id="rId6"/>
       <w:pgSz w:w="11906" w:h="16838" w:orient="portrait"/>
       <w:pgMar w:top="1440" w:right="1440" w:bottom="1440" w:left="1440" w:header="708" w:footer="708" w:gutter="0"/>
       <w:pgNumType/>
@@ -15289,10 +15491,6 @@
     </w:sectPr>
   </w:body>
 </w:document>
-</file>
-
-<file path=word/comments.xml><?xml version="1.0" encoding="utf-8"?>
-<w:comments xmlns:cx="http://schemas.microsoft.com/office/drawing/2014/chartex" xmlns:cx1="http://schemas.microsoft.com/office/drawing/2015/9/8/chartex" xmlns:cx2="http://schemas.microsoft.com/office/drawing/2015/10/21/chartex" xmlns:cx3="http://schemas.microsoft.com/office/drawing/2016/5/9/chartex" xmlns:cx4="http://schemas.microsoft.com/office/drawing/2016/5/10/chartex" xmlns:cx5="http://schemas.microsoft.com/office/drawing/2016/5/11/chartex" xmlns:cx6="http://schemas.microsoft.com/office/drawing/2016/5/12/chartex" xmlns:cx7="http://schemas.microsoft.com/office/drawing/2016/5/13/chartex" xmlns:cx8="http://schemas.microsoft.com/office/drawing/2016/5/14/chartex" xmlns:mc="http://schemas.openxmlformats.org/markup-compatibility/2006" xmlns:aink="http://schemas.microsoft.com/office/drawing/2016/ink" xmlns:am3d="http://schemas.microsoft.com/office/drawing/2017/model3d" xmlns:o="urn:schemas-microsoft-com:office:office" xmlns:r="http://schemas.openxmlformats.org/officeDocument/2006/relationships" xmlns:m="http://schemas.openxmlformats.org/officeDocument/2006/math" xmlns:v="urn:schemas-microsoft-com:vml" xmlns:wp14="http://schemas.microsoft.com/office/word/2010/wordprocessingDrawing" xmlns:wp="http://schemas.openxmlformats.org/drawingml/2006/wordprocessingDrawing" xmlns:w10="urn:schemas-microsoft-com:office:word" xmlns:w="http://schemas.openxmlformats.org/wordprocessingml/2006/main" xmlns:w14="http://schemas.microsoft.com/office/word/2010/wordml" xmlns:w15="http://schemas.microsoft.com/office/word/2012/wordml" xmlns:w16cex="http://schemas.microsoft.com/office/word/2018/wordml/cex" xmlns:w16cid="http://schemas.microsoft.com/office/word/2016/wordml/cid" xmlns:w16="http://schemas.microsoft.com/office/word/2018/wordml" xmlns:w16sdtdh="http://schemas.microsoft.com/office/word/2020/wordml/sdtdatahash" xmlns:w16se="http://schemas.microsoft.com/office/word/2015/wordml/symex" xmlns:wpg="http://schemas.microsoft.com/office/word/2010/wordprocessingGroup" xmlns:wpi="http://schemas.microsoft.com/office/word/2010/wordprocessingInk" xmlns:wne="http://schemas.microsoft.com/office/word/2006/wordml" xmlns:wps="http://schemas.microsoft.com/office/word/2010/wordprocessingShape"/>
 </file>
 
 <file path=word/endnotes.xml><?xml version="1.0" encoding="utf-8"?>
@@ -15346,14 +15544,86 @@
         <w:szCs w:val="16"/>
       </w:rPr>
       <w:t xml:space="preserve">3 - Building the Flows    |    Page </w:t>
+    </w:r>
+    <w:r>
+      <w:rPr>
+        <w:rFonts w:ascii="Arial" w:cs="Arial" w:eastAsia="Arial" w:hAnsi="Arial"/>
+        <w:color w:val="6B6459"/>
+        <w:sz w:val="16"/>
+        <w:szCs w:val="16"/>
+      </w:rPr>
       <w:fldChar w:fldCharType="begin"/>
+    </w:r>
+    <w:r>
+      <w:rPr>
+        <w:rFonts w:ascii="Arial" w:cs="Arial" w:eastAsia="Arial" w:hAnsi="Arial"/>
+        <w:color w:val="6B6459"/>
+        <w:sz w:val="16"/>
+        <w:szCs w:val="16"/>
+      </w:rPr>
       <w:instrText xml:space="preserve">PAGE</w:instrText>
+    </w:r>
+    <w:r>
+      <w:rPr>
+        <w:rFonts w:ascii="Arial" w:cs="Arial" w:eastAsia="Arial" w:hAnsi="Arial"/>
+        <w:color w:val="6B6459"/>
+        <w:sz w:val="16"/>
+        <w:szCs w:val="16"/>
+      </w:rPr>
       <w:fldChar w:fldCharType="separate"/>
+    </w:r>
+    <w:r>
+      <w:rPr>
+        <w:rFonts w:ascii="Arial" w:cs="Arial" w:eastAsia="Arial" w:hAnsi="Arial"/>
+        <w:color w:val="6B6459"/>
+        <w:sz w:val="16"/>
+        <w:szCs w:val="16"/>
+      </w:rPr>
       <w:fldChar w:fldCharType="end"/>
+    </w:r>
+    <w:r>
+      <w:rPr>
+        <w:rFonts w:ascii="Arial" w:cs="Arial" w:eastAsia="Arial" w:hAnsi="Arial"/>
+        <w:color w:val="6B6459"/>
+        <w:sz w:val="16"/>
+        <w:szCs w:val="16"/>
+      </w:rPr>
       <w:t xml:space="preserve"> of </w:t>
+    </w:r>
+    <w:r>
+      <w:rPr>
+        <w:rFonts w:ascii="Arial" w:cs="Arial" w:eastAsia="Arial" w:hAnsi="Arial"/>
+        <w:color w:val="6B6459"/>
+        <w:sz w:val="16"/>
+        <w:szCs w:val="16"/>
+      </w:rPr>
       <w:fldChar w:fldCharType="begin"/>
+    </w:r>
+    <w:r>
+      <w:rPr>
+        <w:rFonts w:ascii="Arial" w:cs="Arial" w:eastAsia="Arial" w:hAnsi="Arial"/>
+        <w:color w:val="6B6459"/>
+        <w:sz w:val="16"/>
+        <w:szCs w:val="16"/>
+      </w:rPr>
       <w:instrText xml:space="preserve">NUMPAGES</w:instrText>
+    </w:r>
+    <w:r>
+      <w:rPr>
+        <w:rFonts w:ascii="Arial" w:cs="Arial" w:eastAsia="Arial" w:hAnsi="Arial"/>
+        <w:color w:val="6B6459"/>
+        <w:sz w:val="16"/>
+        <w:szCs w:val="16"/>
+      </w:rPr>
       <w:fldChar w:fldCharType="separate"/>
+    </w:r>
+    <w:r>
+      <w:rPr>
+        <w:rFonts w:ascii="Arial" w:cs="Arial" w:eastAsia="Arial" w:hAnsi="Arial"/>
+        <w:color w:val="6B6459"/>
+        <w:sz w:val="16"/>
+        <w:szCs w:val="16"/>
+      </w:rPr>
       <w:fldChar w:fldCharType="end"/>
     </w:r>
   </w:p>
@@ -15401,7 +15671,7 @@
 <w:numbering xmlns:wpc="http://schemas.microsoft.com/office/word/2010/wordprocessingCanvas" xmlns:mc="http://schemas.openxmlformats.org/markup-compatibility/2006" xmlns:o="urn:schemas-microsoft-com:office:office" xmlns:r="http://schemas.openxmlformats.org/officeDocument/2006/relationships" xmlns:m="http://schemas.openxmlformats.org/officeDocument/2006/math" xmlns:v="urn:schemas-microsoft-com:vml" xmlns:wp14="http://schemas.microsoft.com/office/word/2010/wordprocessingDrawing" xmlns:wp="http://schemas.openxmlformats.org/drawingml/2006/wordprocessingDrawing" xmlns:w10="urn:schemas-microsoft-com:office:word" xmlns:w="http://schemas.openxmlformats.org/wordprocessingml/2006/main" xmlns:w14="http://schemas.microsoft.com/office/word/2010/wordml" xmlns:w15="http://schemas.microsoft.com/office/word/2012/wordml" xmlns:wpg="http://schemas.microsoft.com/office/word/2010/wordprocessingGroup" xmlns:wpi="http://schemas.microsoft.com/office/word/2010/wordprocessingInk" xmlns:wne="http://schemas.microsoft.com/office/word/2006/wordml" xmlns:wps="http://schemas.microsoft.com/office/word/2010/wordprocessingShape" mc:Ignorable="w14 w15 wp14">
   <w:abstractNum w:abstractNumId="1" w15:restartNumberingAfterBreak="0">
     <w:multiLevelType w:val="hybridMultilevel"/>
-    <w:lvl w:ilvl="0" w15:tentative="1">
+    <w:lvl w:ilvl="0" w:tentative="1">
       <w:start w:val="1"/>
       <w:numFmt w:val="bullet"/>
       <w:lvlText w:val="●"/>
@@ -15410,7 +15680,7 @@
         <w:ind w:left="720" w:hanging="360"/>
       </w:pPr>
     </w:lvl>
-    <w:lvl w:ilvl="1" w15:tentative="1">
+    <w:lvl w:ilvl="1" w:tentative="1">
       <w:start w:val="1"/>
       <w:numFmt w:val="bullet"/>
       <w:lvlText w:val="○"/>
@@ -15419,7 +15689,7 @@
         <w:ind w:left="1440" w:hanging="360"/>
       </w:pPr>
     </w:lvl>
-    <w:lvl w:ilvl="2" w15:tentative="1">
+    <w:lvl w:ilvl="2" w:tentative="1">
       <w:start w:val="1"/>
       <w:numFmt w:val="bullet"/>
       <w:lvlText w:val="■"/>
@@ -15428,7 +15698,7 @@
         <w:ind w:left="2160" w:hanging="360"/>
       </w:pPr>
     </w:lvl>
-    <w:lvl w:ilvl="3" w15:tentative="1">
+    <w:lvl w:ilvl="3" w:tentative="1">
       <w:start w:val="1"/>
       <w:numFmt w:val="bullet"/>
       <w:lvlText w:val="●"/>
@@ -15437,7 +15707,7 @@
         <w:ind w:left="2880" w:hanging="360"/>
       </w:pPr>
     </w:lvl>
-    <w:lvl w:ilvl="4" w15:tentative="1">
+    <w:lvl w:ilvl="4" w:tentative="1">
       <w:start w:val="1"/>
       <w:numFmt w:val="bullet"/>
       <w:lvlText w:val="○"/>
@@ -15446,7 +15716,7 @@
         <w:ind w:left="3600" w:hanging="360"/>
       </w:pPr>
     </w:lvl>
-    <w:lvl w:ilvl="5" w15:tentative="1">
+    <w:lvl w:ilvl="5" w:tentative="1">
       <w:start w:val="1"/>
       <w:numFmt w:val="bullet"/>
       <w:lvlText w:val="■"/>
@@ -15455,7 +15725,7 @@
         <w:ind w:left="4320" w:hanging="360"/>
       </w:pPr>
     </w:lvl>
-    <w:lvl w:ilvl="6" w15:tentative="1">
+    <w:lvl w:ilvl="6" w:tentative="1">
       <w:start w:val="1"/>
       <w:numFmt w:val="bullet"/>
       <w:lvlText w:val="●"/>
@@ -15464,7 +15734,7 @@
         <w:ind w:left="5040" w:hanging="360"/>
       </w:pPr>
     </w:lvl>
-    <w:lvl w:ilvl="7" w15:tentative="1">
+    <w:lvl w:ilvl="7" w:tentative="1">
       <w:start w:val="1"/>
       <w:numFmt w:val="bullet"/>
       <w:lvlText w:val="●"/>
@@ -15473,7 +15743,7 @@
         <w:ind w:left="5760" w:hanging="360"/>
       </w:pPr>
     </w:lvl>
-    <w:lvl w:ilvl="8" w15:tentative="1">
+    <w:lvl w:ilvl="8" w:tentative="1">
       <w:start w:val="1"/>
       <w:numFmt w:val="bullet"/>
       <w:lvlText w:val="●"/>
@@ -15485,29 +15755,29 @@
   </w:abstractNum>
   <w:abstractNum w:abstractNumId="2" w15:restartNumberingAfterBreak="0">
     <w:multiLevelType w:val="hybridMultilevel"/>
-    <w:lvl w:ilvl="0" w15:tentative="1">
+    <w:lvl w:ilvl="0" w:tentative="1">
       <w:start w:val="1"/>
       <w:numFmt w:val="bullet"/>
       <w:lvlText w:val="•"/>
-      <w:lvlJc w:val="start"/>
+      <w:lvlJc w:val="left"/>
       <w:pPr>
         <w:ind w:left="400" w:hanging="240"/>
       </w:pPr>
     </w:lvl>
-    <w:lvl w:ilvl="1" w15:tentative="1">
+    <w:lvl w:ilvl="1" w:tentative="1">
       <w:start w:val="1"/>
       <w:numFmt w:val="bullet"/>
       <w:lvlText w:val="◦"/>
-      <w:lvlJc w:val="start"/>
+      <w:lvlJc w:val="left"/>
       <w:pPr>
         <w:ind w:left="800" w:hanging="240"/>
       </w:pPr>
     </w:lvl>
-    <w:lvl w:ilvl="2" w15:tentative="1">
+    <w:lvl w:ilvl="2" w:tentative="1">
       <w:start w:val="1"/>
       <w:numFmt w:val="bullet"/>
       <w:lvlText w:val="▪"/>
-      <w:lvlJc w:val="start"/>
+      <w:lvlJc w:val="left"/>
       <w:pPr>
         <w:ind w:left="1200" w:hanging="240"/>
       </w:pPr>
@@ -15515,29 +15785,29 @@
   </w:abstractNum>
   <w:abstractNum w:abstractNumId="3" w15:restartNumberingAfterBreak="0">
     <w:multiLevelType w:val="hybridMultilevel"/>
-    <w:lvl w:ilvl="0" w15:tentative="1">
+    <w:lvl w:ilvl="0" w:tentative="1">
       <w:start w:val="1"/>
       <w:numFmt w:val="decimal"/>
       <w:lvlText w:val="%1."/>
-      <w:lvlJc w:val="start"/>
+      <w:lvlJc w:val="left"/>
       <w:pPr>
         <w:ind w:left="420" w:hanging="260"/>
       </w:pPr>
     </w:lvl>
-    <w:lvl w:ilvl="1" w15:tentative="1">
+    <w:lvl w:ilvl="1" w:tentative="1">
       <w:start w:val="1"/>
       <w:numFmt w:val="decimal"/>
       <w:lvlText w:val="%2."/>
-      <w:lvlJc w:val="start"/>
+      <w:lvlJc w:val="left"/>
       <w:pPr>
         <w:ind w:left="840" w:hanging="260"/>
       </w:pPr>
     </w:lvl>
-    <w:lvl w:ilvl="2" w15:tentative="1">
+    <w:lvl w:ilvl="2" w:tentative="1">
       <w:start w:val="1"/>
       <w:numFmt w:val="decimal"/>
       <w:lvlText w:val="%3."/>
-      <w:lvlJc w:val="start"/>
+      <w:lvlJc w:val="left"/>
       <w:pPr>
         <w:ind w:left="1260" w:hanging="260"/>
       </w:pPr>
@@ -15554,10 +15824,22 @@
     <w:lvlOverride w:ilvl="0">
       <w:startOverride w:val="1"/>
     </w:lvlOverride>
+    <w:lvlOverride w:ilvl="1">
+      <w:startOverride w:val="1"/>
+    </w:lvlOverride>
+    <w:lvlOverride w:ilvl="2">
+      <w:startOverride w:val="1"/>
+    </w:lvlOverride>
   </w:num>
   <w:num w:numId="3">
     <w:abstractNumId w:val="3"/>
     <w:lvlOverride w:ilvl="0">
+      <w:startOverride w:val="1"/>
+    </w:lvlOverride>
+    <w:lvlOverride w:ilvl="1">
+      <w:startOverride w:val="1"/>
+    </w:lvlOverride>
+    <w:lvlOverride w:ilvl="2">
       <w:startOverride w:val="1"/>
     </w:lvlOverride>
   </w:num>
@@ -15577,6 +15859,25 @@
     </w:rPrDefault>
     <w:pPrDefault/>
   </w:docDefaults>
+  <w:style w:type="paragraph" w:styleId="Normal" w:default="1">
+    <w:name w:val="Normal"/>
+    <w:qFormat/>
+  </w:style>
+  <w:style w:type="table" w:styleId="TableNormal" w:default="true">
+    <w:name w:val="Normal Table"/>
+    <w:uiPriority w:val="99"/>
+    <w:semiHidden/>
+    <w:unhideWhenUsed/>
+    <w:tblPr>
+      <w:tblInd w:type="dxa" w:w="0"/>
+      <w:tblCellMar>
+        <w:top w:type="dxa" w:w="0"/>
+        <w:left w:type="dxa" w:w="108"/>
+        <w:bottom w:type="dxa" w:w="0"/>
+        <w:right w:type="dxa" w:w="108"/>
+      </w:tblCellMar>
+    </w:tblPr>
+  </w:style>
   <w:style w:type="paragraph" w:styleId="Title">
     <w:name w:val="Title"/>
     <w:basedOn w:val="Normal"/>
@@ -15749,4 +16050,294 @@
     </w:rPr>
   </w:style>
 </w:styles>
+</file>
+
+<file path=word/theme/theme1.xml><?xml version="1.0" encoding="utf-8"?>
+<a:theme xmlns:a="http://schemas.openxmlformats.org/drawingml/2006/main" name="Office Theme">
+  <a:themeElements>
+    <a:clrScheme name="Office">
+      <a:dk1>
+        <a:sysClr val="windowText" lastClr="000000"/>
+      </a:dk1>
+      <a:lt1>
+        <a:sysClr val="window" lastClr="FFFFFF"/>
+      </a:lt1>
+      <a:dk2>
+        <a:srgbClr val="44546A"/>
+      </a:dk2>
+      <a:lt2>
+        <a:srgbClr val="E7E6E6"/>
+      </a:lt2>
+      <a:accent1>
+        <a:srgbClr val="4472C4"/>
+      </a:accent1>
+      <a:accent2>
+        <a:srgbClr val="ED7D31"/>
+      </a:accent2>
+      <a:accent3>
+        <a:srgbClr val="A5A5A5"/>
+      </a:accent3>
+      <a:accent4>
+        <a:srgbClr val="FFC000"/>
+      </a:accent4>
+      <a:accent5>
+        <a:srgbClr val="5B9BD5"/>
+      </a:accent5>
+      <a:accent6>
+        <a:srgbClr val="70AD47"/>
+      </a:accent6>
+      <a:hlink>
+        <a:srgbClr val="0563C1"/>
+      </a:hlink>
+      <a:folHlink>
+        <a:srgbClr val="954F72"/>
+      </a:folHlink>
+    </a:clrScheme>
+    <a:fontScheme name="Office">
+      <a:majorFont>
+        <a:latin typeface="Calibri Light" panose="020F0302020204030204"/>
+        <a:ea typeface=""/>
+        <a:cs typeface=""/>
+        <a:font script="Jpan" typeface="游ゴシック Light"/>
+        <a:font script="Hang" typeface="맑은 고딕"/>
+        <a:font script="Hans" typeface="等线 Light"/>
+        <a:font script="Hant" typeface="新細明體"/>
+        <a:font script="Arab" typeface="Times New Roman"/>
+        <a:font script="Hebr" typeface="Times New Roman"/>
+        <a:font script="Thai" typeface="Angsana New"/>
+        <a:font script="Ethi" typeface="Nyala"/>
+        <a:font script="Beng" typeface="Vrinda"/>
+        <a:font script="Gujr" typeface="Shruti"/>
+        <a:font script="Khmr" typeface="MoolBoran"/>
+        <a:font script="Knda" typeface="Tunga"/>
+        <a:font script="Guru" typeface="Raavi"/>
+        <a:font script="Cans" typeface="Euphemia"/>
+        <a:font script="Cher" typeface="Plantagenet Cherokee"/>
+        <a:font script="Yiii" typeface="Microsoft Yi Baiti"/>
+        <a:font script="Tibt" typeface="Microsoft Himalaya"/>
+        <a:font script="Thaa" typeface="MV Boli"/>
+        <a:font script="Deva" typeface="Mangal"/>
+        <a:font script="Telu" typeface="Gautami"/>
+        <a:font script="Taml" typeface="Latha"/>
+        <a:font script="Syrc" typeface="Estrangelo Edessa"/>
+        <a:font script="Orya" typeface="Kalinga"/>
+        <a:font script="Mlym" typeface="Kartika"/>
+        <a:font script="Laoo" typeface="DokChampa"/>
+        <a:font script="Sinh" typeface="Iskoola Pota"/>
+        <a:font script="Mong" typeface="Mongolian Baiti"/>
+        <a:font script="Viet" typeface="Times New Roman"/>
+        <a:font script="Uigh" typeface="Microsoft Uighur"/>
+        <a:font script="Geor" typeface="Sylfaen"/>
+        <a:font script="Armn" typeface="Arial"/>
+        <a:font script="Bugi" typeface="Leelawadee UI"/>
+        <a:font script="Bopo" typeface="Microsoft JhengHei"/>
+        <a:font script="Java" typeface="Javanese Text"/>
+        <a:font script="Lisu" typeface="Segoe UI"/>
+        <a:font script="Mymr" typeface="Myanmar Text"/>
+        <a:font script="Nkoo" typeface="Ebrima"/>
+        <a:font script="Olck" typeface="Nirmala UI"/>
+        <a:font script="Osma" typeface="Ebrima"/>
+        <a:font script="Phag" typeface="Phagspa"/>
+        <a:font script="Syrn" typeface="Estrangelo Edessa"/>
+        <a:font script="Syrj" typeface="Estrangelo Edessa"/>
+        <a:font script="Syre" typeface="Estrangelo Edessa"/>
+        <a:font script="Sora" typeface="Nirmala UI"/>
+        <a:font script="Tale" typeface="Microsoft Tai Le"/>
+        <a:font script="Talu" typeface="Microsoft New Tai Lue"/>
+        <a:font script="Tfng" typeface="Ebrima"/>
+      </a:majorFont>
+      <a:minorFont>
+        <a:latin typeface="Calibri" panose="020F0502020204030204"/>
+        <a:ea typeface=""/>
+        <a:cs typeface=""/>
+        <a:font script="Jpan" typeface="游明朝"/>
+        <a:font script="Hang" typeface="맑은 고딕"/>
+        <a:font script="Hans" typeface="等线"/>
+        <a:font script="Hant" typeface="新細明體"/>
+        <a:font script="Arab" typeface="Arial"/>
+        <a:font script="Hebr" typeface="Arial"/>
+        <a:font script="Thai" typeface="Cordia New"/>
+        <a:font script="Ethi" typeface="Nyala"/>
+        <a:font script="Beng" typeface="Vrinda"/>
+        <a:font script="Gujr" typeface="Shruti"/>
+        <a:font script="Khmr" typeface="DaunPenh"/>
+        <a:font script="Knda" typeface="Tunga"/>
+        <a:font script="Guru" typeface="Raavi"/>
+        <a:font script="Cans" typeface="Euphemia"/>
+        <a:font script="Cher" typeface="Plantagenet Cherokee"/>
+        <a:font script="Yiii" typeface="Microsoft Yi Baiti"/>
+        <a:font script="Tibt" typeface="Microsoft Himalaya"/>
+        <a:font script="Thaa" typeface="MV Boli"/>
+        <a:font script="Deva" typeface="Mangal"/>
+        <a:font script="Telu" typeface="Gautami"/>
+        <a:font script="Taml" typeface="Latha"/>
+        <a:font script="Syrc" typeface="Estrangelo Edessa"/>
+        <a:font script="Orya" typeface="Kalinga"/>
+        <a:font script="Mlym" typeface="Kartika"/>
+        <a:font script="Laoo" typeface="DokChampa"/>
+        <a:font script="Sinh" typeface="Iskoola Pota"/>
+        <a:font script="Mong" typeface="Mongolian Baiti"/>
+        <a:font script="Viet" typeface="Arial"/>
+        <a:font script="Uigh" typeface="Microsoft Uighur"/>
+        <a:font script="Geor" typeface="Sylfaen"/>
+        <a:font script="Armn" typeface="Arial"/>
+        <a:font script="Bugi" typeface="Leelawadee UI"/>
+        <a:font script="Bopo" typeface="Microsoft JhengHei"/>
+        <a:font script="Java" typeface="Javanese Text"/>
+        <a:font script="Lisu" typeface="Segoe UI"/>
+        <a:font script="Mymr" typeface="Myanmar Text"/>
+        <a:font script="Nkoo" typeface="Ebrima"/>
+        <a:font script="Olck" typeface="Nirmala UI"/>
+        <a:font script="Osma" typeface="Ebrima"/>
+        <a:font script="Phag" typeface="Phagspa"/>
+        <a:font script="Syrn" typeface="Estrangelo Edessa"/>
+        <a:font script="Syrj" typeface="Estrangelo Edessa"/>
+        <a:font script="Syre" typeface="Estrangelo Edessa"/>
+        <a:font script="Sora" typeface="Nirmala UI"/>
+        <a:font script="Tale" typeface="Microsoft Tai Le"/>
+        <a:font script="Talu" typeface="Microsoft New Tai Lue"/>
+        <a:font script="Tfng" typeface="Ebrima"/>
+      </a:minorFont>
+    </a:fontScheme>
+    <a:fmtScheme name="Office">
+      <a:fillStyleLst>
+        <a:solidFill>
+          <a:schemeClr val="phClr"/>
+        </a:solidFill>
+        <a:gradFill rotWithShape="true">
+          <a:gsLst>
+            <a:gs pos="0">
+              <a:schemeClr val="phClr">
+                <a:lumMod val="110000"/>
+                <a:satMod val="105000"/>
+                <a:tint val="67000"/>
+              </a:schemeClr>
+            </a:gs>
+            <a:gs pos="50000">
+              <a:schemeClr val="phClr">
+                <a:lumMod val="105000"/>
+                <a:satMod val="103000"/>
+                <a:tint val="73000"/>
+              </a:schemeClr>
+            </a:gs>
+            <a:gs pos="100000">
+              <a:schemeClr val="phClr">
+                <a:lumMod val="105000"/>
+                <a:satMod val="109000"/>
+                <a:tint val="81000"/>
+              </a:schemeClr>
+            </a:gs>
+          </a:gsLst>
+          <a:lin ang="5400000" scaled="false"/>
+        </a:gradFill>
+        <a:gradFill rotWithShape="true">
+          <a:gsLst>
+            <a:gs pos="0">
+              <a:schemeClr val="phClr">
+                <a:satMod val="103000"/>
+                <a:lumMod val="102000"/>
+                <a:tint val="94000"/>
+              </a:schemeClr>
+            </a:gs>
+            <a:gs pos="50000">
+              <a:schemeClr val="phClr">
+                <a:satMod val="110000"/>
+                <a:lumMod val="100000"/>
+                <a:shade val="100000"/>
+              </a:schemeClr>
+            </a:gs>
+            <a:gs pos="100000">
+              <a:schemeClr val="phClr">
+                <a:lumMod val="99000"/>
+                <a:satMod val="120000"/>
+                <a:shade val="78000"/>
+              </a:schemeClr>
+            </a:gs>
+          </a:gsLst>
+          <a:lin ang="5400000" scaled="false"/>
+        </a:gradFill>
+      </a:fillStyleLst>
+      <a:lnStyleLst>
+        <a:ln w="6350" cap="flat" cmpd="sng" algn="ctr">
+          <a:solidFill>
+            <a:schemeClr val="phClr"/>
+          </a:solidFill>
+          <a:prstDash val="solid"/>
+          <a:miter lim="800000"/>
+        </a:ln>
+        <a:ln w="12700" cap="flat" cmpd="sng" algn="ctr">
+          <a:solidFill>
+            <a:schemeClr val="phClr"/>
+          </a:solidFill>
+          <a:prstDash val="solid"/>
+          <a:miter lim="800000"/>
+        </a:ln>
+        <a:ln w="19050" cap="flat" cmpd="sng" algn="ctr">
+          <a:solidFill>
+            <a:schemeClr val="phClr"/>
+          </a:solidFill>
+          <a:prstDash val="solid"/>
+          <a:miter lim="800000"/>
+        </a:ln>
+      </a:lnStyleLst>
+      <a:effectStyleLst>
+        <a:effectStyle>
+          <a:effectLst/>
+        </a:effectStyle>
+        <a:effectStyle>
+          <a:effectLst/>
+        </a:effectStyle>
+        <a:effectStyle>
+          <a:effectLst>
+            <a:outerShdw blurRad="57150" dist="19050" dir="5400000" algn="ctr" rotWithShape="false">
+              <a:srgbClr val="000000">
+                <a:alpha val="63000"/>
+              </a:srgbClr>
+            </a:outerShdw>
+          </a:effectLst>
+        </a:effectStyle>
+      </a:effectStyleLst>
+      <a:bgFillStyleLst>
+        <a:solidFill>
+          <a:schemeClr val="phClr"/>
+        </a:solidFill>
+        <a:solidFill>
+          <a:schemeClr val="phClr">
+            <a:tint val="95000"/>
+            <a:satMod val="170000"/>
+          </a:schemeClr>
+        </a:solidFill>
+        <a:gradFill rotWithShape="true">
+          <a:gsLst>
+            <a:gs pos="0">
+              <a:schemeClr val="phClr">
+                <a:tint val="93000"/>
+                <a:satMod val="150000"/>
+                <a:shade val="98000"/>
+                <a:lumMod val="102000"/>
+              </a:schemeClr>
+            </a:gs>
+            <a:gs pos="50000">
+              <a:schemeClr val="phClr">
+                <a:tint val="98000"/>
+                <a:satMod val="130000"/>
+                <a:shade val="90000"/>
+                <a:lumMod val="103000"/>
+              </a:schemeClr>
+            </a:gs>
+            <a:gs pos="100000">
+              <a:schemeClr val="phClr">
+                <a:shade val="63000"/>
+                <a:satMod val="120000"/>
+              </a:schemeClr>
+            </a:gs>
+          </a:gsLst>
+          <a:lin ang="5400000" scaled="false"/>
+        </a:gradFill>
+      </a:bgFillStyleLst>
+    </a:fmtScheme>
+  </a:themeElements>
+  <a:objectDefaults/>
+  <a:extraClrSchemeLst/>
+</a:theme>
 </file>
--- a/docs/word/3 - Building the Flows.docx
+++ b/docs/word/3 - Building the Flows.docx
@@ -7082,6 +7082,51 @@
       <w:r>
         <w:rPr>
           <w:rFonts w:ascii="Arial" w:cs="Arial" w:eastAsia="Arial" w:hAnsi="Arial"/>
+          <w:b/>
+          <w:bCs/>
+          <w:color w:val="1C2B3A"/>
+          <w:sz w:val="20"/>
+          <w:szCs w:val="20"/>
+        </w:rPr>
+        <w:t xml:space="preserve">For the projects page</w:t>
+      </w:r>
+      <w:r>
+        <w:rPr>
+          <w:rFonts w:ascii="Arial" w:cs="Arial" w:eastAsia="Arial" w:hAnsi="Arial"/>
+          <w:color w:val="1C2B3A"/>
+          <w:sz w:val="20"/>
+          <w:szCs w:val="20"/>
+        </w:rPr>
+        <w:t xml:space="preserve">, the filter should also answer for a whole office when no project is sent — one expression in place of the filter above; see </w:t>
+      </w:r>
+      <w:r>
+        <w:rPr>
+          <w:rFonts w:ascii="Arial" w:cs="Arial" w:eastAsia="Arial" w:hAnsi="Arial"/>
+          <w:b/>
+          <w:bCs/>
+          <w:color w:val="1C2B3A"/>
+          <w:sz w:val="20"/>
+          <w:szCs w:val="20"/>
+        </w:rPr>
+        <w:t xml:space="preserve">10 - The Projects Page and Dashboard.docx § 3</w:t>
+      </w:r>
+      <w:r>
+        <w:rPr>
+          <w:rFonts w:ascii="Arial" w:cs="Arial" w:eastAsia="Arial" w:hAnsi="Arial"/>
+          <w:color w:val="1C2B3A"/>
+          <w:sz w:val="20"/>
+          <w:szCs w:val="20"/>
+        </w:rPr>
+        <w:t xml:space="preserve">.</w:t>
+      </w:r>
+    </w:p>
+    <w:p>
+      <w:pPr>
+        <w:spacing w:after="160" w:line="276"/>
+      </w:pPr>
+      <w:r>
+        <w:rPr>
+          <w:rFonts w:ascii="Arial" w:cs="Arial" w:eastAsia="Arial" w:hAnsi="Arial"/>
           <w:color w:val="1C2B3A"/>
           <w:sz w:val="20"/>
           <w:szCs w:val="20"/>
@@ -9105,7 +9150,103 @@
           <w:sz w:val="20"/>
           <w:szCs w:val="20"/>
         </w:rPr>
-        <w:t xml:space="preserve">.</w:t>
+        <w:t xml:space="preserve"> — and, for the    project dashboard, </w:t>
+      </w:r>
+      <w:r>
+        <w:rPr>
+          <w:rFonts w:ascii="Consolas" w:cs="Consolas" w:eastAsia="Consolas" w:hAnsi="Consolas"/>
+          <w:color w:val="2A4258"/>
+          <w:sz w:val="18"/>
+          <w:szCs w:val="18"/>
+          <w:shd w:fill="F2F0EA" w:val="clear"/>
+        </w:rPr>
+        <w:t xml:space="preserve">Status</w:t>
+      </w:r>
+      <w:r>
+        <w:rPr>
+          <w:rFonts w:ascii="Arial" w:cs="Arial" w:eastAsia="Arial" w:hAnsi="Arial"/>
+          <w:color w:val="1C2B3A"/>
+          <w:sz w:val="20"/>
+          <w:szCs w:val="20"/>
+        </w:rPr>
+        <w:t xml:space="preserve">, </w:t>
+      </w:r>
+      <w:r>
+        <w:rPr>
+          <w:rFonts w:ascii="Consolas" w:cs="Consolas" w:eastAsia="Consolas" w:hAnsi="Consolas"/>
+          <w:color w:val="2A4258"/>
+          <w:sz w:val="18"/>
+          <w:szCs w:val="18"/>
+          <w:shd w:fill="F2F0EA" w:val="clear"/>
+        </w:rPr>
+        <w:t xml:space="preserve">ValueExGst</w:t>
+      </w:r>
+      <w:r>
+        <w:rPr>
+          <w:rFonts w:ascii="Arial" w:cs="Arial" w:eastAsia="Arial" w:hAnsi="Arial"/>
+          <w:color w:val="1C2B3A"/>
+          <w:sz w:val="20"/>
+          <w:szCs w:val="20"/>
+        </w:rPr>
+        <w:t xml:space="preserve">, </w:t>
+      </w:r>
+      <w:r>
+        <w:rPr>
+          <w:rFonts w:ascii="Consolas" w:cs="Consolas" w:eastAsia="Consolas" w:hAnsi="Consolas"/>
+          <w:color w:val="2A4258"/>
+          <w:sz w:val="18"/>
+          <w:szCs w:val="18"/>
+          <w:shd w:fill="F2F0EA" w:val="clear"/>
+        </w:rPr>
+        <w:t xml:space="preserve">ApprovedValue</w:t>
+      </w:r>
+      <w:r>
+        <w:rPr>
+          <w:rFonts w:ascii="Arial" w:cs="Arial" w:eastAsia="Arial" w:hAnsi="Arial"/>
+          <w:color w:val="1C2B3A"/>
+          <w:sz w:val="20"/>
+          <w:szCs w:val="20"/>
+        </w:rPr>
+        <w:t xml:space="preserve"> and    </w:t>
+      </w:r>
+      <w:r>
+        <w:rPr>
+          <w:rFonts w:ascii="Consolas" w:cs="Consolas" w:eastAsia="Consolas" w:hAnsi="Consolas"/>
+          <w:color w:val="2A4258"/>
+          <w:sz w:val="18"/>
+          <w:szCs w:val="18"/>
+          <w:shd w:fill="F2F0EA" w:val="clear"/>
+        </w:rPr>
+        <w:t xml:space="preserve">ApprovedDate</w:t>
+      </w:r>
+      <w:r>
+        <w:rPr>
+          <w:rFonts w:ascii="Arial" w:cs="Arial" w:eastAsia="Arial" w:hAnsi="Arial"/>
+          <w:color w:val="1C2B3A"/>
+          <w:sz w:val="20"/>
+          <w:szCs w:val="20"/>
+        </w:rPr>
+        <w:t xml:space="preserve"> (see </w:t>
+      </w:r>
+      <w:r>
+        <w:rPr>
+          <w:rFonts w:ascii="Arial" w:cs="Arial" w:eastAsia="Arial" w:hAnsi="Arial"/>
+          <w:b/>
+          <w:bCs/>
+          <w:color w:val="1C2B3A"/>
+          <w:sz w:val="20"/>
+          <w:szCs w:val="20"/>
+        </w:rPr>
+        <w:t xml:space="preserve">10 - The Projects Page and Dashboard.docx</w:t>
+      </w:r>
+      <w:r>
+        <w:rPr>
+          <w:rFonts w:ascii="Arial" w:cs="Arial" w:eastAsia="Arial" w:hAnsi="Arial"/>
+          <w:color w:val="1C2B3A"/>
+          <w:sz w:val="20"/>
+          <w:szCs w:val="20"/>
+        </w:rPr>
+        <w:t xml:space="preserve">).</w:t>
       </w:r>
     </w:p>
     <w:p>

--- a/docs/word/3 - Building the Flows.docx
+++ b/docs/word/3 - Building the Flows.docx
@@ -3265,7 +3265,7 @@
           <w:sz w:val="17"/>
           <w:szCs w:val="17"/>
         </w:rPr>
-        <w:t xml:space="preserve">  "folderPath": "@{item()?['FolderPath']}",</w:t>
+        <w:t xml:space="preserve">  "pmEmail": "@{item()?['PmEmail']}",</w:t>
       </w:r>
     </w:p>
     <w:p>
@@ -3284,7 +3284,7 @@
           <w:sz w:val="17"/>
           <w:szCs w:val="17"/>
         </w:rPr>
-        <w:t xml:space="preserve">  "siteUrl": "@{item()?['SiteUrl']}",</w:t>
+        <w:t xml:space="preserve">  "folderPath": "@{item()?['FolderPath']}",</w:t>
       </w:r>
     </w:p>
     <w:p>
@@ -3303,6 +3303,25 @@
           <w:sz w:val="17"/>
           <w:szCs w:val="17"/>
         </w:rPr>
+        <w:t xml:space="preserve">  "siteUrl": "@{item()?['SiteUrl']}",</w:t>
+      </w:r>
+    </w:p>
+    <w:p>
+      <w:pPr>
+        <w:pBdr>
+          <w:left w:val="single" w:color="4C5C6D" w:sz="12" w:space="8"/>
+        </w:pBdr>
+        <w:shd w:fill="F2F0EA" w:val="clear"/>
+        <w:spacing w:after="0" w:before="0"/>
+        <w:ind w:left="220" w:right="220"/>
+      </w:pPr>
+      <w:r>
+        <w:rPr>
+          <w:rFonts w:ascii="Consolas" w:cs="Consolas" w:eastAsia="Consolas" w:hAnsi="Consolas"/>
+          <w:color w:val="1C2B3A"/>
+          <w:sz w:val="17"/>
+          <w:szCs w:val="17"/>
+        </w:rPr>
         <w:t xml:space="preserve">  "clauseRef": "@{item()?['ClauseRef']}"</w:t>
       </w:r>
     </w:p>
@@ -3323,6 +3342,74 @@
           <w:szCs w:val="17"/>
         </w:rPr>
         <w:t xml:space="preserve">}</w:t>
+      </w:r>
+    </w:p>
+    <w:p>
+      <w:pPr>
+        <w:spacing w:after="160" w:line="276"/>
+      </w:pPr>
+      <w:r>
+        <w:rPr>
+          <w:rFonts w:ascii="Arial" w:cs="Arial" w:eastAsia="Arial" w:hAnsi="Arial"/>
+          <w:b/>
+          <w:bCs/>
+          <w:color w:val="1C2B3A"/>
+          <w:sz w:val="20"/>
+          <w:szCs w:val="20"/>
+        </w:rPr>
+        <w:t xml:space="preserve">If your flow already has this Select step, add the </w:t>
+      </w:r>
+      <w:r>
+        <w:rPr>
+          <w:rFonts w:ascii="Consolas" w:cs="Consolas" w:eastAsia="Consolas" w:hAnsi="Consolas"/>
+          <w:b/>
+          <w:bCs/>
+          <w:color w:val="2A4258"/>
+          <w:sz w:val="18"/>
+          <w:szCs w:val="18"/>
+          <w:shd w:fill="F2F0EA" w:val="clear"/>
+        </w:rPr>
+        <w:t xml:space="preserve">pmEmail</w:t>
+      </w:r>
+      <w:r>
+        <w:rPr>
+          <w:rFonts w:ascii="Arial" w:cs="Arial" w:eastAsia="Arial" w:hAnsi="Arial"/>
+          <w:b/>
+          <w:bCs/>
+          <w:color w:val="1C2B3A"/>
+          <w:sz w:val="20"/>
+          <w:szCs w:val="20"/>
+        </w:rPr>
+        <w:t xml:space="preserve"> line</w:t>
+      </w:r>
+      <w:r>
+        <w:rPr>
+          <w:rFonts w:ascii="Arial" w:cs="Arial" w:eastAsia="Arial" w:hAnsi="Arial"/>
+          <w:color w:val="1C2B3A"/>
+          <w:sz w:val="20"/>
+          <w:szCs w:val="20"/>
+        </w:rPr>
+        <w:t xml:space="preserve"> — a Select only passes on the fields it names, so without it the PM email never reaches the app, and the cover sheet says </w:t>
+      </w:r>
+      <w:r>
+        <w:rPr>
+          <w:rFonts w:ascii="Arial" w:cs="Arial" w:eastAsia="Arial" w:hAnsi="Arial"/>
+          <w:i/>
+          <w:iCs/>
+          <w:color w:val="1C2B3A"/>
+          <w:sz w:val="20"/>
+          <w:szCs w:val="20"/>
+        </w:rPr>
+        <w:t xml:space="preserve">Missing: PM email</w:t>
+      </w:r>
+      <w:r>
+        <w:rPr>
+          <w:rFonts w:ascii="Arial" w:cs="Arial" w:eastAsia="Arial" w:hAnsi="Arial"/>
+          <w:color w:val="1C2B3A"/>
+          <w:sz w:val="20"/>
+          <w:szCs w:val="20"/>
+        </w:rPr>
+        <w:t xml:space="preserve"> when a project is picked.</w:t>
       </w:r>
     </w:p>
     <w:p>
@@ -8903,7 +8990,45 @@
           <w:sz w:val="20"/>
           <w:szCs w:val="20"/>
         </w:rPr>
-        <w:t xml:space="preserve">,    </w:t>
+        <w:t xml:space="preserve">, </w:t>
+      </w:r>
+      <w:r>
+        <w:rPr>
+          <w:rFonts w:ascii="Consolas" w:cs="Consolas" w:eastAsia="Consolas" w:hAnsi="Consolas"/>
+          <w:color w:val="2A4258"/>
+          <w:sz w:val="18"/>
+          <w:szCs w:val="18"/>
+          <w:shd w:fill="F2F0EA" w:val="clear"/>
+        </w:rPr>
+        <w:t xml:space="preserve">PmEmail</w:t>
+      </w:r>
+      <w:r>
+        <w:rPr>
+          <w:rFonts w:ascii="Arial" w:cs="Arial" w:eastAsia="Arial" w:hAnsi="Arial"/>
+          <w:color w:val="1C2B3A"/>
+          <w:sz w:val="20"/>
+          <w:szCs w:val="20"/>
+        </w:rPr>
+        <w:t xml:space="preserve"> (from </w:t>
+      </w:r>
+      <w:r>
+        <w:rPr>
+          <w:rFonts w:ascii="Consolas" w:cs="Consolas" w:eastAsia="Consolas" w:hAnsi="Consolas"/>
+          <w:color w:val="2A4258"/>
+          <w:sz w:val="18"/>
+          <w:szCs w:val="18"/>
+          <w:shd w:fill="F2F0EA" w:val="clear"/>
+        </w:rPr>
+        <w:t xml:space="preserve">pmEmail</w:t>
+      </w:r>
+      <w:r>
+        <w:rPr>
+          <w:rFonts w:ascii="Arial" w:cs="Arial" w:eastAsia="Arial" w:hAnsi="Arial"/>
+          <w:color w:val="1C2B3A"/>
+          <w:sz w:val="20"/>
+          <w:szCs w:val="20"/>
+        </w:rPr>
+        <w:t xml:space="preserve">),    </w:t>
       </w:r>
       <w:r>
         <w:rPr>
@@ -11639,6 +11764,62 @@
                 <w:shd w:fill="F2F0EA" w:val="clear"/>
               </w:rPr>
               <w:t xml:space="preserve">Project Engineer</w:t>
+            </w:r>
+          </w:p>
+        </w:tc>
+      </w:tr>
+      <w:tr>
+        <w:tc>
+          <w:tcPr>
+            <w:tcW w:type="dxa" w:w="4513"/>
+            <w:shd w:fill="FFFFFF" w:val="clear"/>
+            <w:tcMar>
+              <w:top w:type="dxa" w:w="60"/>
+              <w:left w:type="dxa" w:w="110"/>
+              <w:bottom w:type="dxa" w:w="60"/>
+              <w:right w:type="dxa" w:w="110"/>
+            </w:tcMar>
+          </w:tcPr>
+          <w:p>
+            <w:pPr>
+              <w:spacing w:after="0" w:before="0"/>
+            </w:pPr>
+            <w:r>
+              <w:rPr>
+                <w:rFonts w:ascii="Consolas" w:cs="Consolas" w:eastAsia="Consolas" w:hAnsi="Consolas"/>
+                <w:color w:val="2A4258"/>
+                <w:sz w:val="16"/>
+                <w:szCs w:val="16"/>
+                <w:shd w:fill="F2F0EA" w:val="clear"/>
+              </w:rPr>
+              <w:t xml:space="preserve">pmEmail</w:t>
+            </w:r>
+          </w:p>
+        </w:tc>
+        <w:tc>
+          <w:tcPr>
+            <w:tcW w:type="dxa" w:w="4513"/>
+            <w:shd w:fill="FFFFFF" w:val="clear"/>
+            <w:tcMar>
+              <w:top w:type="dxa" w:w="60"/>
+              <w:left w:type="dxa" w:w="110"/>
+              <w:bottom w:type="dxa" w:w="60"/>
+              <w:right w:type="dxa" w:w="110"/>
+            </w:tcMar>
+          </w:tcPr>
+          <w:p>
+            <w:pPr>
+              <w:spacing w:after="0" w:before="0"/>
+            </w:pPr>
+            <w:r>
+              <w:rPr>
+                <w:rFonts w:ascii="Consolas" w:cs="Consolas" w:eastAsia="Consolas" w:hAnsi="Consolas"/>
+                <w:color w:val="2A4258"/>
+                <w:sz w:val="16"/>
+                <w:szCs w:val="16"/>
+                <w:shd w:fill="F2F0EA" w:val="clear"/>
+              </w:rPr>
+              <w:t xml:space="preserve">ben.smith@axisplumbing.com.au</w:t>
             </w:r>
           </w:p>
         </w:tc>

--- a/docs/word/3 - Building the Flows.docx
+++ b/docs/word/3 - Building the Flows.docx
@@ -3284,6 +3284,25 @@
           <w:sz w:val="17"/>
           <w:szCs w:val="17"/>
         </w:rPr>
+        <w:t xml:space="preserve">  "ratesFile": "@{item()?['RatesFile']}",</w:t>
+      </w:r>
+    </w:p>
+    <w:p>
+      <w:pPr>
+        <w:pBdr>
+          <w:left w:val="single" w:color="4C5C6D" w:sz="12" w:space="8"/>
+        </w:pBdr>
+        <w:shd w:fill="F2F0EA" w:val="clear"/>
+        <w:spacing w:after="0" w:before="0"/>
+        <w:ind w:left="220" w:right="220"/>
+      </w:pPr>
+      <w:r>
+        <w:rPr>
+          <w:rFonts w:ascii="Consolas" w:cs="Consolas" w:eastAsia="Consolas" w:hAnsi="Consolas"/>
+          <w:color w:val="1C2B3A"/>
+          <w:sz w:val="17"/>
+          <w:szCs w:val="17"/>
+        </w:rPr>
         <w:t xml:space="preserve">  "folderPath": "@{item()?['FolderPath']}",</w:t>
       </w:r>
     </w:p>
@@ -10672,6 +10691,84 @@
           <w:szCs w:val="20"/>
         </w:rPr>
         <w:t xml:space="preserve">Leave this flow out entirely and the button still works: it capitalises sentences and adds full stops locally, and says so, so nobody mistakes tidied notes for a rewrite.</w:t>
+      </w:r>
+    </w:p>
+    <w:p>
+      <w:pPr>
+        <w:pBdr>
+          <w:bottom w:val="single" w:color="C9C2B4" w:sz="6" w:space="1"/>
+        </w:pBdr>
+        <w:spacing w:after="200" w:before="200"/>
+      </w:pPr>
+    </w:p>
+    <w:p>
+      <w:pPr>
+        <w:pStyle w:val="Heading1"/>
+        <w:spacing w:after="140" w:before="320"/>
+      </w:pPr>
+      <w:r>
+        <w:rPr>
+          <w:rFonts w:ascii="Arial" w:cs="Arial" w:eastAsia="Arial" w:hAnsi="Arial"/>
+          <w:b/>
+          <w:bCs/>
+          <w:color w:val="2A4258"/>
+          <w:sz w:val="30"/>
+          <w:szCs w:val="30"/>
+        </w:rPr>
+        <w:t xml:space="preserve">Flow 7 · Get agreed rates (optional)</w:t>
+      </w:r>
+    </w:p>
+    <w:p>
+      <w:pPr>
+        <w:spacing w:after="160" w:line="276"/>
+      </w:pPr>
+      <w:r>
+        <w:rPr>
+          <w:rFonts w:ascii="Arial" w:cs="Arial" w:eastAsia="Arial" w:hAnsi="Arial"/>
+          <w:color w:val="1C2B3A"/>
+          <w:sz w:val="20"/>
+          <w:szCs w:val="20"/>
+        </w:rPr>
+        <w:t xml:space="preserve">Fetches the Excel file the project register's </w:t>
+      </w:r>
+      <w:r>
+        <w:rPr>
+          <w:rFonts w:ascii="Consolas" w:cs="Consolas" w:eastAsia="Consolas" w:hAnsi="Consolas"/>
+          <w:color w:val="2A4258"/>
+          <w:sz w:val="18"/>
+          <w:szCs w:val="18"/>
+          <w:shd w:fill="F2F0EA" w:val="clear"/>
+        </w:rPr>
+        <w:t xml:space="preserve">RatesFile</w:t>
+      </w:r>
+      <w:r>
+        <w:rPr>
+          <w:rFonts w:ascii="Arial" w:cs="Arial" w:eastAsia="Arial" w:hAnsi="Arial"/>
+          <w:color w:val="1C2B3A"/>
+          <w:sz w:val="20"/>
+          <w:szCs w:val="20"/>
+        </w:rPr>
+        <w:t xml:space="preserve"> column names, so a project prices its variations at its own agreed rates. The whole recipe is in </w:t>
+      </w:r>
+      <w:r>
+        <w:rPr>
+          <w:rFonts w:ascii="Arial" w:cs="Arial" w:eastAsia="Arial" w:hAnsi="Arial"/>
+          <w:b/>
+          <w:bCs/>
+          <w:color w:val="1C2B3A"/>
+          <w:sz w:val="20"/>
+          <w:szCs w:val="20"/>
+        </w:rPr>
+        <w:t xml:space="preserve">11 - Agreed Schedules of Rates.docx</w:t>
+      </w:r>
+      <w:r>
+        <w:rPr>
+          <w:rFonts w:ascii="Arial" w:cs="Arial" w:eastAsia="Arial" w:hAnsi="Arial"/>
+          <w:color w:val="1C2B3A"/>
+          <w:sz w:val="20"/>
+          <w:szCs w:val="20"/>
+        </w:rPr>
+        <w:t xml:space="preserve">.</w:t>
       </w:r>
     </w:p>
     <w:p>

--- a/docs/word/3 - Building the Flows.docx
+++ b/docs/word/3 - Building the Flows.docx
@@ -9411,6 +9411,56 @@
           <w:sz w:val="20"/>
           <w:szCs w:val="20"/>
         </w:rPr>
+        <w:t xml:space="preserve">Variation file (optional).</w:t>
+      </w:r>
+      <w:r>
+        <w:rPr>
+          <w:rFonts w:ascii="Arial" w:cs="Arial" w:eastAsia="Arial" w:hAnsi="Arial"/>
+          <w:color w:val="1C2B3A"/>
+          <w:sz w:val="20"/>
+          <w:szCs w:val="20"/>
+        </w:rPr>
+        <w:t xml:space="preserve"> To keep each variation's file — attachments and all — on its row, add the four steps in </w:t>
+      </w:r>
+      <w:r>
+        <w:rPr>
+          <w:rFonts w:ascii="Arial" w:cs="Arial" w:eastAsia="Arial" w:hAnsi="Arial"/>
+          <w:b/>
+          <w:bCs/>
+          <w:color w:val="1C2B3A"/>
+          <w:sz w:val="20"/>
+          <w:szCs w:val="20"/>
+        </w:rPr>
+        <w:t xml:space="preserve">9 - Saving and Reopening Variation Files.docx</w:t>
+      </w:r>
+      <w:r>
+        <w:rPr>
+          <w:rFonts w:ascii="Arial" w:cs="Arial" w:eastAsia="Arial" w:hAnsi="Arial"/>
+          <w:color w:val="1C2B3A"/>
+          <w:sz w:val="20"/>
+          <w:szCs w:val="20"/>
+        </w:rPr>
+        <w:t xml:space="preserve"> here, and turn on attachments for the list.</w:t>
+      </w:r>
+    </w:p>
+    <w:p>
+      <w:pPr>
+        <w:pStyle w:val="ListParagraph"/>
+        <w:numPr>
+          <w:ilvl w:val="0"/>
+          <w:numId w:val="3"/>
+        </w:numPr>
+        <w:spacing w:after="80"/>
+      </w:pPr>
+      <w:r>
+        <w:rPr>
+          <w:rFonts w:ascii="Arial" w:cs="Arial" w:eastAsia="Arial" w:hAnsi="Arial"/>
+          <w:b/>
+          <w:bCs/>
+          <w:color w:val="1C2B3A"/>
+          <w:sz w:val="20"/>
+          <w:szCs w:val="20"/>
+        </w:rPr>
         <w:t xml:space="preserve">Response</w:t>
       </w:r>
       <w:r>
@@ -10807,7 +10857,7 @@
           <w:sz w:val="20"/>
           <w:szCs w:val="20"/>
         </w:rPr>
-        <w:t xml:space="preserve">Reads a saved variation file back out of the project folder, so a variation reopens with its attachments. Saving one needs no flow of its own. The whole recipe is in </w:t>
+        <w:t xml:space="preserve">Reads a variation's file back off its row in the variation log, so a variation reopens with its attachments. Saving one is part of flow 5. The whole recipe is in </w:t>
       </w:r>
       <w:r>
         <w:rPr>
@@ -11070,7 +11120,46 @@
           <w:sz w:val="20"/>
           <w:szCs w:val="20"/>
         </w:rPr>
-        <w:t xml:space="preserve"> (the whole form as JSON).</w:t>
+        <w:t xml:space="preserve"> (the whole form as JSON) — and, on a push that carries it, </w:t>
+      </w:r>
+      <w:r>
+        <w:rPr>
+          <w:rFonts w:ascii="Consolas" w:cs="Consolas" w:eastAsia="Consolas" w:hAnsi="Consolas"/>
+          <w:color w:val="2A4258"/>
+          <w:sz w:val="18"/>
+          <w:szCs w:val="18"/>
+          <w:shd w:fill="F2F0EA" w:val="clear"/>
+        </w:rPr>
+        <w:t xml:space="preserve">attachment: { fileName, contentBase64 }</w:t>
+      </w:r>
+      <w:r>
+        <w:rPr>
+          <w:rFonts w:ascii="Arial" w:cs="Arial" w:eastAsia="Arial" w:hAnsi="Arial"/>
+          <w:color w:val="1C2B3A"/>
+          <w:sz w:val="20"/>
+          <w:szCs w:val="20"/>
+        </w:rPr>
+        <w:t xml:space="preserve">, the variation file for the row (see </w:t>
+      </w:r>
+      <w:r>
+        <w:rPr>
+          <w:rFonts w:ascii="Arial" w:cs="Arial" w:eastAsia="Arial" w:hAnsi="Arial"/>
+          <w:b/>
+          <w:bCs/>
+          <w:color w:val="1C2B3A"/>
+          <w:sz w:val="20"/>
+          <w:szCs w:val="20"/>
+        </w:rPr>
+        <w:t xml:space="preserve">9 - Saving and Reopening Variation Files.docx</w:t>
+      </w:r>
+      <w:r>
+        <w:rPr>
+          <w:rFonts w:ascii="Arial" w:cs="Arial" w:eastAsia="Arial" w:hAnsi="Arial"/>
+          <w:color w:val="1C2B3A"/>
+          <w:sz w:val="20"/>
+          <w:szCs w:val="20"/>
+        </w:rPr>
+        <w:t xml:space="preserve">).</w:t>
       </w:r>
     </w:p>
     <w:p>
@@ -12271,54 +12360,6 @@
               </w:rPr>
               <w:t xml:space="preserve">pdf</w:t>
             </w:r>
-            <w:r>
-              <w:rPr>
-                <w:rFonts w:ascii="Arial" w:cs="Arial" w:eastAsia="Arial" w:hAnsi="Arial"/>
-                <w:color w:val="1C2B3A"/>
-                <w:sz w:val="18"/>
-                <w:szCs w:val="18"/>
-              </w:rPr>
-              <w:t xml:space="preserve">, or </w:t>
-            </w:r>
-            <w:r>
-              <w:rPr>
-                <w:rFonts w:ascii="Consolas" w:cs="Consolas" w:eastAsia="Consolas" w:hAnsi="Consolas"/>
-                <w:color w:val="2A4258"/>
-                <w:sz w:val="16"/>
-                <w:szCs w:val="16"/>
-                <w:shd w:fill="F2F0EA" w:val="clear"/>
-              </w:rPr>
-              <w:t xml:space="preserve">variation-file</w:t>
-            </w:r>
-            <w:r>
-              <w:rPr>
-                <w:rFonts w:ascii="Arial" w:cs="Arial" w:eastAsia="Arial" w:hAnsi="Arial"/>
-                <w:color w:val="1C2B3A"/>
-                <w:sz w:val="18"/>
-                <w:szCs w:val="18"/>
-              </w:rPr>
-              <w:t xml:space="preserve"> when it is the variation file (see </w:t>
-            </w:r>
-            <w:r>
-              <w:rPr>
-                <w:rFonts w:ascii="Arial" w:cs="Arial" w:eastAsia="Arial" w:hAnsi="Arial"/>
-                <w:b/>
-                <w:bCs/>
-                <w:color w:val="1C2B3A"/>
-                <w:sz w:val="18"/>
-                <w:szCs w:val="18"/>
-              </w:rPr>
-              <w:t xml:space="preserve">9 - Saving and Reopening Variation Files.docx</w:t>
-            </w:r>
-            <w:r>
-              <w:rPr>
-                <w:rFonts w:ascii="Arial" w:cs="Arial" w:eastAsia="Arial" w:hAnsi="Arial"/>
-                <w:color w:val="1C2B3A"/>
-                <w:sz w:val="18"/>
-                <w:szCs w:val="18"/>
-              </w:rPr>
-              <w:t xml:space="preserve">)</w:t>
-            </w:r>
           </w:p>
         </w:tc>
       </w:tr>
@@ -12624,25 +12665,6 @@
           <w:sz w:val="20"/>
           <w:szCs w:val="20"/>
         </w:rPr>
-        <w:t xml:space="preserve"> or </w:t>
-      </w:r>
-      <w:r>
-        <w:rPr>
-          <w:rFonts w:ascii="Consolas" w:cs="Consolas" w:eastAsia="Consolas" w:hAnsi="Consolas"/>
-          <w:color w:val="2A4258"/>
-          <w:sz w:val="18"/>
-          <w:szCs w:val="18"/>
-          <w:shd w:fill="F2F0EA" w:val="clear"/>
-        </w:rPr>
-        <w:t xml:space="preserve">Variation File.json</w:t>
-      </w:r>
-      <w:r>
-        <w:rPr>
-          <w:rFonts w:ascii="Arial" w:cs="Arial" w:eastAsia="Arial" w:hAnsi="Arial"/>
-          <w:color w:val="1C2B3A"/>
-          <w:sz w:val="20"/>
-          <w:szCs w:val="20"/>
-        </w:rPr>
         <w:t xml:space="preserve">, or </w:t>
       </w:r>
       <w:r>
@@ -12681,27 +12703,7 @@
           <w:sz w:val="20"/>
           <w:szCs w:val="20"/>
         </w:rPr>
-        <w:t xml:space="preserve"> and stop. It costs one action and closes off writing arbitrary files into the library. (The variation file goes through flow 2 too — see </w:t>
-      </w:r>
-      <w:r>
-        <w:rPr>
-          <w:rFonts w:ascii="Arial" w:cs="Arial" w:eastAsia="Arial" w:hAnsi="Arial"/>
-          <w:b/>
-          <w:bCs/>
-          <w:color w:val="1C2B3A"/>
-          <w:sz w:val="20"/>
-          <w:szCs w:val="20"/>
-        </w:rPr>
-        <w:t xml:space="preserve">9 - Saving and Reopening Variation Files.docx</w:t>
-      </w:r>
-      <w:r>
-        <w:rPr>
-          <w:rFonts w:ascii="Arial" w:cs="Arial" w:eastAsia="Arial" w:hAnsi="Arial"/>
-          <w:color w:val="1C2B3A"/>
-          <w:sz w:val="20"/>
-          <w:szCs w:val="20"/>
-        </w:rPr>
-        <w:t xml:space="preserve">.)</w:t>
+        <w:t xml:space="preserve"> and stop. It costs one action and closes off writing arbitrary files into the library. (The variation file no longer goes through flow 2 — it is attached to the log row by flow 5.)</w:t>
       </w:r>
     </w:p>
     <w:p>

--- a/docs/word/3 - Building the Flows.docx
+++ b/docs/word/3 - Building the Flows.docx
@@ -3151,6 +3151,25 @@
           <w:sz w:val="17"/>
           <w:szCs w:val="17"/>
         </w:rPr>
+        <w:t xml:space="preserve">  "projectNumber": "@{item()?['ProjectNumber']}",</w:t>
+      </w:r>
+    </w:p>
+    <w:p>
+      <w:pPr>
+        <w:pBdr>
+          <w:left w:val="single" w:color="4C5C6D" w:sz="12" w:space="8"/>
+        </w:pBdr>
+        <w:shd w:fill="F2F0EA" w:val="clear"/>
+        <w:spacing w:after="0" w:before="0"/>
+        <w:ind w:left="220" w:right="220"/>
+      </w:pPr>
+      <w:r>
+        <w:rPr>
+          <w:rFonts w:ascii="Consolas" w:cs="Consolas" w:eastAsia="Consolas" w:hAnsi="Consolas"/>
+          <w:color w:val="1C2B3A"/>
+          <w:sz w:val="17"/>
+          <w:szCs w:val="17"/>
+        </w:rPr>
         <w:t xml:space="preserve">  "state": "@{item()?['State']?['Value']}",</w:t>
       </w:r>
     </w:p>
@@ -9048,6 +9067,44 @@
           <w:szCs w:val="20"/>
         </w:rPr>
         <w:t xml:space="preserve">),    </w:t>
+      </w:r>
+      <w:r>
+        <w:rPr>
+          <w:rFonts w:ascii="Consolas" w:cs="Consolas" w:eastAsia="Consolas" w:hAnsi="Consolas"/>
+          <w:color w:val="2A4258"/>
+          <w:sz w:val="18"/>
+          <w:szCs w:val="18"/>
+          <w:shd w:fill="F2F0EA" w:val="clear"/>
+        </w:rPr>
+        <w:t xml:space="preserve">ProjectNumber</w:t>
+      </w:r>
+      <w:r>
+        <w:rPr>
+          <w:rFonts w:ascii="Arial" w:cs="Arial" w:eastAsia="Arial" w:hAnsi="Arial"/>
+          <w:color w:val="1C2B3A"/>
+          <w:sz w:val="20"/>
+          <w:szCs w:val="20"/>
+        </w:rPr>
+        <w:t xml:space="preserve"> (from </w:t>
+      </w:r>
+      <w:r>
+        <w:rPr>
+          <w:rFonts w:ascii="Consolas" w:cs="Consolas" w:eastAsia="Consolas" w:hAnsi="Consolas"/>
+          <w:color w:val="2A4258"/>
+          <w:sz w:val="18"/>
+          <w:szCs w:val="18"/>
+          <w:shd w:fill="F2F0EA" w:val="clear"/>
+        </w:rPr>
+        <w:t xml:space="preserve">projectNumber</w:t>
+      </w:r>
+      <w:r>
+        <w:rPr>
+          <w:rFonts w:ascii="Arial" w:cs="Arial" w:eastAsia="Arial" w:hAnsi="Arial"/>
+          <w:color w:val="1C2B3A"/>
+          <w:sz w:val="20"/>
+          <w:szCs w:val="20"/>
+        </w:rPr>
+        <w:t xml:space="preserve">, optional — add the column if you want it in the log),    </w:t>
       </w:r>
       <w:r>
         <w:rPr>

--- a/docs/word/3 - Building the Flows.docx
+++ b/docs/word/3 - Building the Flows.docx
@@ -6130,6 +6130,25 @@
           <w:sz w:val="20"/>
           <w:szCs w:val="20"/>
         </w:rPr>
+        <w:t xml:space="preserve">, </w:t>
+      </w:r>
+      <w:r>
+        <w:rPr>
+          <w:rFonts w:ascii="Consolas" w:cs="Consolas" w:eastAsia="Consolas" w:hAnsi="Consolas"/>
+          <w:color w:val="2A4258"/>
+          <w:sz w:val="18"/>
+          <w:szCs w:val="18"/>
+          <w:shd w:fill="F2F0EA" w:val="clear"/>
+        </w:rPr>
+        <w:t xml:space="preserve">DaySheetsText</w:t>
+      </w:r>
+      <w:r>
+        <w:rPr>
+          <w:rFonts w:ascii="Arial" w:cs="Arial" w:eastAsia="Arial" w:hAnsi="Arial"/>
+          <w:color w:val="1C2B3A"/>
+          <w:sz w:val="20"/>
+          <w:szCs w:val="20"/>
+        </w:rPr>
         <w:t xml:space="preserve"> and above all </w:t>
       </w:r>
       <w:r>
@@ -9285,6 +9304,64 @@
           <w:szCs w:val="18"/>
           <w:shd w:fill="F2F0EA" w:val="clear"/>
         </w:rPr>
+        <w:t xml:space="preserve">DaySheetsText</w:t>
+      </w:r>
+      <w:r>
+        <w:rPr>
+          <w:rFonts w:ascii="Arial" w:cs="Arial" w:eastAsia="Arial" w:hAnsi="Arial"/>
+          <w:color w:val="1C2B3A"/>
+          <w:sz w:val="20"/>
+          <w:szCs w:val="20"/>
+        </w:rPr>
+        <w:t xml:space="preserve"> (from </w:t>
+      </w:r>
+      <w:r>
+        <w:rPr>
+          <w:rFonts w:ascii="Consolas" w:cs="Consolas" w:eastAsia="Consolas" w:hAnsi="Consolas"/>
+          <w:color w:val="2A4258"/>
+          <w:sz w:val="18"/>
+          <w:szCs w:val="18"/>
+          <w:shd w:fill="F2F0EA" w:val="clear"/>
+        </w:rPr>
+        <w:t xml:space="preserve">daySheetsText</w:t>
+      </w:r>
+      <w:r>
+        <w:rPr>
+          <w:rFonts w:ascii="Arial" w:cs="Arial" w:eastAsia="Arial" w:hAnsi="Arial"/>
+          <w:color w:val="1C2B3A"/>
+          <w:sz w:val="20"/>
+          <w:szCs w:val="20"/>
+        </w:rPr>
+        <w:t xml:space="preserve"> — see </w:t>
+      </w:r>
+      <w:r>
+        <w:rPr>
+          <w:rFonts w:ascii="Arial" w:cs="Arial" w:eastAsia="Arial" w:hAnsi="Arial"/>
+          <w:i/>
+          <w:iCs/>
+          <w:color w:val="1C2B3A"/>
+          <w:sz w:val="20"/>
+          <w:szCs w:val="20"/>
+        </w:rPr>
+        <w:t xml:space="preserve">Day sheets</w:t>
+      </w:r>
+      <w:r>
+        <w:rPr>
+          <w:rFonts w:ascii="Arial" w:cs="Arial" w:eastAsia="Arial" w:hAnsi="Arial"/>
+          <w:color w:val="1C2B3A"/>
+          <w:sz w:val="20"/>
+          <w:szCs w:val="20"/>
+        </w:rPr>
+        <w:t xml:space="preserve"> below),    </w:t>
+      </w:r>
+      <w:r>
+        <w:rPr>
+          <w:rFonts w:ascii="Consolas" w:cs="Consolas" w:eastAsia="Consolas" w:hAnsi="Consolas"/>
+          <w:color w:val="2A4258"/>
+          <w:sz w:val="18"/>
+          <w:szCs w:val="18"/>
+          <w:shd w:fill="F2F0EA" w:val="clear"/>
+        </w:rPr>
         <w:t xml:space="preserve">FolderPath</w:t>
       </w:r>
       <w:r>
@@ -9690,6 +9767,471 @@
           <w:szCs w:val="20"/>
         </w:rPr>
         <w:t xml:space="preserve"> the reference together is what keeps the log honest: re-issuing VAR-101 updates its row rather than adding a second one, and VAR-101 on another job stays a separate variation. Turn on versioning for the list (List settings → Versioning settings) and you get the full edit history behind each row without the register itself filling up with duplicates.</w:t>
+      </w:r>
+    </w:p>
+    <w:p>
+      <w:pPr>
+        <w:pStyle w:val="Heading2"/>
+        <w:spacing w:after="140" w:before="320"/>
+      </w:pPr>
+      <w:r>
+        <w:rPr>
+          <w:rFonts w:ascii="Arial" w:cs="Arial" w:eastAsia="Arial" w:hAnsi="Arial"/>
+          <w:b/>
+          <w:bCs/>
+          <w:color w:val="2A4258"/>
+          <w:sz w:val="24"/>
+          <w:szCs w:val="24"/>
+        </w:rPr>
+        <w:t xml:space="preserve">Day sheets</w:t>
+      </w:r>
+    </w:p>
+    <w:p>
+      <w:pPr>
+        <w:spacing w:after="160" w:line="276"/>
+      </w:pPr>
+      <w:r>
+        <w:rPr>
+          <w:rFonts w:ascii="Arial" w:cs="Arial" w:eastAsia="Arial" w:hAnsi="Arial"/>
+          <w:color w:val="1C2B3A"/>
+          <w:sz w:val="20"/>
+          <w:szCs w:val="20"/>
+        </w:rPr>
+        <w:t xml:space="preserve">The cover sheet's </w:t>
+      </w:r>
+      <w:r>
+        <w:rPr>
+          <w:rFonts w:ascii="Arial" w:cs="Arial" w:eastAsia="Arial" w:hAnsi="Arial"/>
+          <w:b/>
+          <w:bCs/>
+          <w:color w:val="1C2B3A"/>
+          <w:sz w:val="20"/>
+          <w:szCs w:val="20"/>
+        </w:rPr>
+        <w:t xml:space="preserve">Day sheet reference</w:t>
+      </w:r>
+      <w:r>
+        <w:rPr>
+          <w:rFonts w:ascii="Arial" w:cs="Arial" w:eastAsia="Arial" w:hAnsi="Arial"/>
+          <w:color w:val="1C2B3A"/>
+          <w:sz w:val="20"/>
+          <w:szCs w:val="20"/>
+        </w:rPr>
+        <w:t xml:space="preserve"> table (Day Sheet No., Description, Approved By) is saved with every variation in </w:t>
+      </w:r>
+      <w:r>
+        <w:rPr>
+          <w:rFonts w:ascii="Consolas" w:cs="Consolas" w:eastAsia="Consolas" w:hAnsi="Consolas"/>
+          <w:color w:val="2A4258"/>
+          <w:sz w:val="18"/>
+          <w:szCs w:val="18"/>
+          <w:shd w:fill="F2F0EA" w:val="clear"/>
+        </w:rPr>
+        <w:t xml:space="preserve">Payload</w:t>
+      </w:r>
+      <w:r>
+        <w:rPr>
+          <w:rFonts w:ascii="Arial" w:cs="Arial" w:eastAsia="Arial" w:hAnsi="Arial"/>
+          <w:color w:val="1C2B3A"/>
+          <w:sz w:val="20"/>
+          <w:szCs w:val="20"/>
+        </w:rPr>
+        <w:t xml:space="preserve">, so it always comes back when a variation is reopened. To see it in the list as well:</w:t>
+      </w:r>
+    </w:p>
+    <w:p>
+      <w:pPr>
+        <w:pStyle w:val="ListParagraph"/>
+        <w:numPr>
+          <w:ilvl w:val="0"/>
+          <w:numId w:val="3"/>
+        </w:numPr>
+        <w:spacing w:after="80"/>
+      </w:pPr>
+      <w:r>
+        <w:rPr>
+          <w:rFonts w:ascii="Arial" w:cs="Arial" w:eastAsia="Arial" w:hAnsi="Arial"/>
+          <w:color w:val="1C2B3A"/>
+          <w:sz w:val="20"/>
+          <w:szCs w:val="20"/>
+        </w:rPr>
+        <w:t xml:space="preserve">In the variation log, add a column </w:t>
+      </w:r>
+      <w:r>
+        <w:rPr>
+          <w:rFonts w:ascii="Consolas" w:cs="Consolas" w:eastAsia="Consolas" w:hAnsi="Consolas"/>
+          <w:b/>
+          <w:bCs/>
+          <w:color w:val="2A4258"/>
+          <w:sz w:val="18"/>
+          <w:szCs w:val="18"/>
+          <w:shd w:fill="F2F0EA" w:val="clear"/>
+        </w:rPr>
+        <w:t xml:space="preserve">DaySheetsText</w:t>
+      </w:r>
+      <w:r>
+        <w:rPr>
+          <w:rFonts w:ascii="Arial" w:cs="Arial" w:eastAsia="Arial" w:hAnsi="Arial"/>
+          <w:color w:val="1C2B3A"/>
+          <w:sz w:val="20"/>
+          <w:szCs w:val="20"/>
+        </w:rPr>
+        <w:t xml:space="preserve">: </w:t>
+      </w:r>
+      <w:r>
+        <w:rPr>
+          <w:rFonts w:ascii="Arial" w:cs="Arial" w:eastAsia="Arial" w:hAnsi="Arial"/>
+          <w:b/>
+          <w:bCs/>
+          <w:color w:val="1C2B3A"/>
+          <w:sz w:val="20"/>
+          <w:szCs w:val="20"/>
+        </w:rPr>
+        <w:t xml:space="preserve">Multiple lines of text</w:t>
+      </w:r>
+      <w:r>
+        <w:rPr>
+          <w:rFonts w:ascii="Arial" w:cs="Arial" w:eastAsia="Arial" w:hAnsi="Arial"/>
+          <w:color w:val="1C2B3A"/>
+          <w:sz w:val="20"/>
+          <w:szCs w:val="20"/>
+        </w:rPr>
+        <w:t xml:space="preserve">, plain text (enhanced rich text </w:t>
+      </w:r>
+      <w:r>
+        <w:rPr>
+          <w:rFonts w:ascii="Arial" w:cs="Arial" w:eastAsia="Arial" w:hAnsi="Arial"/>
+          <w:b/>
+          <w:bCs/>
+          <w:color w:val="1C2B3A"/>
+          <w:sz w:val="20"/>
+          <w:szCs w:val="20"/>
+        </w:rPr>
+        <w:t xml:space="preserve">off</w:t>
+      </w:r>
+      <w:r>
+        <w:rPr>
+          <w:rFonts w:ascii="Arial" w:cs="Arial" w:eastAsia="Arial" w:hAnsi="Arial"/>
+          <w:color w:val="1C2B3A"/>
+          <w:sz w:val="20"/>
+          <w:szCs w:val="20"/>
+        </w:rPr>
+        <w:t xml:space="preserve">). One line per day sheet, e.g. </w:t>
+      </w:r>
+      <w:r>
+        <w:rPr>
+          <w:rFonts w:ascii="Consolas" w:cs="Consolas" w:eastAsia="Consolas" w:hAnsi="Consolas"/>
+          <w:color w:val="2A4258"/>
+          <w:sz w:val="18"/>
+          <w:szCs w:val="18"/>
+          <w:shd w:fill="F2F0EA" w:val="clear"/>
+        </w:rPr>
+        <w:t xml:space="preserve">DS-014  After-hours crew, sewer relocation  approved by Glen O'Connor</w:t>
+      </w:r>
+      <w:r>
+        <w:rPr>
+          <w:rFonts w:ascii="Arial" w:cs="Arial" w:eastAsia="Arial" w:hAnsi="Arial"/>
+          <w:color w:val="1C2B3A"/>
+          <w:sz w:val="20"/>
+          <w:szCs w:val="20"/>
+        </w:rPr>
+        <w:t xml:space="preserve">.</w:t>
+      </w:r>
+    </w:p>
+    <w:p>
+      <w:pPr>
+        <w:pStyle w:val="ListParagraph"/>
+        <w:numPr>
+          <w:ilvl w:val="0"/>
+          <w:numId w:val="3"/>
+        </w:numPr>
+        <w:spacing w:after="80"/>
+      </w:pPr>
+      <w:r>
+        <w:rPr>
+          <w:rFonts w:ascii="Arial" w:cs="Arial" w:eastAsia="Arial" w:hAnsi="Arial"/>
+          <w:color w:val="1C2B3A"/>
+          <w:sz w:val="20"/>
+          <w:szCs w:val="20"/>
+        </w:rPr>
+        <w:t xml:space="preserve">In flow 5, open </w:t>
+      </w:r>
+      <w:r>
+        <w:rPr>
+          <w:rFonts w:ascii="Arial" w:cs="Arial" w:eastAsia="Arial" w:hAnsi="Arial"/>
+          <w:b/>
+          <w:bCs/>
+          <w:color w:val="1C2B3A"/>
+          <w:sz w:val="20"/>
+          <w:szCs w:val="20"/>
+        </w:rPr>
+        <w:t xml:space="preserve">Create item</w:t>
+      </w:r>
+      <w:r>
+        <w:rPr>
+          <w:rFonts w:ascii="Arial" w:cs="Arial" w:eastAsia="Arial" w:hAnsi="Arial"/>
+          <w:color w:val="1C2B3A"/>
+          <w:sz w:val="20"/>
+          <w:szCs w:val="20"/>
+        </w:rPr>
+        <w:t xml:space="preserve"> and </w:t>
+      </w:r>
+      <w:r>
+        <w:rPr>
+          <w:rFonts w:ascii="Arial" w:cs="Arial" w:eastAsia="Arial" w:hAnsi="Arial"/>
+          <w:b/>
+          <w:bCs/>
+          <w:color w:val="1C2B3A"/>
+          <w:sz w:val="20"/>
+          <w:szCs w:val="20"/>
+        </w:rPr>
+        <w:t xml:space="preserve">Update item</w:t>
+      </w:r>
+      <w:r>
+        <w:rPr>
+          <w:rFonts w:ascii="Arial" w:cs="Arial" w:eastAsia="Arial" w:hAnsi="Arial"/>
+          <w:color w:val="1C2B3A"/>
+          <w:sz w:val="20"/>
+          <w:szCs w:val="20"/>
+        </w:rPr>
+        <w:t xml:space="preserve">, re-select the list so the new column appears, and set </w:t>
+      </w:r>
+      <w:r>
+        <w:rPr>
+          <w:rFonts w:ascii="Arial" w:cs="Arial" w:eastAsia="Arial" w:hAnsi="Arial"/>
+          <w:b/>
+          <w:bCs/>
+          <w:color w:val="1C2B3A"/>
+          <w:sz w:val="20"/>
+          <w:szCs w:val="20"/>
+        </w:rPr>
+        <w:t xml:space="preserve">DaySheetsText</w:t>
+      </w:r>
+      <w:r>
+        <w:rPr>
+          <w:rFonts w:ascii="Arial" w:cs="Arial" w:eastAsia="Arial" w:hAnsi="Arial"/>
+          <w:color w:val="1C2B3A"/>
+          <w:sz w:val="20"/>
+          <w:szCs w:val="20"/>
+        </w:rPr>
+        <w:t xml:space="preserve"> through </w:t>
+      </w:r>
+      <w:r>
+        <w:rPr>
+          <w:rFonts w:ascii="Arial" w:cs="Arial" w:eastAsia="Arial" w:hAnsi="Arial"/>
+          <w:b/>
+          <w:bCs/>
+          <w:color w:val="1C2B3A"/>
+          <w:sz w:val="20"/>
+          <w:szCs w:val="20"/>
+        </w:rPr>
+        <w:t xml:space="preserve">fx</w:t>
+      </w:r>
+      <w:r>
+        <w:rPr>
+          <w:rFonts w:ascii="Arial" w:cs="Arial" w:eastAsia="Arial" w:hAnsi="Arial"/>
+          <w:color w:val="1C2B3A"/>
+          <w:sz w:val="20"/>
+          <w:szCs w:val="20"/>
+        </w:rPr>
+        <w:t xml:space="preserve"> (no </w:t>
+      </w:r>
+      <w:r>
+        <w:rPr>
+          <w:rFonts w:ascii="Consolas" w:cs="Consolas" w:eastAsia="Consolas" w:hAnsi="Consolas"/>
+          <w:color w:val="2A4258"/>
+          <w:sz w:val="18"/>
+          <w:szCs w:val="18"/>
+          <w:shd w:fill="F2F0EA" w:val="clear"/>
+        </w:rPr>
+        <w:t xml:space="preserve">@</w:t>
+      </w:r>
+      <w:r>
+        <w:rPr>
+          <w:rFonts w:ascii="Arial" w:cs="Arial" w:eastAsia="Arial" w:hAnsi="Arial"/>
+          <w:color w:val="1C2B3A"/>
+          <w:sz w:val="20"/>
+          <w:szCs w:val="20"/>
+        </w:rPr>
+        <w:t xml:space="preserve">, nothing typed before it):</w:t>
+      </w:r>
+    </w:p>
+    <w:p>
+      <w:pPr>
+        <w:pBdr>
+          <w:left w:val="single" w:color="4C5C6D" w:sz="12" w:space="8"/>
+        </w:pBdr>
+        <w:shd w:fill="F2F0EA" w:val="clear"/>
+        <w:spacing w:after="160" w:before="120"/>
+        <w:ind w:left="220" w:right="220"/>
+      </w:pPr>
+      <w:r>
+        <w:rPr>
+          <w:rFonts w:ascii="Consolas" w:cs="Consolas" w:eastAsia="Consolas" w:hAnsi="Consolas"/>
+          <w:color w:val="1C2B3A"/>
+          <w:sz w:val="17"/>
+          <w:szCs w:val="17"/>
+        </w:rPr>
+        <w:t xml:space="preserve">outputs('Incoming')?['daySheetsText']</w:t>
+      </w:r>
+    </w:p>
+    <w:p>
+      <w:pPr>
+        <w:pStyle w:val="ListParagraph"/>
+        <w:numPr>
+          <w:ilvl w:val="0"/>
+          <w:numId w:val="3"/>
+        </w:numPr>
+        <w:spacing w:after="80"/>
+      </w:pPr>
+      <w:r>
+        <w:rPr>
+          <w:rFonts w:ascii="Arial" w:cs="Arial" w:eastAsia="Arial" w:hAnsi="Arial"/>
+          <w:b/>
+          <w:bCs/>
+          <w:color w:val="1C2B3A"/>
+          <w:sz w:val="20"/>
+          <w:szCs w:val="20"/>
+        </w:rPr>
+        <w:t xml:space="preserve">Save</w:t>
+      </w:r>
+      <w:r>
+        <w:rPr>
+          <w:rFonts w:ascii="Arial" w:cs="Arial" w:eastAsia="Arial" w:hAnsi="Arial"/>
+          <w:color w:val="1C2B3A"/>
+          <w:sz w:val="20"/>
+          <w:szCs w:val="20"/>
+        </w:rPr>
+        <w:t xml:space="preserve">, then check both steps in </w:t>
+      </w:r>
+      <w:r>
+        <w:rPr>
+          <w:rFonts w:ascii="Arial" w:cs="Arial" w:eastAsia="Arial" w:hAnsi="Arial"/>
+          <w:b/>
+          <w:bCs/>
+          <w:color w:val="1C2B3A"/>
+          <w:sz w:val="20"/>
+          <w:szCs w:val="20"/>
+        </w:rPr>
+        <w:t xml:space="preserve">Code view</w:t>
+      </w:r>
+      <w:r>
+        <w:rPr>
+          <w:rFonts w:ascii="Arial" w:cs="Arial" w:eastAsia="Arial" w:hAnsi="Arial"/>
+          <w:color w:val="1C2B3A"/>
+          <w:sz w:val="20"/>
+          <w:szCs w:val="20"/>
+        </w:rPr>
+        <w:t xml:space="preserve">: the line should read </w:t>
+      </w:r>
+      <w:r>
+        <w:rPr>
+          <w:rFonts w:ascii="Consolas" w:cs="Consolas" w:eastAsia="Consolas" w:hAnsi="Consolas"/>
+          <w:color w:val="2A4258"/>
+          <w:sz w:val="18"/>
+          <w:szCs w:val="18"/>
+          <w:shd w:fill="F2F0EA" w:val="clear"/>
+        </w:rPr>
+        <w:t xml:space="preserve">"item/DaySheetsText": "@outputs('Incoming')?['daySheetsText']"</w:t>
+      </w:r>
+      <w:r>
+        <w:rPr>
+          <w:rFonts w:ascii="Arial" w:cs="Arial" w:eastAsia="Arial" w:hAnsi="Arial"/>
+          <w:color w:val="1C2B3A"/>
+          <w:sz w:val="20"/>
+          <w:szCs w:val="20"/>
+        </w:rPr>
+        <w:t xml:space="preserve">, with no </w:t>
+      </w:r>
+      <w:r>
+        <w:rPr>
+          <w:rFonts w:ascii="Consolas" w:cs="Consolas" w:eastAsia="Consolas" w:hAnsi="Consolas"/>
+          <w:color w:val="2A4258"/>
+          <w:sz w:val="18"/>
+          <w:szCs w:val="18"/>
+          <w:shd w:fill="F2F0EA" w:val="clear"/>
+        </w:rPr>
+        <w:t xml:space="preserve">\t</w:t>
+      </w:r>
+      <w:r>
+        <w:rPr>
+          <w:rFonts w:ascii="Arial" w:cs="Arial" w:eastAsia="Arial" w:hAnsi="Arial"/>
+          <w:color w:val="1C2B3A"/>
+          <w:sz w:val="20"/>
+          <w:szCs w:val="20"/>
+        </w:rPr>
+        <w:t xml:space="preserve"> in front.</w:t>
+      </w:r>
+    </w:p>
+    <w:p>
+      <w:pPr>
+        <w:spacing w:after="160" w:line="276"/>
+      </w:pPr>
+      <w:r>
+        <w:rPr>
+          <w:rFonts w:ascii="Arial" w:cs="Arial" w:eastAsia="Arial" w:hAnsi="Arial"/>
+          <w:color w:val="1C2B3A"/>
+          <w:sz w:val="20"/>
+          <w:szCs w:val="20"/>
+        </w:rPr>
+        <w:t xml:space="preserve">The request also carries </w:t>
+      </w:r>
+      <w:r>
+        <w:rPr>
+          <w:rFonts w:ascii="Consolas" w:cs="Consolas" w:eastAsia="Consolas" w:hAnsi="Consolas"/>
+          <w:color w:val="2A4258"/>
+          <w:sz w:val="18"/>
+          <w:szCs w:val="18"/>
+          <w:shd w:fill="F2F0EA" w:val="clear"/>
+        </w:rPr>
+        <w:t xml:space="preserve">daySheets</w:t>
+      </w:r>
+      <w:r>
+        <w:rPr>
+          <w:rFonts w:ascii="Arial" w:cs="Arial" w:eastAsia="Arial" w:hAnsi="Arial"/>
+          <w:color w:val="1C2B3A"/>
+          <w:sz w:val="20"/>
+          <w:szCs w:val="20"/>
+        </w:rPr>
+        <w:t xml:space="preserve">, the same rows as a list (</w:t>
+      </w:r>
+      <w:r>
+        <w:rPr>
+          <w:rFonts w:ascii="Consolas" w:cs="Consolas" w:eastAsia="Consolas" w:hAnsi="Consolas"/>
+          <w:color w:val="2A4258"/>
+          <w:sz w:val="18"/>
+          <w:szCs w:val="18"/>
+          <w:shd w:fill="F2F0EA" w:val="clear"/>
+        </w:rPr>
+        <w:t xml:space="preserve">[{ "number", "description", "approvedBy" }]</w:t>
+      </w:r>
+      <w:r>
+        <w:rPr>
+          <w:rFonts w:ascii="Arial" w:cs="Arial" w:eastAsia="Arial" w:hAnsi="Arial"/>
+          <w:color w:val="1C2B3A"/>
+          <w:sz w:val="20"/>
+          <w:szCs w:val="20"/>
+        </w:rPr>
+        <w:t xml:space="preserve">), and flow 2 (filing) is sent </w:t>
+      </w:r>
+      <w:r>
+        <w:rPr>
+          <w:rFonts w:ascii="Consolas" w:cs="Consolas" w:eastAsia="Consolas" w:hAnsi="Consolas"/>
+          <w:color w:val="2A4258"/>
+          <w:sz w:val="18"/>
+          <w:szCs w:val="18"/>
+          <w:shd w:fill="F2F0EA" w:val="clear"/>
+        </w:rPr>
+        <w:t xml:space="preserve">daySheets</w:t>
+      </w:r>
+      <w:r>
+        <w:rPr>
+          <w:rFonts w:ascii="Arial" w:cs="Arial" w:eastAsia="Arial" w:hAnsi="Arial"/>
+          <w:color w:val="1C2B3A"/>
+          <w:sz w:val="20"/>
+          <w:szCs w:val="20"/>
+        </w:rPr>
+        <w:t xml:space="preserve"> too, for a flow that wants them one by one.</w:t>
       </w:r>
     </w:p>
     <w:p>
@@ -12305,6 +12847,62 @@
                 <w:shd w:fill="F2F0EA" w:val="clear"/>
               </w:rPr>
               <w:t xml:space="preserve">[{ "number": "H-201", "name": "…", "oldRev": "C", "newRev": "D" }]</w:t>
+            </w:r>
+          </w:p>
+        </w:tc>
+      </w:tr>
+      <w:tr>
+        <w:tc>
+          <w:tcPr>
+            <w:tcW w:type="dxa" w:w="4513"/>
+            <w:shd w:fill="FFFFFF" w:val="clear"/>
+            <w:tcMar>
+              <w:top w:type="dxa" w:w="60"/>
+              <w:left w:type="dxa" w:w="110"/>
+              <w:bottom w:type="dxa" w:w="60"/>
+              <w:right w:type="dxa" w:w="110"/>
+            </w:tcMar>
+          </w:tcPr>
+          <w:p>
+            <w:pPr>
+              <w:spacing w:after="0" w:before="0"/>
+            </w:pPr>
+            <w:r>
+              <w:rPr>
+                <w:rFonts w:ascii="Consolas" w:cs="Consolas" w:eastAsia="Consolas" w:hAnsi="Consolas"/>
+                <w:color w:val="2A4258"/>
+                <w:sz w:val="16"/>
+                <w:szCs w:val="16"/>
+                <w:shd w:fill="F2F0EA" w:val="clear"/>
+              </w:rPr>
+              <w:t xml:space="preserve">daySheets</w:t>
+            </w:r>
+          </w:p>
+        </w:tc>
+        <w:tc>
+          <w:tcPr>
+            <w:tcW w:type="dxa" w:w="4513"/>
+            <w:shd w:fill="FFFFFF" w:val="clear"/>
+            <w:tcMar>
+              <w:top w:type="dxa" w:w="60"/>
+              <w:left w:type="dxa" w:w="110"/>
+              <w:bottom w:type="dxa" w:w="60"/>
+              <w:right w:type="dxa" w:w="110"/>
+            </w:tcMar>
+          </w:tcPr>
+          <w:p>
+            <w:pPr>
+              <w:spacing w:after="0" w:before="0"/>
+            </w:pPr>
+            <w:r>
+              <w:rPr>
+                <w:rFonts w:ascii="Consolas" w:cs="Consolas" w:eastAsia="Consolas" w:hAnsi="Consolas"/>
+                <w:color w:val="2A4258"/>
+                <w:sz w:val="16"/>
+                <w:szCs w:val="16"/>
+                <w:shd w:fill="F2F0EA" w:val="clear"/>
+              </w:rPr>
+              <w:t xml:space="preserve">[{ "number": "DS-014", "description": "…", "approvedBy": "Glen O'Connor" }]</w:t>
             </w:r>
           </w:p>
         </w:tc>
